--- a/term_paper.docx
+++ b/term_paper.docx
@@ -135,7 +135,7 @@
           <w:i w:val="0"/>
           <w:sz w:val="18"/>
         </w:rPr>
-        <w:t>Product backlogs mix feature requests, quality constraints, defects and chores, and few teams label them consistently. Quality requirements tend to surface late, when they are costly to fix. This paper asks whether BERT-family encoders can classify backlog items reliably enough to support refinement. We synthesise 35 sources and propose a two-level framework whose confidence gate sends uncertain items to the Product Owner. In a comparative experiment on PROMISE NFR (625 requirements, 15 projects), we compared TF-IDF baselines with a partially frozen DistilBERT under random 10-fold and project-held-out splits. On the seed-42 random split, DistilBERT matched a linear SVM on functional versus non-functional classification (macro-F1 0.901 vs. 0.916, not significant) and beat it on four frequent quality classes (0.919 vs. 0.832). On unseen projects every score fell; DistilBERT led clearly: 0.751 versus 0.589–0.638 for the baselines on the first task and 0.813 versus 0.696–0.718 on the second, significantly in every seed (McNemar p ≤ 0.017) before multiple-comparison correction, yet it found only 56% of the functional requirements in unseen projects. Published BERT scores on PROMISE reach 0.94–0.99 F1 but rest on one small, dated corpus, often without project-level splits. We conclude that BERT classifiers suit refinement assistance better than autonomous labelling.</w:t>
+        <w:t>Product backlogs mix feature requests, quality constraints, defects and chores, and few teams label them consistently, so quality requirements tend to surface late, when they are costly to fix. This paper asks whether BERT-family encoders can classify backlog items reliably enough to support refinement. We synthesise 35 sources and propose a two-level framework whose calibrated confidence gate sends uncertain items to the Product Owner. On PROMISE NFR (625 requirements, 15 projects) we fully fine-tuned DistilBERT, BERT and RoBERTa and compared them with a TF-IDF support vector machine (SVM) under random and project-held-out splits over three seeds; models trained on all of PROMISE were then tested on 327 industrial requirements from four other projects. On random folds all models tied on functional versus non-functional classification (macro-F1 0.909–0.917). On unseen projects every score fell, but the transformers fell less (0.736–0.806 versus 0.590 for the SVM; project-bootstrap intervals excluded zero in eight of nine runs). On the industrial requirements they led the SVM by 0.070–0.081 macro-F1, but confidence thresholds set on PROMISE met their precision target in only 5 of 8 runs. We conclude that BERT classifiers suit refinement assistance better than autonomous labelling.</w:t>
       </w:r>
     </w:p>
     <w:p>
@@ -169,7 +169,7 @@
           <w:i w:val="0"/>
           <w:sz w:val="18"/>
         </w:rPr>
-        <w:t>requirements classification, BERT, DistilBERT, non-functional requirements, agile, product backlog, user stories, PROMISE NFR</w:t>
+        <w:t>requirements classification, BERT, RoBERTa, non-functional requirements, cross-project evaluation, calibration, agile, product backlog, PROMISE NFR</w:t>
       </w:r>
     </w:p>
     <w:p>
@@ -635,7 +635,7 @@
           <w:i w:val="0"/>
           <w:sz w:val="20"/>
         </w:rPr>
-        <w:t>a small comparative experiment that we ran ourselves on PROMISE NFR, comparing DistilBERT with three TF-IDF baselines on identical random and project-held-out folds over three seeds, with every hyper-parameter and limitation stated and a script that reproduces every number;</w:t>
+        <w:t>a comparative experiment that we ran ourselves: fully fine-tuned DistilBERT, BERT and RoBERTa against a TF-IDF SVM on PROMISE NFR, on identical random and project-held-out folds over three seeds, followed by a test on industrial requirements from four other projects and an analysis of calibration, with every setting stated and saved predictions from which every number can be recomputed;</w:t>
       </w:r>
     </w:p>
     <w:p>
@@ -673,7 +673,7 @@
           <w:i w:val="0"/>
           <w:sz w:val="20"/>
         </w:rPr>
-        <w:t>Table V</w:t>
+        <w:t>Table IV</w:t>
       </w:r>
       <w:r>
         <w:rPr>
@@ -743,7 +743,7 @@
           <w:i w:val="0"/>
           <w:sz w:val="20"/>
         </w:rPr>
-        <w:t xml:space="preserve"> reports our experiment and the literature results separately, </w:t>
+        <w:t xml:space="preserve"> reports our experiments and the literature results separately, </w:t>
       </w:r>
       <w:r>
         <w:rPr>
@@ -911,7 +911,7 @@
           <w:i w:val="0"/>
           <w:sz w:val="20"/>
         </w:rPr>
-        <w:t xml:space="preserve"> relabelled more than 1,500 requirements from PROMISE and seven industrial documents with independent functional and quality aspects. That relabelling matters. It shows that the binary FR/NFR split, which most papers take for granted, forces an annotator to discard information whenever a requirement constrains behaviour and quality at the same time.</w:t>
+        <w:t xml:space="preserve"> relabelled more than 1,500 requirements from PROMISE and seven industrial documents with independent functional and quality aspects. That relabelling is important because it shows that the binary FR/NFR split, which most papers take for granted, forces an annotator to discard information whenever a requirement constrains behaviour and quality at the same time.</w:t>
       </w:r>
     </w:p>
     <w:p>
@@ -1023,7 +1023,7 @@
           <w:i w:val="0"/>
           <w:sz w:val="20"/>
         </w:rPr>
-        <w:t xml:space="preserve">Neural models followed. </w:t>
+        <w:t xml:space="preserve">Subsequent studies moved to neural architectures. </w:t>
       </w:r>
       <w:r>
         <w:rPr>
@@ -1216,61 +1216,25 @@
           <w:i w:val="0"/>
           <w:sz w:val="20"/>
         </w:rPr>
-        <w:t xml:space="preserve">. DistilBERT applies knowledge distillation to obtain a model about 40% smaller and 60% faster that keeps 97% of BERT's language-understanding performance </w:t>
-      </w:r>
-      <w:r>
-        <w:rPr>
-          <w:rFonts w:ascii="Times New Roman" w:hAnsi="Times New Roman" w:eastAsia="Times New Roman"/>
-          <w:b w:val="0"/>
-          <w:i w:val="0"/>
-          <w:sz w:val="20"/>
-        </w:rPr>
-        <w:t>[20]</w:t>
-      </w:r>
-      <w:r>
-        <w:rPr>
-          <w:rFonts w:ascii="Times New Roman" w:hAnsi="Times New Roman" w:eastAsia="Times New Roman"/>
-          <w:b w:val="0"/>
-          <w:i w:val="0"/>
-          <w:sz w:val="20"/>
-        </w:rPr>
-        <w:t xml:space="preserve">, which makes it a realistic choice for a team without GPUs. </w:t>
-      </w:r>
-      <w:r>
-        <w:rPr>
-          <w:rFonts w:ascii="Times New Roman" w:hAnsi="Times New Roman" w:eastAsia="Times New Roman"/>
-          <w:b w:val="0"/>
-          <w:i w:val="0"/>
-          <w:sz w:val="20"/>
-        </w:rPr>
-        <w:t>Sun et al. [21]</w:t>
-      </w:r>
-      <w:r>
-        <w:rPr>
-          <w:rFonts w:ascii="Times New Roman" w:hAnsi="Times New Roman" w:eastAsia="Times New Roman"/>
-          <w:b w:val="0"/>
-          <w:i w:val="0"/>
-          <w:sz w:val="20"/>
-        </w:rPr>
-        <w:t xml:space="preserve"> studied fine-tuning choices such as layer selection, learning rates and further pre-training, and their recommendations inform the settings in </w:t>
-      </w:r>
-      <w:r>
-        <w:rPr>
-          <w:rFonts w:ascii="Times New Roman" w:hAnsi="Times New Roman" w:eastAsia="Times New Roman"/>
-          <w:b w:val="0"/>
-          <w:i w:val="0"/>
-          <w:sz w:val="20"/>
-        </w:rPr>
-        <w:t>Section IV</w:t>
-      </w:r>
-      <w:r>
-        <w:rPr>
-          <w:rFonts w:ascii="Times New Roman" w:hAnsi="Times New Roman" w:eastAsia="Times New Roman"/>
-          <w:b w:val="0"/>
-          <w:i w:val="0"/>
-          <w:sz w:val="20"/>
-        </w:rPr>
-        <w:t>.</w:t>
+        <w:t xml:space="preserve">. </w:t>
+      </w:r>
+      <w:r>
+        <w:rPr>
+          <w:rFonts w:ascii="Times New Roman" w:hAnsi="Times New Roman" w:eastAsia="Times New Roman"/>
+          <w:b w:val="0"/>
+          <w:i w:val="0"/>
+          <w:sz w:val="20"/>
+        </w:rPr>
+        <w:t>Sanh et al. [20]</w:t>
+      </w:r>
+      <w:r>
+        <w:rPr>
+          <w:rFonts w:ascii="Times New Roman" w:hAnsi="Times New Roman" w:eastAsia="Times New Roman"/>
+          <w:b w:val="0"/>
+          <w:i w:val="0"/>
+          <w:sz w:val="20"/>
+        </w:rPr>
+        <w:t xml:space="preserve"> compressed BERT into DistilBERT by knowledge distillation and reported that the student model has 40% fewer parameters, runs inference 60% faster and retains 97% of BERT's performance on the GLUE language-understanding benchmark, which makes it a realistic choice for a team without GPUs.</w:t>
       </w:r>
     </w:p>
     <w:p>
@@ -1338,16 +1302,16 @@
           <w:i w:val="0"/>
           <w:sz w:val="20"/>
         </w:rPr>
-        <w:t xml:space="preserve">Later studies widened the scope. </w:t>
-      </w:r>
-      <w:r>
-        <w:rPr>
-          <w:rFonts w:ascii="Times New Roman" w:hAnsi="Times New Roman" w:eastAsia="Times New Roman"/>
-          <w:b w:val="0"/>
-          <w:i w:val="0"/>
-          <w:sz w:val="20"/>
-        </w:rPr>
-        <w:t>Kici et al. [22]</w:t>
+        <w:t xml:space="preserve">Subsequent studies applied transformer encoders across a wider range of corpora. </w:t>
+      </w:r>
+      <w:r>
+        <w:rPr>
+          <w:rFonts w:ascii="Times New Roman" w:hAnsi="Times New Roman" w:eastAsia="Times New Roman"/>
+          <w:b w:val="0"/>
+          <w:i w:val="0"/>
+          <w:sz w:val="20"/>
+        </w:rPr>
+        <w:t>Kici et al. [21]</w:t>
       </w:r>
       <w:r>
         <w:rPr>
@@ -1365,7 +1329,7 @@
           <w:i w:val="0"/>
           <w:sz w:val="20"/>
         </w:rPr>
-        <w:t>Luo et al. [23]</w:t>
+        <w:t>Luo et al. [22]</w:t>
       </w:r>
       <w:r>
         <w:rPr>
@@ -1383,25 +1347,7 @@
           <w:i w:val="0"/>
           <w:sz w:val="20"/>
         </w:rPr>
-        <w:t>[24]</w:t>
-      </w:r>
-      <w:r>
-        <w:rPr>
-          <w:rFonts w:ascii="Times New Roman" w:hAnsi="Times New Roman" w:eastAsia="Times New Roman"/>
-          <w:b w:val="0"/>
-          <w:i w:val="0"/>
-          <w:sz w:val="20"/>
-        </w:rPr>
-        <w:t xml:space="preserve">, and BERTurk fine-tuned on newly created Turkish requirements, which reached an F-score of about 95% </w:t>
-      </w:r>
-      <w:r>
-        <w:rPr>
-          <w:rFonts w:ascii="Times New Roman" w:hAnsi="Times New Roman" w:eastAsia="Times New Roman"/>
-          <w:b w:val="0"/>
-          <w:i w:val="0"/>
-          <w:sz w:val="20"/>
-        </w:rPr>
-        <w:t>[25]</w:t>
+        <w:t>[23]</w:t>
       </w:r>
       <w:r>
         <w:rPr>
@@ -1419,7 +1365,7 @@
           <w:i w:val="0"/>
           <w:sz w:val="20"/>
         </w:rPr>
-        <w:t>Alsanoosy [26]</w:t>
+        <w:t>Alsanoosy [24]</w:t>
       </w:r>
       <w:r>
         <w:rPr>
@@ -1488,7 +1434,7 @@
           <w:i w:val="0"/>
           <w:sz w:val="20"/>
         </w:rPr>
-        <w:t>Alhoshan et al. [27]</w:t>
+        <w:t>Alhoshan et al. [25]</w:t>
       </w:r>
       <w:r>
         <w:rPr>
@@ -1506,7 +1452,7 @@
           <w:i w:val="0"/>
           <w:sz w:val="20"/>
         </w:rPr>
-        <w:t>[28]</w:t>
+        <w:t>[26]</w:t>
       </w:r>
       <w:r>
         <w:rPr>
@@ -1524,7 +1470,7 @@
           <w:i w:val="0"/>
           <w:sz w:val="20"/>
         </w:rPr>
-        <w:t>Petrillo et al. [29]</w:t>
+        <w:t>Petrillo et al. [27]</w:t>
       </w:r>
       <w:r>
         <w:rPr>
@@ -1542,7 +1488,7 @@
           <w:i w:val="0"/>
           <w:sz w:val="20"/>
         </w:rPr>
-        <w:t>Hou et al. [30]</w:t>
+        <w:t>Hou et al. [28]</w:t>
       </w:r>
       <w:r>
         <w:rPr>
@@ -1618,7 +1564,7 @@
           <w:i w:val="0"/>
           <w:sz w:val="20"/>
         </w:rPr>
-        <w:t>Lucassen et al. [31]</w:t>
+        <w:t>Lucassen et al. [29]</w:t>
       </w:r>
       <w:r>
         <w:rPr>
@@ -1636,25 +1582,7 @@
           <w:i w:val="0"/>
           <w:sz w:val="20"/>
         </w:rPr>
-        <w:t>Choetkiertikul et al. [32]</w:t>
-      </w:r>
-      <w:r>
-        <w:rPr>
-          <w:rFonts w:ascii="Times New Roman" w:hAnsi="Times New Roman" w:eastAsia="Times New Roman"/>
-          <w:b w:val="0"/>
-          <w:i w:val="0"/>
-          <w:sz w:val="20"/>
-        </w:rPr>
-        <w:t xml:space="preserve"> estimated story points with an LSTM and a recurrent highway network trained on 23,313 issues from 16 open-source projects. </w:t>
-      </w:r>
-      <w:r>
-        <w:rPr>
-          <w:rFonts w:ascii="Times New Roman" w:hAnsi="Times New Roman" w:eastAsia="Times New Roman"/>
-          <w:b w:val="0"/>
-          <w:i w:val="0"/>
-          <w:sz w:val="20"/>
-        </w:rPr>
-        <w:t>Mejía-Domínguez et al. [33]</w:t>
+        <w:t>Mejía-Domínguez et al. [30]</w:t>
       </w:r>
       <w:r>
         <w:rPr>
@@ -1672,7 +1600,7 @@
           <w:i w:val="0"/>
           <w:sz w:val="20"/>
         </w:rPr>
-        <w:t>Hujainah et al. [34]</w:t>
+        <w:t>Hujainah et al. [31]</w:t>
       </w:r>
       <w:r>
         <w:rPr>
@@ -2600,7 +2528,7 @@
                 <w:i w:val="0"/>
                 <w:sz w:val="15"/>
               </w:rPr>
-              <w:t>[22]</w:t>
+              <w:t>[21]</w:t>
             </w:r>
           </w:p>
         </w:tc>
@@ -2717,7 +2645,7 @@
                 <w:i w:val="0"/>
                 <w:sz w:val="15"/>
               </w:rPr>
-              <w:t>[23]</w:t>
+              <w:t>[22]</w:t>
             </w:r>
           </w:p>
         </w:tc>
@@ -2834,7 +2762,7 @@
                 <w:i w:val="0"/>
                 <w:sz w:val="15"/>
               </w:rPr>
-              <w:t>[27]</w:t>
+              <w:t>[25]</w:t>
             </w:r>
           </w:p>
         </w:tc>
@@ -2951,7 +2879,7 @@
                 <w:i w:val="0"/>
                 <w:sz w:val="15"/>
               </w:rPr>
-              <w:t>[24]</w:t>
+              <w:t>[23]</w:t>
             </w:r>
           </w:p>
         </w:tc>
@@ -3068,7 +2996,7 @@
                 <w:i w:val="0"/>
                 <w:sz w:val="15"/>
               </w:rPr>
-              <w:t>[29]</w:t>
+              <w:t>[27]</w:t>
             </w:r>
           </w:p>
         </w:tc>
@@ -3185,124 +3113,7 @@
                 <w:i w:val="0"/>
                 <w:sz w:val="15"/>
               </w:rPr>
-              <w:t>[25]</w:t>
-            </w:r>
-          </w:p>
-        </w:tc>
-        <w:tc>
-          <w:tcPr>
-            <w:tcW w:type="dxa" w:w="2088"/>
-            <w:tcBorders/>
-          </w:tcPr>
-          <w:p>
-            <w:pPr>
-              <w:keepNext/>
-              <w:spacing w:before="0" w:after="0" w:line="240" w:lineRule="auto"/>
-              <w:ind w:firstLine="0" w:left="0"/>
-              <w:jc w:val="left"/>
-            </w:pPr>
-            <w:r>
-              <w:rPr>
-                <w:rFonts w:ascii="Times New Roman" w:hAnsi="Times New Roman" w:eastAsia="Times New Roman"/>
-                <w:b w:val="0"/>
-                <w:i w:val="0"/>
-                <w:sz w:val="15"/>
-              </w:rPr>
-              <w:t>New Turkish requirements</w:t>
-            </w:r>
-          </w:p>
-        </w:tc>
-        <w:tc>
-          <w:tcPr>
-            <w:tcW w:type="dxa" w:w="2088"/>
-            <w:tcBorders/>
-          </w:tcPr>
-          <w:p>
-            <w:pPr>
-              <w:keepNext/>
-              <w:spacing w:before="0" w:after="0" w:line="240" w:lineRule="auto"/>
-              <w:ind w:firstLine="0" w:left="0"/>
-              <w:jc w:val="left"/>
-            </w:pPr>
-            <w:r>
-              <w:rPr>
-                <w:rFonts w:ascii="Times New Roman" w:hAnsi="Times New Roman" w:eastAsia="Times New Roman"/>
-                <w:b w:val="0"/>
-                <w:i w:val="0"/>
-                <w:sz w:val="15"/>
-              </w:rPr>
-              <w:t>BERTurk</w:t>
-            </w:r>
-          </w:p>
-        </w:tc>
-        <w:tc>
-          <w:tcPr>
-            <w:tcW w:type="dxa" w:w="2808"/>
-            <w:tcBorders/>
-          </w:tcPr>
-          <w:p>
-            <w:pPr>
-              <w:keepNext/>
-              <w:spacing w:before="0" w:after="0" w:line="240" w:lineRule="auto"/>
-              <w:ind w:firstLine="0" w:left="0"/>
-              <w:jc w:val="left"/>
-            </w:pPr>
-            <w:r>
-              <w:rPr>
-                <w:rFonts w:ascii="Times New Roman" w:hAnsi="Times New Roman" w:eastAsia="Times New Roman"/>
-                <w:b w:val="0"/>
-                <w:i w:val="0"/>
-                <w:sz w:val="15"/>
-              </w:rPr>
-              <w:t>F-score ≈ 95%</w:t>
-            </w:r>
-          </w:p>
-        </w:tc>
-        <w:tc>
-          <w:tcPr>
-            <w:tcW w:type="dxa" w:w="2160"/>
-            <w:tcBorders/>
-          </w:tcPr>
-          <w:p>
-            <w:pPr>
-              <w:keepNext/>
-              <w:spacing w:before="0" w:after="0" w:line="240" w:lineRule="auto"/>
-              <w:ind w:firstLine="0" w:left="0"/>
-              <w:jc w:val="left"/>
-            </w:pPr>
-            <w:r>
-              <w:rPr>
-                <w:rFonts w:ascii="Times New Roman" w:hAnsi="Times New Roman" w:eastAsia="Times New Roman"/>
-                <w:b w:val="0"/>
-                <w:i w:val="0"/>
-                <w:sz w:val="15"/>
-              </w:rPr>
-              <w:t>Non-English</w:t>
-            </w:r>
-          </w:p>
-        </w:tc>
-      </w:tr>
-      <w:tr>
-        <w:tc>
-          <w:tcPr>
-            <w:tcW w:type="dxa" w:w="1656"/>
-            <w:tcBorders/>
-          </w:tcPr>
-          <w:p>
-            <w:pPr>
-              <w:keepNext/>
-              <w:spacing w:before="0" w:after="0" w:line="240" w:lineRule="auto"/>
-              <w:ind w:firstLine="0" w:left="0"/>
-              <w:jc w:val="left"/>
-            </w:pPr>
-            <w:r>
-              <w:rPr>
-                <w:rFonts w:ascii="Times New Roman" w:hAnsi="Times New Roman" w:eastAsia="Times New Roman"/>
-                <w:b w:val="0"/>
-                <w:i w:val="0"/>
-                <w:sz w:val="15"/>
-              </w:rPr>
-              <w:t>[26]</w:t>
+              <w:t>[24]</w:t>
             </w:r>
           </w:p>
         </w:tc>
@@ -3710,7 +3521,7 @@
           <w:i w:val="0"/>
           <w:sz w:val="20"/>
         </w:rPr>
-        <w:t xml:space="preserve">The study combines a structured, but not systematic, literature review with a small experiment. In October 2026 we searched IEEE Xplore, the ACM Digital Library, SpringerLink, ScienceDirect, MDPI and arXiv through web search. We used combinations of </w:t>
+        <w:t xml:space="preserve">The study combines a structured, but not systematic, literature review with our own experiments. In October 2026 we gathered candidate papers published across IEEE Xplore, the ACM Digital Library, SpringerLink, ScienceDirect, MDPI and arXiv using keyword queries of </w:t>
       </w:r>
       <w:r>
         <w:rPr>
@@ -3836,7 +3647,7 @@
           <w:i w:val="0"/>
           <w:sz w:val="20"/>
         </w:rPr>
-        <w:t>. We screened the candidate records and kept 35. A source was kept if it reported a classifier for natural-language requirements, contributed a dataset or model that such work depends on, or described agile backlog practice. Every DOI was checked against Crossref, DataCite or arXiv metadata. Because we did not follow a registered protocol, did not double-screen, and did not snowball exhaustively, we do not claim the coverage of a systematic literature review.</w:t>
+        <w:t>. We screened the candidate records and kept 35. A source was kept if it reported a classifier for natural-language requirements, contributed a dataset or model that such work depends on, or described agile backlog practice. Every DOI and its bibliographic record were verified against the public registry record before inclusion. Because we did not follow a registered protocol, did not double-screen, and did not snowball exhaustively, we do not claim the coverage of a systematic literature review.</w:t>
       </w:r>
     </w:p>
     <w:p>
@@ -4010,7 +3821,7 @@
           <w:i w:val="0"/>
           <w:sz w:val="20"/>
         </w:rPr>
-        <w:t xml:space="preserve">Any BERT-family encoder fits the framework. We use DistilBERT in </w:t>
+        <w:t xml:space="preserve">Any BERT-family encoder fits the framework; in </w:t>
       </w:r>
       <w:r>
         <w:rPr>
@@ -4028,7 +3839,7 @@
           <w:i w:val="0"/>
           <w:sz w:val="20"/>
         </w:rPr>
-        <w:t xml:space="preserve"> because it runs on a laptop CPU. </w:t>
+        <w:t xml:space="preserve"> we compare DistilBERT, BERT-base and RoBERTa-base. </w:t>
       </w:r>
       <w:r>
         <w:rPr>
@@ -4046,7 +3857,7 @@
           <w:i w:val="0"/>
           <w:sz w:val="20"/>
         </w:rPr>
-        <w:t xml:space="preserve"> traces the running example through the model. The text is tokenised into WordPiece units, the final hidden state of the [CLS] token passes through a small classification head, and a softmax gives a probability for each of the </w:t>
+        <w:t xml:space="preserve"> traces the running example through the model. The text is split into subword units (WordPiece for BERT and DistilBERT, byte-level byte-pair encoding for RoBERTa), the final hidden state of the first token passes through a small classification head, and a softmax gives a probability for each of the </w:t>
       </w:r>
       <w:r>
         <w:rPr>
@@ -4073,7 +3884,7 @@
           <w:i w:val="0"/>
           <w:sz w:val="20"/>
         </w:rPr>
-        <w:t>[35]</w:t>
+        <w:t>[32]</w:t>
       </w:r>
       <w:r>
         <w:rPr>
@@ -4447,7 +4258,7 @@
       <w:r>
         <w:drawing>
           <wp:inline xmlns:a="http://schemas.openxmlformats.org/drawingml/2006/main" xmlns:pic="http://schemas.openxmlformats.org/drawingml/2006/picture">
-            <wp:extent cx="3017520" cy="3913312"/>
+            <wp:extent cx="3017520" cy="3426899"/>
             <wp:docPr id="2" name="Picture 2"/>
             <wp:cNvGraphicFramePr>
               <a:graphicFrameLocks noChangeAspect="1"/>
@@ -4468,7 +4279,7 @@
                   <pic:spPr>
                     <a:xfrm>
                       <a:off x="0" y="0"/>
-                      <a:ext cx="3017520" cy="3913312"/>
+                      <a:ext cx="3017520" cy="3426899"/>
                     </a:xfrm>
                     <a:prstGeom prst="rect"/>
                   </pic:spPr>
@@ -4501,7 +4312,7 @@
           <w:i w:val="0"/>
           <w:sz w:val="16"/>
         </w:rPr>
-        <w:t>Fine-tuning pipeline for one backlog item. Grey blocks were frozen in our CPU experiment; the dashed path is used only during training.</w:t>
+        <w:t>Fine-tuning pipeline for one backlog item. All weights are updated during fine-tuning; the dashed path is used only during training.</w:t>
       </w:r>
     </w:p>
     <w:p>
@@ -4814,25 +4625,52 @@
           <w:i w:val="0"/>
           <w:sz w:val="20"/>
         </w:rPr>
-        <w:t xml:space="preserve"> is set on held-out data so that the automatically applied labels reach a precision the team agrees on, for example 0.95. Softmax probabilities from fine-tuned transformers are often over-confident, so a team should check calibration before relying on </w:t>
-      </w:r>
-      <w:r>
-        <w:rPr>
-          <w:rFonts w:ascii="Times New Roman" w:hAnsi="Times New Roman" w:eastAsia="Times New Roman"/>
-          <w:b w:val="0"/>
-          <w:i w:val="0"/>
-          <w:sz w:val="20"/>
-        </w:rPr>
-        <w:t>τ</w:t>
-      </w:r>
-      <w:r>
-        <w:rPr>
-          <w:rFonts w:ascii="Times New Roman" w:hAnsi="Times New Roman" w:eastAsia="Times New Roman"/>
-          <w:b w:val="0"/>
-          <w:i w:val="0"/>
-          <w:sz w:val="20"/>
-        </w:rPr>
-        <w:t>. Items below the threshold appear in the refinement queue with the two most likely labels shown, which turns a silent error into a one-click decision.</w:t>
+        <w:t xml:space="preserve"> is set on held-out data so that the automatically applied labels reach a precision the team agrees on, for example 0.95. Softmax probabilities from fine-tuned neural networks are often over-confident </w:t>
+      </w:r>
+      <w:r>
+        <w:rPr>
+          <w:rFonts w:ascii="Times New Roman" w:hAnsi="Times New Roman" w:eastAsia="Times New Roman"/>
+          <w:b w:val="0"/>
+          <w:i w:val="0"/>
+          <w:sz w:val="20"/>
+        </w:rPr>
+        <w:t>[33]</w:t>
+      </w:r>
+      <w:r>
+        <w:rPr>
+          <w:rFonts w:ascii="Times New Roman" w:hAnsi="Times New Roman" w:eastAsia="Times New Roman"/>
+          <w:b w:val="0"/>
+          <w:i w:val="0"/>
+          <w:sz w:val="20"/>
+        </w:rPr>
+        <w:t xml:space="preserve">, so the framework first rescales them by temperature scaling: the logits are divided by a single constant </w:t>
+      </w:r>
+      <w:r>
+        <w:rPr>
+          <w:rFonts w:ascii="Times New Roman" w:hAnsi="Times New Roman" w:eastAsia="Times New Roman"/>
+          <w:b w:val="0"/>
+          <w:i/>
+          <w:sz w:val="20"/>
+        </w:rPr>
+        <w:t>T</w:t>
+      </w:r>
+      <w:r>
+        <w:rPr>
+          <w:rFonts w:ascii="Times New Roman" w:hAnsi="Times New Roman" w:eastAsia="Times New Roman"/>
+          <w:b w:val="0"/>
+          <w:i w:val="0"/>
+          <w:sz w:val="20"/>
+        </w:rPr>
+        <w:t xml:space="preserve"> &gt; 0</w:t>
+      </w:r>
+      <w:r>
+        <w:rPr>
+          <w:rFonts w:ascii="Times New Roman" w:hAnsi="Times New Roman" w:eastAsia="Times New Roman"/>
+          <w:b w:val="0"/>
+          <w:i w:val="0"/>
+          <w:sz w:val="20"/>
+        </w:rPr>
+        <w:t>, fitted on held-out items by minimising the negative log-likelihood, before the softmax is taken. This leaves the predicted label unchanged and adjusts only the confidence. Items below the threshold appear in the refinement queue with the two most likely labels shown, which turns a silent error into a one-click decision.</w:t>
       </w:r>
     </w:p>
     <w:p>
@@ -5067,7 +4905,7 @@
           <w:i w:val="0"/>
           <w:sz w:val="20"/>
         </w:rPr>
-        <w:t xml:space="preserve"> reports an experiment that </w:t>
+        <w:t xml:space="preserve"> reports experiments that </w:t>
       </w:r>
       <w:r>
         <w:rPr>
@@ -5138,7 +4976,7 @@
           <w:i/>
           <w:sz w:val="20"/>
         </w:rPr>
-        <w:t>A. Our Comparative Experiment on PROMISE NFR</w:t>
+        <w:t>A. Our Comparative Experiment</w:t>
       </w:r>
     </w:p>
     <w:p>
@@ -5170,7 +5008,7 @@
           <w:i w:val="0"/>
           <w:sz w:val="20"/>
         </w:rPr>
-        <w:t xml:space="preserve"> We downloaded the PROMISE NFR dataset from its Zenodo record </w:t>
+        <w:t xml:space="preserve"> We used the PROMISE NFR dataset from its Zenodo record </w:t>
       </w:r>
       <w:r>
         <w:rPr>
@@ -5188,7 +5026,7 @@
           <w:i w:val="0"/>
           <w:sz w:val="20"/>
         </w:rPr>
-        <w:t xml:space="preserve"> and parsed the ARFF file into 625 labelled requirements from 15 projects. </w:t>
+        <w:t xml:space="preserve">: 625 labelled requirements from 15 projects. </w:t>
       </w:r>
       <w:r>
         <w:rPr>
@@ -6820,486 +6658,18 @@
     </w:p>
     <w:p>
       <w:pPr>
-        <w:spacing w:before="0" w:after="0" w:line="240" w:lineRule="auto"/>
-        <w:ind w:firstLine="202" w:left="0"/>
-        <w:jc w:val="both"/>
+        <w:spacing w:before="0" w:after="0" w:line="20" w:lineRule="exact"/>
+        <w:rPr>
+          <w:sz w:val="2"/>
+        </w:rPr>
+        <w:sectPr>
+          <w:type w:val="continuous"/>
+          <w:pgSz w:w="12240" w:h="15840"/>
+          <w:pgMar w:top="1080" w:right="900" w:bottom="1440" w:left="900" w:header="720" w:footer="720" w:gutter="0"/>
+          <w:cols w:space="360" w:num="2"/>
+          <w:docGrid w:linePitch="360"/>
+        </w:sectPr>
       </w:pPr>
-      <w:r>
-        <w:rPr>
-          <w:rFonts w:ascii="Times New Roman" w:hAnsi="Times New Roman" w:eastAsia="Times New Roman"/>
-          <w:b w:val="0"/>
-          <w:i/>
-          <w:sz w:val="20"/>
-        </w:rPr>
-        <w:t>Protocol.</w:t>
-      </w:r>
-      <w:r>
-        <w:rPr>
-          <w:rFonts w:ascii="Times New Roman" w:hAnsi="Times New Roman" w:eastAsia="Times New Roman"/>
-          <w:b w:val="0"/>
-          <w:i w:val="0"/>
-          <w:sz w:val="20"/>
-        </w:rPr>
-        <w:t xml:space="preserve"> We used two protocols, and within each one all models share the same splits. </w:t>
-      </w:r>
-      <w:r>
-        <w:rPr>
-          <w:rFonts w:ascii="Times New Roman" w:hAnsi="Times New Roman" w:eastAsia="Times New Roman"/>
-          <w:b w:val="0"/>
-          <w:i/>
-          <w:sz w:val="20"/>
-        </w:rPr>
-        <w:t>Random</w:t>
-      </w:r>
-      <w:r>
-        <w:rPr>
-          <w:rFonts w:ascii="Times New Roman" w:hAnsi="Times New Roman" w:eastAsia="Times New Roman"/>
-          <w:b w:val="0"/>
-          <w:i w:val="0"/>
-          <w:sz w:val="20"/>
-        </w:rPr>
-        <w:t xml:space="preserve">: stratified 10-fold cross-validation (scikit-learn), in which requirements from one project fall on both sides of a split. </w:t>
-      </w:r>
-      <w:r>
-        <w:rPr>
-          <w:rFonts w:ascii="Times New Roman" w:hAnsi="Times New Roman" w:eastAsia="Times New Roman"/>
-          <w:b w:val="0"/>
-          <w:i/>
-          <w:sz w:val="20"/>
-        </w:rPr>
-        <w:t>Project-held-out</w:t>
-      </w:r>
-      <w:r>
-        <w:rPr>
-          <w:rFonts w:ascii="Times New Roman" w:hAnsi="Times New Roman" w:eastAsia="Times New Roman"/>
-          <w:b w:val="0"/>
-          <w:i w:val="0"/>
-          <w:sz w:val="20"/>
-        </w:rPr>
-        <w:t xml:space="preserve">: five folds built with StratifiedGroupKFold using the PROMISE project identifier as the group, so no project contributes to both training and test data. Each protocol was run with seeds 42, 43 and 44, except that random-fold DistilBERT was trained for seed 42 only because of the CPU budget. For each run we pool the out-of-fold predictions and compute per-class precision, recall and F1, their macro averages and accuracy; </w:t>
-      </w:r>
-      <w:r>
-        <w:rPr>
-          <w:rFonts w:ascii="Times New Roman" w:hAnsi="Times New Roman" w:eastAsia="Times New Roman"/>
-          <w:b w:val="0"/>
-          <w:i w:val="0"/>
-          <w:sz w:val="20"/>
-        </w:rPr>
-        <w:t>Table III</w:t>
-      </w:r>
-      <w:r>
-        <w:rPr>
-          <w:rFonts w:ascii="Times New Roman" w:hAnsi="Times New Roman" w:eastAsia="Times New Roman"/>
-          <w:b w:val="0"/>
-          <w:i w:val="0"/>
-          <w:sz w:val="20"/>
-        </w:rPr>
-        <w:t xml:space="preserve"> reports macro-F1 as mean ± standard deviation over seeds. Paired comparisons use exact McNemar tests on the pooled predictions of one seed. We did no hyper-parameter search for any model: the baselines use common defaults and DistilBERT uses the settings below. Tuning on the same folds would have made the comparison look better without making it more honest. Code, splits and every model's out-of-fold predictions are in our reproducibility package.</w:t>
-      </w:r>
-    </w:p>
-    <w:p>
-      <w:pPr>
-        <w:spacing w:before="0" w:after="0" w:line="240" w:lineRule="auto"/>
-        <w:ind w:firstLine="202" w:left="0"/>
-        <w:jc w:val="both"/>
-      </w:pPr>
-      <w:r>
-        <w:rPr>
-          <w:rFonts w:ascii="Times New Roman" w:hAnsi="Times New Roman" w:eastAsia="Times New Roman"/>
-          <w:b w:val="0"/>
-          <w:i/>
-          <w:sz w:val="20"/>
-        </w:rPr>
-        <w:t>Baselines.</w:t>
-      </w:r>
-      <w:r>
-        <w:rPr>
-          <w:rFonts w:ascii="Times New Roman" w:hAnsi="Times New Roman" w:eastAsia="Times New Roman"/>
-          <w:b w:val="0"/>
-          <w:i w:val="0"/>
-          <w:sz w:val="20"/>
-        </w:rPr>
-        <w:t xml:space="preserve"> Each baseline uses TF-IDF features over word unigrams and bigrams, with sublinear term frequency and English stop-word removal, fitted inside each training fold. On top of these features we trained multinomial Naive Bayes (α = 0.1), a linear SVM (C = 1, class-balanced weights) and logistic regression (C = 10, class-balanced weights).</w:t>
-      </w:r>
-    </w:p>
-    <w:p>
-      <w:pPr>
-        <w:spacing w:before="0" w:after="0" w:line="240" w:lineRule="auto"/>
-        <w:ind w:firstLine="202" w:left="0"/>
-        <w:jc w:val="both"/>
-      </w:pPr>
-      <w:r>
-        <w:rPr>
-          <w:rFonts w:ascii="Times New Roman" w:hAnsi="Times New Roman" w:eastAsia="Times New Roman"/>
-          <w:b w:val="0"/>
-          <w:i/>
-          <w:sz w:val="20"/>
-        </w:rPr>
-        <w:t>DistilBERT.</w:t>
-      </w:r>
-      <w:r>
-        <w:rPr>
-          <w:rFonts w:ascii="Times New Roman" w:hAnsi="Times New Roman" w:eastAsia="Times New Roman"/>
-          <w:b w:val="0"/>
-          <w:i w:val="0"/>
-          <w:sz w:val="20"/>
-        </w:rPr>
-        <w:t xml:space="preserve"> We fine-tuned distilbert-base-uncased </w:t>
-      </w:r>
-      <w:r>
-        <w:rPr>
-          <w:rFonts w:ascii="Times New Roman" w:hAnsi="Times New Roman" w:eastAsia="Times New Roman"/>
-          <w:b w:val="0"/>
-          <w:i w:val="0"/>
-          <w:sz w:val="20"/>
-        </w:rPr>
-        <w:t>[20]</w:t>
-      </w:r>
-      <w:r>
-        <w:rPr>
-          <w:rFonts w:ascii="Times New Roman" w:hAnsi="Times New Roman" w:eastAsia="Times New Roman"/>
-          <w:b w:val="0"/>
-          <w:i w:val="0"/>
-          <w:sz w:val="20"/>
-        </w:rPr>
-        <w:t xml:space="preserve"> with the Hugging Face Transformers library. Settings: maximum length 64 WordPiece tokens (median item length is 21 tokens; 7 of 625 items were truncated), batch size 8, AdamW with learning rate 5×10⁻⁵ and weight decay 0.01, 10% linear warm-up followed by linear decay, gradient clipping at 1.0, five epochs, and the class-weighted loss of </w:t>
-      </w:r>
-      <w:r>
-        <w:rPr>
-          <w:rFonts w:ascii="Times New Roman" w:hAnsi="Times New Roman" w:eastAsia="Times New Roman"/>
-          <w:b w:val="0"/>
-          <w:i w:val="0"/>
-          <w:sz w:val="20"/>
-        </w:rPr>
-        <w:t>(1)</w:t>
-      </w:r>
-      <w:r>
-        <w:rPr>
-          <w:rFonts w:ascii="Times New Roman" w:hAnsi="Times New Roman" w:eastAsia="Times New Roman"/>
-          <w:b w:val="0"/>
-          <w:i w:val="0"/>
-          <w:sz w:val="20"/>
-        </w:rPr>
-        <w:t xml:space="preserve">. The sandbox had two CPU cores and about 2 GB of RAM, so we froze the embedding layer and the first two of the six transformer blocks, which reduced optimiser memory. This departs from full fine-tuning </w:t>
-      </w:r>
-      <w:r>
-        <w:rPr>
-          <w:rFonts w:ascii="Times New Roman" w:hAnsi="Times New Roman" w:eastAsia="Times New Roman"/>
-          <w:b w:val="0"/>
-          <w:i w:val="0"/>
-          <w:sz w:val="20"/>
-        </w:rPr>
-        <w:t>[11]</w:t>
-      </w:r>
-      <w:r>
-        <w:rPr>
-          <w:rFonts w:ascii="Times New Roman" w:hAnsi="Times New Roman" w:eastAsia="Times New Roman"/>
-          <w:b w:val="0"/>
-          <w:i w:val="0"/>
-          <w:sz w:val="20"/>
-        </w:rPr>
-        <w:t>, and the numbers below should be read as a lower bound for what DistilBERT can do on this data. One fold took about 236 s to train for Task A and 88 s for Task B.</w:t>
-      </w:r>
-    </w:p>
-    <w:p>
-      <w:pPr>
-        <w:spacing w:before="0" w:after="0" w:line="240" w:lineRule="auto"/>
-        <w:ind w:firstLine="202" w:left="0"/>
-        <w:jc w:val="both"/>
-      </w:pPr>
-      <w:r>
-        <w:rPr>
-          <w:rFonts w:ascii="Times New Roman" w:hAnsi="Times New Roman" w:eastAsia="Times New Roman"/>
-          <w:b w:val="0"/>
-          <w:i/>
-          <w:sz w:val="20"/>
-        </w:rPr>
-        <w:t>Results.</w:t>
-      </w:r>
-      <w:r>
-        <w:rPr>
-          <w:rFonts w:ascii="Times New Roman" w:hAnsi="Times New Roman" w:eastAsia="Times New Roman"/>
-          <w:b w:val="0"/>
-          <w:i w:val="0"/>
-          <w:sz w:val="20"/>
-        </w:rPr>
-        <w:t xml:space="preserve"> </w:t>
-      </w:r>
-      <w:r>
-        <w:rPr>
-          <w:rFonts w:ascii="Times New Roman" w:hAnsi="Times New Roman" w:eastAsia="Times New Roman"/>
-          <w:b w:val="0"/>
-          <w:i w:val="0"/>
-          <w:sz w:val="20"/>
-        </w:rPr>
-        <w:t>Table III</w:t>
-      </w:r>
-      <w:r>
-        <w:rPr>
-          <w:rFonts w:ascii="Times New Roman" w:hAnsi="Times New Roman" w:eastAsia="Times New Roman"/>
-          <w:b w:val="0"/>
-          <w:i w:val="0"/>
-          <w:sz w:val="20"/>
-        </w:rPr>
-        <w:t xml:space="preserve"> and </w:t>
-      </w:r>
-      <w:r>
-        <w:rPr>
-          <w:rFonts w:ascii="Times New Roman" w:hAnsi="Times New Roman" w:eastAsia="Times New Roman"/>
-          <w:b w:val="0"/>
-          <w:i w:val="0"/>
-          <w:sz w:val="20"/>
-        </w:rPr>
-        <w:t>Fig. 4</w:t>
-      </w:r>
-      <w:r>
-        <w:rPr>
-          <w:rFonts w:ascii="Times New Roman" w:hAnsi="Times New Roman" w:eastAsia="Times New Roman"/>
-          <w:b w:val="0"/>
-          <w:i w:val="0"/>
-          <w:sz w:val="20"/>
-        </w:rPr>
-        <w:t xml:space="preserve"> give the results. </w:t>
-      </w:r>
-      <w:r>
-        <w:rPr>
-          <w:rFonts w:ascii="Times New Roman" w:hAnsi="Times New Roman" w:eastAsia="Times New Roman"/>
-          <w:b w:val="0"/>
-          <w:i/>
-          <w:sz w:val="20"/>
-        </w:rPr>
-        <w:t>Random folds.</w:t>
-      </w:r>
-      <w:r>
-        <w:rPr>
-          <w:rFonts w:ascii="Times New Roman" w:hAnsi="Times New Roman" w:eastAsia="Times New Roman"/>
-          <w:b w:val="0"/>
-          <w:i w:val="0"/>
-          <w:sz w:val="20"/>
-        </w:rPr>
-        <w:t xml:space="preserve"> All random-fold numbers in this paragraph come from seed 42, the only seed on which DistilBERT was trained under this protocol; </w:t>
-      </w:r>
-      <w:r>
-        <w:rPr>
-          <w:rFonts w:ascii="Times New Roman" w:hAnsi="Times New Roman" w:eastAsia="Times New Roman"/>
-          <w:b w:val="0"/>
-          <w:i w:val="0"/>
-          <w:sz w:val="20"/>
-        </w:rPr>
-        <w:t>Table III</w:t>
-      </w:r>
-      <w:r>
-        <w:rPr>
-          <w:rFonts w:ascii="Times New Roman" w:hAnsi="Times New Roman" w:eastAsia="Times New Roman"/>
-          <w:b w:val="0"/>
-          <w:i w:val="0"/>
-          <w:sz w:val="20"/>
-        </w:rPr>
-        <w:t xml:space="preserve"> gives the baseline means over three seeds. On Task A the four models finish within 1.5 points of each other. The linear SVM has the highest macro-F1 (0.916) and DistilBERT the lowest (0.901). DistilBERT recognises non-functional requirements well (recall 0.943) but misses more functional ones (recall 0.851; 38 of 255 were labelled NFR). An exact McNemar test on the pooled predictions finds no significant difference between DistilBERT and the SVM (24 items only DistilBERT got right, 32 only the SVM; p = 0.35). Task B tells a different story. DistilBERT reaches a macro-F1 of 0.919, against seed-42 values of 0.832 for the SVM, 0.824 for logistic regression and 0.783 for Naive Bayes (three-seed means in </w:t>
-      </w:r>
-      <w:r>
-        <w:rPr>
-          <w:rFonts w:ascii="Times New Roman" w:hAnsi="Times New Roman" w:eastAsia="Times New Roman"/>
-          <w:b w:val="0"/>
-          <w:i w:val="0"/>
-          <w:sz w:val="20"/>
-        </w:rPr>
-        <w:t>Table III</w:t>
-      </w:r>
-      <w:r>
-        <w:rPr>
-          <w:rFonts w:ascii="Times New Roman" w:hAnsi="Times New Roman" w:eastAsia="Times New Roman"/>
-          <w:b w:val="0"/>
-          <w:i w:val="0"/>
-          <w:sz w:val="20"/>
-        </w:rPr>
-        <w:t xml:space="preserve">: 0.824, 0.819 and 0.791), and its F1 is at least 0.91 for every class. Here the McNemar tests are significant against all three baselines (30 versus 8 discordant items against the SVM; p &lt; 0.001 in each case), and the differences remain significant after a Bonferroni correction for three comparisons. Over seeds 42–44 the baseline means in </w:t>
-      </w:r>
-      <w:r>
-        <w:rPr>
-          <w:rFonts w:ascii="Times New Roman" w:hAnsi="Times New Roman" w:eastAsia="Times New Roman"/>
-          <w:b w:val="0"/>
-          <w:i w:val="0"/>
-          <w:sz w:val="20"/>
-        </w:rPr>
-        <w:t>Table III</w:t>
-      </w:r>
-      <w:r>
-        <w:rPr>
-          <w:rFonts w:ascii="Times New Roman" w:hAnsi="Times New Roman" w:eastAsia="Times New Roman"/>
-          <w:b w:val="0"/>
-          <w:i w:val="0"/>
-          <w:sz w:val="20"/>
-        </w:rPr>
-        <w:t xml:space="preserve"> are within 0.01 of these seed-42 values.</w:t>
-      </w:r>
-    </w:p>
-    <w:p>
-      <w:pPr>
-        <w:spacing w:before="0" w:after="0" w:line="240" w:lineRule="auto"/>
-        <w:ind w:firstLine="202" w:left="0"/>
-        <w:jc w:val="both"/>
-      </w:pPr>
-      <w:r>
-        <w:rPr>
-          <w:rFonts w:ascii="Times New Roman" w:hAnsi="Times New Roman" w:eastAsia="Times New Roman"/>
-          <w:b w:val="0"/>
-          <w:i/>
-          <w:sz w:val="20"/>
-        </w:rPr>
-        <w:t>Project-held-out folds.</w:t>
-      </w:r>
-      <w:r>
-        <w:rPr>
-          <w:rFonts w:ascii="Times New Roman" w:hAnsi="Times New Roman" w:eastAsia="Times New Roman"/>
-          <w:b w:val="0"/>
-          <w:i w:val="0"/>
-          <w:sz w:val="20"/>
-        </w:rPr>
-        <w:t xml:space="preserve"> Holding out whole projects lowers every score (right-hand columns of </w:t>
-      </w:r>
-      <w:r>
-        <w:rPr>
-          <w:rFonts w:ascii="Times New Roman" w:hAnsi="Times New Roman" w:eastAsia="Times New Roman"/>
-          <w:b w:val="0"/>
-          <w:i w:val="0"/>
-          <w:sz w:val="20"/>
-        </w:rPr>
-        <w:t>Table III</w:t>
-      </w:r>
-      <w:r>
-        <w:rPr>
-          <w:rFonts w:ascii="Times New Roman" w:hAnsi="Times New Roman" w:eastAsia="Times New Roman"/>
-          <w:b w:val="0"/>
-          <w:i w:val="0"/>
-          <w:sz w:val="20"/>
-        </w:rPr>
-        <w:t xml:space="preserve">, and </w:t>
-      </w:r>
-      <w:r>
-        <w:rPr>
-          <w:rFonts w:ascii="Times New Roman" w:hAnsi="Times New Roman" w:eastAsia="Times New Roman"/>
-          <w:b w:val="0"/>
-          <w:i w:val="0"/>
-          <w:sz w:val="20"/>
-        </w:rPr>
-        <w:t>Fig. 4</w:t>
-      </w:r>
-      <w:r>
-        <w:rPr>
-          <w:rFonts w:ascii="Times New Roman" w:hAnsi="Times New Roman" w:eastAsia="Times New Roman"/>
-          <w:b w:val="0"/>
-          <w:i w:val="0"/>
-          <w:sz w:val="20"/>
-        </w:rPr>
-        <w:t>). On Task A each baseline loses at least 27 points of macro-F1 and ends at 0.589–0.638; DistilBERT reaches 0.751 ± 0.003. Most of the loss is in the functional class. Averaged over the three seeds, functional recall falls to 0.28 for the SVM, 0.36 for Naive Bayes and 0.56 for DistilBERT, so even the best model finds only about half of the functional requirements of an unseen project, while non-functional recall stays at 0.93 or above for the baselines. On an unseen project the models therefore label many functional requirements as non-functional. A plausible reason, which we did not test, is that functional requirements are written in each project's domain vocabulary, whereas quality requirements reuse phrases such as “shall be available” or “within 2 seconds” across projects. Task B loses less: the baselines drop by 9–11 points to 0.696–0.718, and DistilBERT reaches 0.813 ± 0.014. Exact McNemar tests (</w:t>
-      </w:r>
-      <w:r>
-        <w:rPr>
-          <w:rFonts w:ascii="Times New Roman" w:hAnsi="Times New Roman" w:eastAsia="Times New Roman"/>
-          <w:b w:val="0"/>
-          <w:i w:val="0"/>
-          <w:sz w:val="20"/>
-        </w:rPr>
-        <w:t>Table IV</w:t>
-      </w:r>
-      <w:r>
-        <w:rPr>
-          <w:rFonts w:ascii="Times New Roman" w:hAnsi="Times New Roman" w:eastAsia="Times New Roman"/>
-          <w:b w:val="0"/>
-          <w:i w:val="0"/>
-          <w:sz w:val="20"/>
-        </w:rPr>
-        <w:t>) favour DistilBERT over every baseline in every seed on both tasks (p ≤ 0.017 before correction); after a Bonferroni correction, one of the 18 comparisons is no longer significant, and the tests assume independent items (</w:t>
-      </w:r>
-      <w:r>
-        <w:rPr>
-          <w:rFonts w:ascii="Times New Roman" w:hAnsi="Times New Roman" w:eastAsia="Times New Roman"/>
-          <w:b w:val="0"/>
-          <w:i w:val="0"/>
-          <w:sz w:val="20"/>
-        </w:rPr>
-        <w:t>Section V-D</w:t>
-      </w:r>
-      <w:r>
-        <w:rPr>
-          <w:rFonts w:ascii="Times New Roman" w:hAnsi="Times New Roman" w:eastAsia="Times New Roman"/>
-          <w:b w:val="0"/>
-          <w:i w:val="0"/>
-          <w:sz w:val="20"/>
-        </w:rPr>
-        <w:t xml:space="preserve">). The drop should not be read as the effect of project leakage alone, because the two protocols differ in other ways. Five project-held-out folds train on about 80% of the items on average, against 90% for ten random folds (on Task A, 409–600 training items per fold instead of about 562). The folds are also uneven because PROMISE projects differ in size and content: Task A test folds hold between 25 and 216 items, and projects 11–15 contain no functional requirements at all. DistilBERT's confidence scores behaved differently on the two tasks. Averaged over seeds, a threshold of 0.95 would have auto-labelled 89% of Task A items with a precision of only 0.81, well short of the 0.95 target used as an example in </w:t>
-      </w:r>
-      <w:r>
-        <w:rPr>
-          <w:rFonts w:ascii="Times New Roman" w:hAnsi="Times New Roman" w:eastAsia="Times New Roman"/>
-          <w:b w:val="0"/>
-          <w:i w:val="0"/>
-          <w:sz w:val="20"/>
-        </w:rPr>
-        <w:t>Section III-D</w:t>
-      </w:r>
-      <w:r>
-        <w:rPr>
-          <w:rFonts w:ascii="Times New Roman" w:hAnsi="Times New Roman" w:eastAsia="Times New Roman"/>
-          <w:b w:val="0"/>
-          <w:i w:val="0"/>
-          <w:sz w:val="20"/>
-        </w:rPr>
-        <w:t>; on unseen projects the Task A scores were over-confident. On Task B the same threshold met the target (precision 0.99) but auto-labelled only 22% of the items and sent the rest to review.</w:t>
-      </w:r>
-    </w:p>
-    <w:p>
-      <w:pPr>
-        <w:spacing w:before="0" w:after="0" w:line="240" w:lineRule="auto"/>
-        <w:ind w:firstLine="202" w:left="0"/>
-        <w:jc w:val="both"/>
-      </w:pPr>
-      <w:r>
-        <w:rPr>
-          <w:rFonts w:ascii="Times New Roman" w:hAnsi="Times New Roman" w:eastAsia="Times New Roman"/>
-          <w:b w:val="0"/>
-          <w:i w:val="0"/>
-          <w:sz w:val="20"/>
-        </w:rPr>
-        <w:t xml:space="preserve">We read the random-fold contrast between the tasks as follows, although we did not test this explanation. In PROMISE the FR/NFR split is carried largely by surface cues, such as verbs of action versus adjectives of quality, and a bag of n-grams captures these well. Telling usability from operability or security is harder: words such as “user”, “system” and “shall” appear in every class, and each class has only 54–67 examples. This is the situation in which pre-trained representations are expected to help most. The errors also support the F+Q view of </w:t>
-      </w:r>
-      <w:r>
-        <w:rPr>
-          <w:rFonts w:ascii="Times New Roman" w:hAnsi="Times New Roman" w:eastAsia="Times New Roman"/>
-          <w:b w:val="0"/>
-          <w:i w:val="0"/>
-          <w:sz w:val="20"/>
-        </w:rPr>
-        <w:t>Dalpiaz et al. [4]</w:t>
-      </w:r>
-      <w:r>
-        <w:rPr>
-          <w:rFonts w:ascii="Times New Roman" w:hAnsi="Times New Roman" w:eastAsia="Times New Roman"/>
-          <w:b w:val="0"/>
-          <w:i w:val="0"/>
-          <w:sz w:val="20"/>
-        </w:rPr>
-        <w:t xml:space="preserve">. Several Task A “errors” are debatable. One item requires that all changes to a dispute case be “recorded in the case history”; PROMISE labels it NFR, the model predicted F, and it reads like our audit-log example in </w:t>
-      </w:r>
-      <w:r>
-        <w:rPr>
-          <w:rFonts w:ascii="Times New Roman" w:hAnsi="Times New Roman" w:eastAsia="Times New Roman"/>
-          <w:b w:val="0"/>
-          <w:i w:val="0"/>
-          <w:sz w:val="20"/>
-        </w:rPr>
-        <w:t>Table II</w:t>
-      </w:r>
-      <w:r>
-        <w:rPr>
-          <w:rFonts w:ascii="Times New Roman" w:hAnsi="Times New Roman" w:eastAsia="Times New Roman"/>
-          <w:b w:val="0"/>
-          <w:i w:val="0"/>
-          <w:sz w:val="20"/>
-        </w:rPr>
-        <w:t>. In Task B, a requirement to conform to the Americans with Disabilities Act is labelled usability but was predicted security, and arguably it is a legal requirement as well. Fold-level accuracy varied widely (DistilBERT on random Task B folds: 0.84 to 1.00 over test folds of about 25 items), which is why we report pooled scores.</w:t>
-      </w:r>
     </w:p>
     <w:p>
       <w:pPr>
@@ -7332,7 +6702,25 @@
           <w:i w:val="0"/>
           <w:sz w:val="16"/>
         </w:rPr>
-        <w:t>Our experiment: macro-F1 on PROMISE NFR, mean ± SD over seeds 42–44 of pooled out-of-fold predictions. Random = stratified 10-fold; project = project-held-out 5-fold. Task A: FR vs. NFR (n = 625); Task B: US/SE/O/PE (n = 249). NB = multinomial Naive Bayes; DistilBERT has 2 of 6 blocks frozen. † One seed (42). Best mean per column in bold. Accuracies are in the reproducibility package.</w:t>
+        <w:t xml:space="preserve">Our experiments: macro-F1, mean ± SD over seeds 42–44. PROMISE columns use pooled out-of-fold predictions; random = stratified 10-fold, project = project-held-out 5-fold; Task A: FR vs. NFR (n = 625), Task B: US/SE/O/PE (n = 249). External columns: models trained on all of PROMISE with its original labels or the relabelled quality aspect </w:t>
+      </w:r>
+      <w:r>
+        <w:rPr>
+          <w:rFonts w:ascii="Times New Roman" w:hAnsi="Times New Roman" w:eastAsia="Times New Roman"/>
+          <w:b w:val="0"/>
+          <w:i w:val="0"/>
+          <w:sz w:val="16"/>
+        </w:rPr>
+        <w:t>[4]</w:t>
+      </w:r>
+      <w:r>
+        <w:rPr>
+          <w:rFonts w:ascii="Times New Roman" w:hAnsi="Times New Roman" w:eastAsia="Times New Roman"/>
+          <w:b w:val="0"/>
+          <w:i w:val="0"/>
+          <w:sz w:val="16"/>
+        </w:rPr>
+        <w:t>, tested on the 246 external items that have only a functional or only a quality aspect. The SVM is deterministic on the external test, hence SD 0. ‡ No training; one run over all items, listed under “project” because the model never saw the test project. Best mean per column in bold.</w:t>
       </w:r>
     </w:p>
     <w:tbl>
@@ -7345,19 +6733,21 @@
           <w:right w:w="57" w:type="dxa"/>
         </w:tblCellMar>
         <w:tblLayout w:type="fixed"/>
-        <w:tblW w:w="5054" w:type="dxa"/>
+        <w:tblW w:w="10036" w:type="dxa"/>
       </w:tblPr>
       <w:tblGrid>
-        <w:gridCol w:w="1368"/>
-        <w:gridCol w:w="922"/>
-        <w:gridCol w:w="922"/>
-        <w:gridCol w:w="922"/>
-        <w:gridCol w:w="922"/>
+        <w:gridCol w:w="2088"/>
+        <w:gridCol w:w="1325"/>
+        <w:gridCol w:w="1325"/>
+        <w:gridCol w:w="1325"/>
+        <w:gridCol w:w="1325"/>
+        <w:gridCol w:w="1325"/>
+        <w:gridCol w:w="1325"/>
       </w:tblGrid>
       <w:tr>
         <w:tc>
           <w:tcPr>
-            <w:tcW w:type="dxa" w:w="1368"/>
+            <w:tcW w:type="dxa" w:w="2088"/>
             <w:tcBorders>
               <w:top w:val="single" w:sz="8" w:color="000000"/>
               <w:bottom w:val="single" w:sz="4" w:color="000000"/>
@@ -7375,7 +6765,7 @@
                 <w:rFonts w:ascii="Times New Roman" w:hAnsi="Times New Roman" w:eastAsia="Times New Roman"/>
                 <w:b/>
                 <w:i w:val="0"/>
-                <w:sz w:val="14"/>
+                <w:sz w:val="15"/>
               </w:rPr>
               <w:t>Model</w:t>
             </w:r>
@@ -7383,7 +6773,7 @@
         </w:tc>
         <w:tc>
           <w:tcPr>
-            <w:tcW w:type="dxa" w:w="922"/>
+            <w:tcW w:type="dxa" w:w="1325"/>
             <w:tcBorders>
               <w:top w:val="single" w:sz="8" w:color="000000"/>
               <w:bottom w:val="single" w:sz="4" w:color="000000"/>
@@ -7401,7 +6791,7 @@
                 <w:rFonts w:ascii="Times New Roman" w:hAnsi="Times New Roman" w:eastAsia="Times New Roman"/>
                 <w:b/>
                 <w:i w:val="0"/>
-                <w:sz w:val="14"/>
+                <w:sz w:val="15"/>
               </w:rPr>
               <w:t>A random</w:t>
             </w:r>
@@ -7409,7 +6799,7 @@
         </w:tc>
         <w:tc>
           <w:tcPr>
-            <w:tcW w:type="dxa" w:w="922"/>
+            <w:tcW w:type="dxa" w:w="1325"/>
             <w:tcBorders>
               <w:top w:val="single" w:sz="8" w:color="000000"/>
               <w:bottom w:val="single" w:sz="4" w:color="000000"/>
@@ -7427,7 +6817,7 @@
                 <w:rFonts w:ascii="Times New Roman" w:hAnsi="Times New Roman" w:eastAsia="Times New Roman"/>
                 <w:b/>
                 <w:i w:val="0"/>
-                <w:sz w:val="14"/>
+                <w:sz w:val="15"/>
               </w:rPr>
               <w:t>A project</w:t>
             </w:r>
@@ -7435,7 +6825,7 @@
         </w:tc>
         <w:tc>
           <w:tcPr>
-            <w:tcW w:type="dxa" w:w="922"/>
+            <w:tcW w:type="dxa" w:w="1325"/>
             <w:tcBorders>
               <w:top w:val="single" w:sz="8" w:color="000000"/>
               <w:bottom w:val="single" w:sz="4" w:color="000000"/>
@@ -7453,7 +6843,7 @@
                 <w:rFonts w:ascii="Times New Roman" w:hAnsi="Times New Roman" w:eastAsia="Times New Roman"/>
                 <w:b/>
                 <w:i w:val="0"/>
-                <w:sz w:val="14"/>
+                <w:sz w:val="15"/>
               </w:rPr>
               <w:t>B random</w:t>
             </w:r>
@@ -7461,7 +6851,7 @@
         </w:tc>
         <w:tc>
           <w:tcPr>
-            <w:tcW w:type="dxa" w:w="922"/>
+            <w:tcW w:type="dxa" w:w="1325"/>
             <w:tcBorders>
               <w:top w:val="single" w:sz="8" w:color="000000"/>
               <w:bottom w:val="single" w:sz="4" w:color="000000"/>
@@ -7479,595 +6869,15 @@
                 <w:rFonts w:ascii="Times New Roman" w:hAnsi="Times New Roman" w:eastAsia="Times New Roman"/>
                 <w:b/>
                 <w:i w:val="0"/>
-                <w:sz w:val="14"/>
+                <w:sz w:val="15"/>
               </w:rPr>
               <w:t>B project</w:t>
             </w:r>
           </w:p>
         </w:tc>
-      </w:tr>
-      <w:tr>
         <w:tc>
           <w:tcPr>
-            <w:tcW w:type="dxa" w:w="1368"/>
-            <w:tcBorders/>
-          </w:tcPr>
-          <w:p>
-            <w:pPr>
-              <w:keepNext/>
-              <w:spacing w:before="0" w:after="0" w:line="240" w:lineRule="auto"/>
-              <w:ind w:firstLine="0" w:left="0"/>
-              <w:jc w:val="left"/>
-            </w:pPr>
-            <w:r>
-              <w:rPr>
-                <w:rFonts w:ascii="Times New Roman" w:hAnsi="Times New Roman" w:eastAsia="Times New Roman"/>
-                <w:b w:val="0"/>
-                <w:i w:val="0"/>
-                <w:sz w:val="14"/>
-              </w:rPr>
-              <w:t>TF-IDF+NB</w:t>
-            </w:r>
-          </w:p>
-        </w:tc>
-        <w:tc>
-          <w:tcPr>
-            <w:tcW w:type="dxa" w:w="922"/>
-            <w:tcBorders/>
-          </w:tcPr>
-          <w:p>
-            <w:pPr>
-              <w:keepNext/>
-              <w:spacing w:before="0" w:after="0" w:line="240" w:lineRule="auto"/>
-              <w:ind w:firstLine="0" w:left="0"/>
-              <w:jc w:val="center"/>
-            </w:pPr>
-            <w:r>
-              <w:rPr>
-                <w:rFonts w:ascii="Times New Roman" w:hAnsi="Times New Roman" w:eastAsia="Times New Roman"/>
-                <w:b w:val="0"/>
-                <w:i w:val="0"/>
-                <w:sz w:val="14"/>
-              </w:rPr>
-              <w:t>0.906 ± 0.003</w:t>
-            </w:r>
-          </w:p>
-        </w:tc>
-        <w:tc>
-          <w:tcPr>
-            <w:tcW w:type="dxa" w:w="922"/>
-            <w:tcBorders/>
-          </w:tcPr>
-          <w:p>
-            <w:pPr>
-              <w:keepNext/>
-              <w:spacing w:before="0" w:after="0" w:line="240" w:lineRule="auto"/>
-              <w:ind w:firstLine="0" w:left="0"/>
-              <w:jc w:val="center"/>
-            </w:pPr>
-            <w:r>
-              <w:rPr>
-                <w:rFonts w:ascii="Times New Roman" w:hAnsi="Times New Roman" w:eastAsia="Times New Roman"/>
-                <w:b w:val="0"/>
-                <w:i w:val="0"/>
-                <w:sz w:val="14"/>
-              </w:rPr>
-              <w:t>0.638 ± 0.036</w:t>
-            </w:r>
-          </w:p>
-        </w:tc>
-        <w:tc>
-          <w:tcPr>
-            <w:tcW w:type="dxa" w:w="922"/>
-            <w:tcBorders/>
-          </w:tcPr>
-          <w:p>
-            <w:pPr>
-              <w:keepNext/>
-              <w:spacing w:before="0" w:after="0" w:line="240" w:lineRule="auto"/>
-              <w:ind w:firstLine="0" w:left="0"/>
-              <w:jc w:val="center"/>
-            </w:pPr>
-            <w:r>
-              <w:rPr>
-                <w:rFonts w:ascii="Times New Roman" w:hAnsi="Times New Roman" w:eastAsia="Times New Roman"/>
-                <w:b w:val="0"/>
-                <w:i w:val="0"/>
-                <w:sz w:val="14"/>
-              </w:rPr>
-              <w:t>0.791 ± 0.016</w:t>
-            </w:r>
-          </w:p>
-        </w:tc>
-        <w:tc>
-          <w:tcPr>
-            <w:tcW w:type="dxa" w:w="922"/>
-            <w:tcBorders/>
-          </w:tcPr>
-          <w:p>
-            <w:pPr>
-              <w:keepNext/>
-              <w:spacing w:before="0" w:after="0" w:line="240" w:lineRule="auto"/>
-              <w:ind w:firstLine="0" w:left="0"/>
-              <w:jc w:val="center"/>
-            </w:pPr>
-            <w:r>
-              <w:rPr>
-                <w:rFonts w:ascii="Times New Roman" w:hAnsi="Times New Roman" w:eastAsia="Times New Roman"/>
-                <w:b w:val="0"/>
-                <w:i w:val="0"/>
-                <w:sz w:val="14"/>
-              </w:rPr>
-              <w:t>0.696 ± 0.009</w:t>
-            </w:r>
-          </w:p>
-        </w:tc>
-      </w:tr>
-      <w:tr>
-        <w:tc>
-          <w:tcPr>
-            <w:tcW w:type="dxa" w:w="1368"/>
-            <w:tcBorders/>
-          </w:tcPr>
-          <w:p>
-            <w:pPr>
-              <w:keepNext/>
-              <w:spacing w:before="0" w:after="0" w:line="240" w:lineRule="auto"/>
-              <w:ind w:firstLine="0" w:left="0"/>
-              <w:jc w:val="left"/>
-            </w:pPr>
-            <w:r>
-              <w:rPr>
-                <w:rFonts w:ascii="Times New Roman" w:hAnsi="Times New Roman" w:eastAsia="Times New Roman"/>
-                <w:b w:val="0"/>
-                <w:i w:val="0"/>
-                <w:sz w:val="14"/>
-              </w:rPr>
-              <w:t>TF-IDF+LogReg</w:t>
-            </w:r>
-          </w:p>
-        </w:tc>
-        <w:tc>
-          <w:tcPr>
-            <w:tcW w:type="dxa" w:w="922"/>
-            <w:tcBorders/>
-          </w:tcPr>
-          <w:p>
-            <w:pPr>
-              <w:keepNext/>
-              <w:spacing w:before="0" w:after="0" w:line="240" w:lineRule="auto"/>
-              <w:ind w:firstLine="0" w:left="0"/>
-              <w:jc w:val="center"/>
-            </w:pPr>
-            <w:r>
-              <w:rPr>
-                <w:rFonts w:ascii="Times New Roman" w:hAnsi="Times New Roman" w:eastAsia="Times New Roman"/>
-                <w:b w:val="0"/>
-                <w:i w:val="0"/>
-                <w:sz w:val="14"/>
-              </w:rPr>
-              <w:t>0.911 ± 0.003</w:t>
-            </w:r>
-          </w:p>
-        </w:tc>
-        <w:tc>
-          <w:tcPr>
-            <w:tcW w:type="dxa" w:w="922"/>
-            <w:tcBorders/>
-          </w:tcPr>
-          <w:p>
-            <w:pPr>
-              <w:keepNext/>
-              <w:spacing w:before="0" w:after="0" w:line="240" w:lineRule="auto"/>
-              <w:ind w:firstLine="0" w:left="0"/>
-              <w:jc w:val="center"/>
-            </w:pPr>
-            <w:r>
-              <w:rPr>
-                <w:rFonts w:ascii="Times New Roman" w:hAnsi="Times New Roman" w:eastAsia="Times New Roman"/>
-                <w:b w:val="0"/>
-                <w:i w:val="0"/>
-                <w:sz w:val="14"/>
-              </w:rPr>
-              <w:t>0.589 ± 0.017</w:t>
-            </w:r>
-          </w:p>
-        </w:tc>
-        <w:tc>
-          <w:tcPr>
-            <w:tcW w:type="dxa" w:w="922"/>
-            <w:tcBorders/>
-          </w:tcPr>
-          <w:p>
-            <w:pPr>
-              <w:keepNext/>
-              <w:spacing w:before="0" w:after="0" w:line="240" w:lineRule="auto"/>
-              <w:ind w:firstLine="0" w:left="0"/>
-              <w:jc w:val="center"/>
-            </w:pPr>
-            <w:r>
-              <w:rPr>
-                <w:rFonts w:ascii="Times New Roman" w:hAnsi="Times New Roman" w:eastAsia="Times New Roman"/>
-                <w:b w:val="0"/>
-                <w:i w:val="0"/>
-                <w:sz w:val="14"/>
-              </w:rPr>
-              <w:t>0.819 ± 0.008</w:t>
-            </w:r>
-          </w:p>
-        </w:tc>
-        <w:tc>
-          <w:tcPr>
-            <w:tcW w:type="dxa" w:w="922"/>
-            <w:tcBorders/>
-          </w:tcPr>
-          <w:p>
-            <w:pPr>
-              <w:keepNext/>
-              <w:spacing w:before="0" w:after="0" w:line="240" w:lineRule="auto"/>
-              <w:ind w:firstLine="0" w:left="0"/>
-              <w:jc w:val="center"/>
-            </w:pPr>
-            <w:r>
-              <w:rPr>
-                <w:rFonts w:ascii="Times New Roman" w:hAnsi="Times New Roman" w:eastAsia="Times New Roman"/>
-                <w:b w:val="0"/>
-                <w:i w:val="0"/>
-                <w:sz w:val="14"/>
-              </w:rPr>
-              <w:t>0.718 ± 0.011</w:t>
-            </w:r>
-          </w:p>
-        </w:tc>
-      </w:tr>
-      <w:tr>
-        <w:tc>
-          <w:tcPr>
-            <w:tcW w:type="dxa" w:w="1368"/>
-            <w:tcBorders/>
-          </w:tcPr>
-          <w:p>
-            <w:pPr>
-              <w:keepNext/>
-              <w:spacing w:before="0" w:after="0" w:line="240" w:lineRule="auto"/>
-              <w:ind w:firstLine="0" w:left="0"/>
-              <w:jc w:val="left"/>
-            </w:pPr>
-            <w:r>
-              <w:rPr>
-                <w:rFonts w:ascii="Times New Roman" w:hAnsi="Times New Roman" w:eastAsia="Times New Roman"/>
-                <w:b w:val="0"/>
-                <w:i w:val="0"/>
-                <w:sz w:val="14"/>
-              </w:rPr>
-              <w:t>TF-IDF+SVM</w:t>
-            </w:r>
-          </w:p>
-        </w:tc>
-        <w:tc>
-          <w:tcPr>
-            <w:tcW w:type="dxa" w:w="922"/>
-            <w:tcBorders/>
-          </w:tcPr>
-          <w:p>
-            <w:pPr>
-              <w:keepNext/>
-              <w:spacing w:before="0" w:after="0" w:line="240" w:lineRule="auto"/>
-              <w:ind w:firstLine="0" w:left="0"/>
-              <w:jc w:val="center"/>
-            </w:pPr>
-            <w:r>
-              <w:rPr>
-                <w:rFonts w:ascii="Times New Roman" w:hAnsi="Times New Roman" w:eastAsia="Times New Roman"/>
-                <w:b/>
-                <w:i w:val="0"/>
-                <w:sz w:val="14"/>
-              </w:rPr>
-              <w:t>0.912 ± 0.003</w:t>
-            </w:r>
-          </w:p>
-        </w:tc>
-        <w:tc>
-          <w:tcPr>
-            <w:tcW w:type="dxa" w:w="922"/>
-            <w:tcBorders/>
-          </w:tcPr>
-          <w:p>
-            <w:pPr>
-              <w:keepNext/>
-              <w:spacing w:before="0" w:after="0" w:line="240" w:lineRule="auto"/>
-              <w:ind w:firstLine="0" w:left="0"/>
-              <w:jc w:val="center"/>
-            </w:pPr>
-            <w:r>
-              <w:rPr>
-                <w:rFonts w:ascii="Times New Roman" w:hAnsi="Times New Roman" w:eastAsia="Times New Roman"/>
-                <w:b w:val="0"/>
-                <w:i w:val="0"/>
-                <w:sz w:val="14"/>
-              </w:rPr>
-              <w:t>0.593 ± 0.012</w:t>
-            </w:r>
-          </w:p>
-        </w:tc>
-        <w:tc>
-          <w:tcPr>
-            <w:tcW w:type="dxa" w:w="922"/>
-            <w:tcBorders/>
-          </w:tcPr>
-          <w:p>
-            <w:pPr>
-              <w:keepNext/>
-              <w:spacing w:before="0" w:after="0" w:line="240" w:lineRule="auto"/>
-              <w:ind w:firstLine="0" w:left="0"/>
-              <w:jc w:val="center"/>
-            </w:pPr>
-            <w:r>
-              <w:rPr>
-                <w:rFonts w:ascii="Times New Roman" w:hAnsi="Times New Roman" w:eastAsia="Times New Roman"/>
-                <w:b w:val="0"/>
-                <w:i w:val="0"/>
-                <w:sz w:val="14"/>
-              </w:rPr>
-              <w:t>0.824 ± 0.012</w:t>
-            </w:r>
-          </w:p>
-        </w:tc>
-        <w:tc>
-          <w:tcPr>
-            <w:tcW w:type="dxa" w:w="922"/>
-            <w:tcBorders/>
-          </w:tcPr>
-          <w:p>
-            <w:pPr>
-              <w:keepNext/>
-              <w:spacing w:before="0" w:after="0" w:line="240" w:lineRule="auto"/>
-              <w:ind w:firstLine="0" w:left="0"/>
-              <w:jc w:val="center"/>
-            </w:pPr>
-            <w:r>
-              <w:rPr>
-                <w:rFonts w:ascii="Times New Roman" w:hAnsi="Times New Roman" w:eastAsia="Times New Roman"/>
-                <w:b w:val="0"/>
-                <w:i w:val="0"/>
-                <w:sz w:val="14"/>
-              </w:rPr>
-              <w:t>0.718 ± 0.009</w:t>
-            </w:r>
-          </w:p>
-        </w:tc>
-      </w:tr>
-      <w:tr>
-        <w:tc>
-          <w:tcPr>
-            <w:tcW w:type="dxa" w:w="1368"/>
-            <w:tcBorders>
-              <w:bottom w:val="single" w:sz="8" w:color="000000"/>
-            </w:tcBorders>
-          </w:tcPr>
-          <w:p>
-            <w:pPr>
-              <w:spacing w:before="0" w:after="0" w:line="240" w:lineRule="auto"/>
-              <w:ind w:firstLine="0" w:left="0"/>
-              <w:jc w:val="left"/>
-            </w:pPr>
-            <w:r>
-              <w:rPr>
-                <w:rFonts w:ascii="Times New Roman" w:hAnsi="Times New Roman" w:eastAsia="Times New Roman"/>
-                <w:b w:val="0"/>
-                <w:i w:val="0"/>
-                <w:sz w:val="14"/>
-              </w:rPr>
-              <w:t>DistilBERT</w:t>
-            </w:r>
-          </w:p>
-        </w:tc>
-        <w:tc>
-          <w:tcPr>
-            <w:tcW w:type="dxa" w:w="922"/>
-            <w:tcBorders>
-              <w:bottom w:val="single" w:sz="8" w:color="000000"/>
-            </w:tcBorders>
-          </w:tcPr>
-          <w:p>
-            <w:pPr>
-              <w:spacing w:before="0" w:after="0" w:line="240" w:lineRule="auto"/>
-              <w:ind w:firstLine="0" w:left="0"/>
-              <w:jc w:val="center"/>
-            </w:pPr>
-            <w:r>
-              <w:rPr>
-                <w:rFonts w:ascii="Times New Roman" w:hAnsi="Times New Roman" w:eastAsia="Times New Roman"/>
-                <w:b w:val="0"/>
-                <w:i w:val="0"/>
-                <w:sz w:val="14"/>
-              </w:rPr>
-              <w:t>0.901†</w:t>
-            </w:r>
-          </w:p>
-        </w:tc>
-        <w:tc>
-          <w:tcPr>
-            <w:tcW w:type="dxa" w:w="922"/>
-            <w:tcBorders>
-              <w:bottom w:val="single" w:sz="8" w:color="000000"/>
-            </w:tcBorders>
-          </w:tcPr>
-          <w:p>
-            <w:pPr>
-              <w:spacing w:before="0" w:after="0" w:line="240" w:lineRule="auto"/>
-              <w:ind w:firstLine="0" w:left="0"/>
-              <w:jc w:val="center"/>
-            </w:pPr>
-            <w:r>
-              <w:rPr>
-                <w:rFonts w:ascii="Times New Roman" w:hAnsi="Times New Roman" w:eastAsia="Times New Roman"/>
-                <w:b/>
-                <w:i w:val="0"/>
-                <w:sz w:val="14"/>
-              </w:rPr>
-              <w:t>0.751 ± 0.003</w:t>
-            </w:r>
-          </w:p>
-        </w:tc>
-        <w:tc>
-          <w:tcPr>
-            <w:tcW w:type="dxa" w:w="922"/>
-            <w:tcBorders>
-              <w:bottom w:val="single" w:sz="8" w:color="000000"/>
-            </w:tcBorders>
-          </w:tcPr>
-          <w:p>
-            <w:pPr>
-              <w:spacing w:before="0" w:after="0" w:line="240" w:lineRule="auto"/>
-              <w:ind w:firstLine="0" w:left="0"/>
-              <w:jc w:val="center"/>
-            </w:pPr>
-            <w:r>
-              <w:rPr>
-                <w:rFonts w:ascii="Times New Roman" w:hAnsi="Times New Roman" w:eastAsia="Times New Roman"/>
-                <w:b/>
-                <w:i w:val="0"/>
-                <w:sz w:val="14"/>
-              </w:rPr>
-              <w:t>0.919†</w:t>
-            </w:r>
-          </w:p>
-        </w:tc>
-        <w:tc>
-          <w:tcPr>
-            <w:tcW w:type="dxa" w:w="922"/>
-            <w:tcBorders>
-              <w:bottom w:val="single" w:sz="8" w:color="000000"/>
-            </w:tcBorders>
-          </w:tcPr>
-          <w:p>
-            <w:pPr>
-              <w:spacing w:before="0" w:after="0" w:line="240" w:lineRule="auto"/>
-              <w:ind w:firstLine="0" w:left="0"/>
-              <w:jc w:val="center"/>
-            </w:pPr>
-            <w:r>
-              <w:rPr>
-                <w:rFonts w:ascii="Times New Roman" w:hAnsi="Times New Roman" w:eastAsia="Times New Roman"/>
-                <w:b/>
-                <w:i w:val="0"/>
-                <w:sz w:val="14"/>
-              </w:rPr>
-              <w:t>0.813 ± 0.014</w:t>
-            </w:r>
-          </w:p>
-        </w:tc>
-      </w:tr>
-    </w:tbl>
-    <w:p>
-      <w:pPr>
-        <w:spacing w:before="0" w:after="40" w:line="240" w:lineRule="auto"/>
-        <w:ind w:firstLine="0" w:left="0"/>
-        <w:jc w:val="both"/>
-      </w:pPr>
-    </w:p>
-    <w:p>
-      <w:pPr>
-        <w:keepNext/>
-        <w:spacing w:before="120" w:after="0" w:line="240" w:lineRule="auto"/>
-        <w:ind w:firstLine="0" w:left="0"/>
-        <w:jc w:val="center"/>
-      </w:pPr>
-      <w:r>
-        <w:rPr>
-          <w:rFonts w:ascii="Times New Roman" w:hAnsi="Times New Roman" w:eastAsia="Times New Roman"/>
-          <w:b w:val="0"/>
-          <w:i w:val="0"/>
-          <w:sz w:val="16"/>
-        </w:rPr>
-        <w:t>TABLE IV</w:t>
-      </w:r>
-    </w:p>
-    <w:p>
-      <w:pPr>
-        <w:keepNext/>
-        <w:spacing w:before="0" w:after="60" w:line="240" w:lineRule="auto"/>
-        <w:ind w:firstLine="0" w:left="0"/>
-        <w:jc w:val="center"/>
-      </w:pPr>
-      <w:r>
-        <w:rPr>
-          <w:rFonts w:ascii="Times New Roman" w:hAnsi="Times New Roman" w:eastAsia="Times New Roman"/>
-          <w:b w:val="0"/>
-          <w:i w:val="0"/>
-          <w:sz w:val="16"/>
-        </w:rPr>
-        <w:t xml:space="preserve">Our experiment: exact McNemar tests of DistilBERT against each baseline on project-held-out folds (pooled out-of-fold predictions of one seed). In all 18 comparisons DistilBERT was right on more of the discordant items. The Bonferroni column multiplies each p-value by three, for the three baselines compared per task and seed. The tests assume independent items (see </w:t>
-      </w:r>
-      <w:r>
-        <w:rPr>
-          <w:rFonts w:ascii="Times New Roman" w:hAnsi="Times New Roman" w:eastAsia="Times New Roman"/>
-          <w:b w:val="0"/>
-          <w:i w:val="0"/>
-          <w:sz w:val="16"/>
-        </w:rPr>
-        <w:t>Section V-D</w:t>
-      </w:r>
-      <w:r>
-        <w:rPr>
-          <w:rFonts w:ascii="Times New Roman" w:hAnsi="Times New Roman" w:eastAsia="Times New Roman"/>
-          <w:b w:val="0"/>
-          <w:i w:val="0"/>
-          <w:sz w:val="16"/>
-        </w:rPr>
-        <w:t>).</w:t>
-      </w:r>
-    </w:p>
-    <w:tbl>
-      <w:tblPr>
-        <w:jc w:val="center"/>
-        <w:tblLayout w:type="fixed"/>
-        <w:tblLook w:firstColumn="1" w:firstRow="1" w:lastColumn="0" w:lastRow="0" w:noHBand="0" w:noVBand="1" w:val="04A0"/>
-        <w:tblCellMar>
-          <w:left w:w="57" w:type="dxa"/>
-          <w:right w:w="57" w:type="dxa"/>
-        </w:tblCellMar>
-        <w:tblLayout w:type="fixed"/>
-        <w:tblW w:w="5040" w:type="dxa"/>
-      </w:tblPr>
-      <w:tblGrid>
-        <w:gridCol w:w="576"/>
-        <w:gridCol w:w="576"/>
-        <w:gridCol w:w="1440"/>
-        <w:gridCol w:w="1080"/>
-        <w:gridCol w:w="1368"/>
-      </w:tblGrid>
-      <w:tr>
-        <w:tc>
-          <w:tcPr>
-            <w:tcW w:type="dxa" w:w="576"/>
-            <w:tcBorders>
-              <w:top w:val="single" w:sz="8" w:color="000000"/>
-              <w:bottom w:val="single" w:sz="4" w:color="000000"/>
-            </w:tcBorders>
-          </w:tcPr>
-          <w:p>
-            <w:pPr>
-              <w:keepNext/>
-              <w:spacing w:before="0" w:after="0" w:line="240" w:lineRule="auto"/>
-              <w:ind w:firstLine="0" w:left="0"/>
-              <w:jc w:val="left"/>
-            </w:pPr>
-            <w:r>
-              <w:rPr>
-                <w:rFonts w:ascii="Times New Roman" w:hAnsi="Times New Roman" w:eastAsia="Times New Roman"/>
-                <w:b/>
-                <w:i w:val="0"/>
-                <w:sz w:val="14"/>
-              </w:rPr>
-              <w:t>Task</w:t>
-            </w:r>
-          </w:p>
-        </w:tc>
-        <w:tc>
-          <w:tcPr>
-            <w:tcW w:type="dxa" w:w="576"/>
+            <w:tcW w:type="dxa" w:w="1325"/>
             <w:tcBorders>
               <w:top w:val="single" w:sz="8" w:color="000000"/>
               <w:bottom w:val="single" w:sz="4" w:color="000000"/>
@@ -8085,15 +6895,15 @@
                 <w:rFonts w:ascii="Times New Roman" w:hAnsi="Times New Roman" w:eastAsia="Times New Roman"/>
                 <w:b/>
                 <w:i w:val="0"/>
-                <w:sz w:val="14"/>
+                <w:sz w:val="15"/>
               </w:rPr>
-              <w:t>Seed</w:t>
+              <w:t>Ext. original</w:t>
             </w:r>
           </w:p>
         </w:tc>
         <w:tc>
           <w:tcPr>
-            <w:tcW w:type="dxa" w:w="1440"/>
+            <w:tcW w:type="dxa" w:w="1325"/>
             <w:tcBorders>
               <w:top w:val="single" w:sz="8" w:color="000000"/>
               <w:bottom w:val="single" w:sz="4" w:color="000000"/>
@@ -8111,61 +6921,9 @@
                 <w:rFonts w:ascii="Times New Roman" w:hAnsi="Times New Roman" w:eastAsia="Times New Roman"/>
                 <w:b/>
                 <w:i w:val="0"/>
-                <w:sz w:val="14"/>
+                <w:sz w:val="15"/>
               </w:rPr>
-              <w:t>Baseline</w:t>
-            </w:r>
-          </w:p>
-        </w:tc>
-        <w:tc>
-          <w:tcPr>
-            <w:tcW w:type="dxa" w:w="1080"/>
-            <w:tcBorders>
-              <w:top w:val="single" w:sz="8" w:color="000000"/>
-              <w:bottom w:val="single" w:sz="4" w:color="000000"/>
-            </w:tcBorders>
-          </w:tcPr>
-          <w:p>
-            <w:pPr>
-              <w:keepNext/>
-              <w:spacing w:before="0" w:after="0" w:line="240" w:lineRule="auto"/>
-              <w:ind w:firstLine="0" w:left="0"/>
-              <w:jc w:val="center"/>
-            </w:pPr>
-            <w:r>
-              <w:rPr>
-                <w:rFonts w:ascii="Times New Roman" w:hAnsi="Times New Roman" w:eastAsia="Times New Roman"/>
-                <w:b/>
-                <w:i w:val="0"/>
-                <w:sz w:val="14"/>
-              </w:rPr>
-              <w:t>p</w:t>
-            </w:r>
-          </w:p>
-        </w:tc>
-        <w:tc>
-          <w:tcPr>
-            <w:tcW w:type="dxa" w:w="1368"/>
-            <w:tcBorders>
-              <w:top w:val="single" w:sz="8" w:color="000000"/>
-              <w:bottom w:val="single" w:sz="4" w:color="000000"/>
-            </w:tcBorders>
-          </w:tcPr>
-          <w:p>
-            <w:pPr>
-              <w:keepNext/>
-              <w:spacing w:before="0" w:after="0" w:line="240" w:lineRule="auto"/>
-              <w:ind w:firstLine="0" w:left="0"/>
-              <w:jc w:val="center"/>
-            </w:pPr>
-            <w:r>
-              <w:rPr>
-                <w:rFonts w:ascii="Times New Roman" w:hAnsi="Times New Roman" w:eastAsia="Times New Roman"/>
-                <w:b/>
-                <w:i w:val="0"/>
-                <w:sz w:val="14"/>
-              </w:rPr>
-              <w:t>Bonferroni p</w:t>
+              <w:t>Ext. relabelled</w:t>
             </w:r>
           </w:p>
         </w:tc>
@@ -8173,7 +6931,7 @@
       <w:tr>
         <w:tc>
           <w:tcPr>
-            <w:tcW w:type="dxa" w:w="576"/>
+            <w:tcW w:type="dxa" w:w="2088"/>
             <w:tcBorders/>
           </w:tcPr>
           <w:p>
@@ -8188,15 +6946,15 @@
                 <w:rFonts w:ascii="Times New Roman" w:hAnsi="Times New Roman" w:eastAsia="Times New Roman"/>
                 <w:b w:val="0"/>
                 <w:i w:val="0"/>
-                <w:sz w:val="14"/>
+                <w:sz w:val="15"/>
               </w:rPr>
-              <w:t>A</w:t>
+              <w:t>TF-IDF+SVM</w:t>
             </w:r>
           </w:p>
         </w:tc>
         <w:tc>
           <w:tcPr>
-            <w:tcW w:type="dxa" w:w="576"/>
+            <w:tcW w:type="dxa" w:w="1325"/>
             <w:tcBorders/>
           </w:tcPr>
           <w:p>
@@ -8211,15 +6969,15 @@
                 <w:rFonts w:ascii="Times New Roman" w:hAnsi="Times New Roman" w:eastAsia="Times New Roman"/>
                 <w:b w:val="0"/>
                 <w:i w:val="0"/>
-                <w:sz w:val="14"/>
+                <w:sz w:val="15"/>
               </w:rPr>
-              <w:t>42</w:t>
+              <w:t>0.912 ± 0.003</w:t>
             </w:r>
           </w:p>
         </w:tc>
         <w:tc>
           <w:tcPr>
-            <w:tcW w:type="dxa" w:w="1440"/>
+            <w:tcW w:type="dxa" w:w="1325"/>
             <w:tcBorders/>
           </w:tcPr>
           <w:p>
@@ -8234,15 +6992,15 @@
                 <w:rFonts w:ascii="Times New Roman" w:hAnsi="Times New Roman" w:eastAsia="Times New Roman"/>
                 <w:b w:val="0"/>
                 <w:i w:val="0"/>
-                <w:sz w:val="14"/>
+                <w:sz w:val="15"/>
               </w:rPr>
-              <w:t>TF-IDF+NB</w:t>
+              <w:t>0.590 ± 0.013</w:t>
             </w:r>
           </w:p>
         </w:tc>
         <w:tc>
           <w:tcPr>
-            <w:tcW w:type="dxa" w:w="1080"/>
+            <w:tcW w:type="dxa" w:w="1325"/>
             <w:tcBorders/>
           </w:tcPr>
           <w:p>
@@ -8257,15 +7015,15 @@
                 <w:rFonts w:ascii="Times New Roman" w:hAnsi="Times New Roman" w:eastAsia="Times New Roman"/>
                 <w:b w:val="0"/>
                 <w:i w:val="0"/>
-                <w:sz w:val="14"/>
+                <w:sz w:val="15"/>
               </w:rPr>
-              <w:t>&lt; 0.001</w:t>
+              <w:t>0.821 ± 0.015</w:t>
             </w:r>
           </w:p>
         </w:tc>
         <w:tc>
           <w:tcPr>
-            <w:tcW w:type="dxa" w:w="1368"/>
+            <w:tcW w:type="dxa" w:w="1325"/>
             <w:tcBorders/>
           </w:tcPr>
           <w:p>
@@ -8280,9 +7038,55 @@
                 <w:rFonts w:ascii="Times New Roman" w:hAnsi="Times New Roman" w:eastAsia="Times New Roman"/>
                 <w:b w:val="0"/>
                 <w:i w:val="0"/>
-                <w:sz w:val="14"/>
+                <w:sz w:val="15"/>
               </w:rPr>
-              <w:t>&lt; 0.001</w:t>
+              <w:t>0.718 ± 0.001</w:t>
+            </w:r>
+          </w:p>
+        </w:tc>
+        <w:tc>
+          <w:tcPr>
+            <w:tcW w:type="dxa" w:w="1325"/>
+            <w:tcBorders/>
+          </w:tcPr>
+          <w:p>
+            <w:pPr>
+              <w:keepNext/>
+              <w:spacing w:before="0" w:after="0" w:line="240" w:lineRule="auto"/>
+              <w:ind w:firstLine="0" w:left="0"/>
+              <w:jc w:val="center"/>
+            </w:pPr>
+            <w:r>
+              <w:rPr>
+                <w:rFonts w:ascii="Times New Roman" w:hAnsi="Times New Roman" w:eastAsia="Times New Roman"/>
+                <w:b w:val="0"/>
+                <w:i w:val="0"/>
+                <w:sz w:val="15"/>
+              </w:rPr>
+              <w:t>0.638 ± 0.000</w:t>
+            </w:r>
+          </w:p>
+        </w:tc>
+        <w:tc>
+          <w:tcPr>
+            <w:tcW w:type="dxa" w:w="1325"/>
+            <w:tcBorders/>
+          </w:tcPr>
+          <w:p>
+            <w:pPr>
+              <w:keepNext/>
+              <w:spacing w:before="0" w:after="0" w:line="240" w:lineRule="auto"/>
+              <w:ind w:firstLine="0" w:left="0"/>
+              <w:jc w:val="center"/>
+            </w:pPr>
+            <w:r>
+              <w:rPr>
+                <w:rFonts w:ascii="Times New Roman" w:hAnsi="Times New Roman" w:eastAsia="Times New Roman"/>
+                <w:b w:val="0"/>
+                <w:i w:val="0"/>
+                <w:sz w:val="15"/>
+              </w:rPr>
+              <w:t>0.632 ± 0.000</w:t>
             </w:r>
           </w:p>
         </w:tc>
@@ -8290,7 +7094,7 @@
       <w:tr>
         <w:tc>
           <w:tcPr>
-            <w:tcW w:type="dxa" w:w="576"/>
+            <w:tcW w:type="dxa" w:w="2088"/>
             <w:tcBorders/>
           </w:tcPr>
           <w:p>
@@ -8305,15 +7109,15 @@
                 <w:rFonts w:ascii="Times New Roman" w:hAnsi="Times New Roman" w:eastAsia="Times New Roman"/>
                 <w:b w:val="0"/>
                 <w:i w:val="0"/>
-                <w:sz w:val="14"/>
+                <w:sz w:val="15"/>
               </w:rPr>
-              <w:t>A</w:t>
+              <w:t>DistilBERT</w:t>
             </w:r>
           </w:p>
         </w:tc>
         <w:tc>
           <w:tcPr>
-            <w:tcW w:type="dxa" w:w="576"/>
+            <w:tcW w:type="dxa" w:w="1325"/>
             <w:tcBorders/>
           </w:tcPr>
           <w:p>
@@ -8328,15 +7132,15 @@
                 <w:rFonts w:ascii="Times New Roman" w:hAnsi="Times New Roman" w:eastAsia="Times New Roman"/>
                 <w:b w:val="0"/>
                 <w:i w:val="0"/>
-                <w:sz w:val="14"/>
+                <w:sz w:val="15"/>
               </w:rPr>
-              <w:t>42</w:t>
+              <w:t>0.909 ± 0.002</w:t>
             </w:r>
           </w:p>
         </w:tc>
         <w:tc>
           <w:tcPr>
-            <w:tcW w:type="dxa" w:w="1440"/>
+            <w:tcW w:type="dxa" w:w="1325"/>
             <w:tcBorders/>
           </w:tcPr>
           <w:p>
@@ -8351,15 +7155,15 @@
                 <w:rFonts w:ascii="Times New Roman" w:hAnsi="Times New Roman" w:eastAsia="Times New Roman"/>
                 <w:b w:val="0"/>
                 <w:i w:val="0"/>
-                <w:sz w:val="14"/>
+                <w:sz w:val="15"/>
               </w:rPr>
-              <w:t>TF-IDF+LogReg</w:t>
+              <w:t>0.736 ± 0.024</w:t>
             </w:r>
           </w:p>
         </w:tc>
         <w:tc>
           <w:tcPr>
-            <w:tcW w:type="dxa" w:w="1080"/>
+            <w:tcW w:type="dxa" w:w="1325"/>
             <w:tcBorders/>
           </w:tcPr>
           <w:p>
@@ -8374,15 +7178,38 @@
                 <w:rFonts w:ascii="Times New Roman" w:hAnsi="Times New Roman" w:eastAsia="Times New Roman"/>
                 <w:b w:val="0"/>
                 <w:i w:val="0"/>
-                <w:sz w:val="14"/>
+                <w:sz w:val="15"/>
               </w:rPr>
-              <w:t>&lt; 0.001</w:t>
+              <w:t>0.892 ± 0.016</w:t>
             </w:r>
           </w:p>
         </w:tc>
         <w:tc>
           <w:tcPr>
-            <w:tcW w:type="dxa" w:w="1368"/>
+            <w:tcW w:type="dxa" w:w="1325"/>
+            <w:tcBorders/>
+          </w:tcPr>
+          <w:p>
+            <w:pPr>
+              <w:keepNext/>
+              <w:spacing w:before="0" w:after="0" w:line="240" w:lineRule="auto"/>
+              <w:ind w:firstLine="0" w:left="0"/>
+              <w:jc w:val="center"/>
+            </w:pPr>
+            <w:r>
+              <w:rPr>
+                <w:rFonts w:ascii="Times New Roman" w:hAnsi="Times New Roman" w:eastAsia="Times New Roman"/>
+                <w:b/>
+                <w:i w:val="0"/>
+                <w:sz w:val="15"/>
+              </w:rPr>
+              <w:t>0.825 ± 0.022</w:t>
+            </w:r>
+          </w:p>
+        </w:tc>
+        <w:tc>
+          <w:tcPr>
+            <w:tcW w:type="dxa" w:w="1325"/>
             <w:tcBorders/>
           </w:tcPr>
           <w:p>
@@ -8397,9 +7224,32 @@
                 <w:rFonts w:ascii="Times New Roman" w:hAnsi="Times New Roman" w:eastAsia="Times New Roman"/>
                 <w:b w:val="0"/>
                 <w:i w:val="0"/>
-                <w:sz w:val="14"/>
+                <w:sz w:val="15"/>
               </w:rPr>
-              <w:t>&lt; 0.001</w:t>
+              <w:t>0.708 ± 0.076</w:t>
+            </w:r>
+          </w:p>
+        </w:tc>
+        <w:tc>
+          <w:tcPr>
+            <w:tcW w:type="dxa" w:w="1325"/>
+            <w:tcBorders/>
+          </w:tcPr>
+          <w:p>
+            <w:pPr>
+              <w:keepNext/>
+              <w:spacing w:before="0" w:after="0" w:line="240" w:lineRule="auto"/>
+              <w:ind w:firstLine="0" w:left="0"/>
+              <w:jc w:val="center"/>
+            </w:pPr>
+            <w:r>
+              <w:rPr>
+                <w:rFonts w:ascii="Times New Roman" w:hAnsi="Times New Roman" w:eastAsia="Times New Roman"/>
+                <w:b w:val="0"/>
+                <w:i w:val="0"/>
+                <w:sz w:val="15"/>
+              </w:rPr>
+              <w:t>0.712 ± 0.015</w:t>
             </w:r>
           </w:p>
         </w:tc>
@@ -8407,7 +7257,7 @@
       <w:tr>
         <w:tc>
           <w:tcPr>
-            <w:tcW w:type="dxa" w:w="576"/>
+            <w:tcW w:type="dxa" w:w="2088"/>
             <w:tcBorders/>
           </w:tcPr>
           <w:p>
@@ -8422,15 +7272,15 @@
                 <w:rFonts w:ascii="Times New Roman" w:hAnsi="Times New Roman" w:eastAsia="Times New Roman"/>
                 <w:b w:val="0"/>
                 <w:i w:val="0"/>
-                <w:sz w:val="14"/>
+                <w:sz w:val="15"/>
               </w:rPr>
-              <w:t>A</w:t>
+              <w:t>BERT-base</w:t>
             </w:r>
           </w:p>
         </w:tc>
         <w:tc>
           <w:tcPr>
-            <w:tcW w:type="dxa" w:w="576"/>
+            <w:tcW w:type="dxa" w:w="1325"/>
             <w:tcBorders/>
           </w:tcPr>
           <w:p>
@@ -8445,15 +7295,15 @@
                 <w:rFonts w:ascii="Times New Roman" w:hAnsi="Times New Roman" w:eastAsia="Times New Roman"/>
                 <w:b w:val="0"/>
                 <w:i w:val="0"/>
-                <w:sz w:val="14"/>
+                <w:sz w:val="15"/>
               </w:rPr>
-              <w:t>42</w:t>
+              <w:t>0.915 ± 0.004</w:t>
             </w:r>
           </w:p>
         </w:tc>
         <w:tc>
           <w:tcPr>
-            <w:tcW w:type="dxa" w:w="1440"/>
+            <w:tcW w:type="dxa" w:w="1325"/>
             <w:tcBorders/>
           </w:tcPr>
           <w:p>
@@ -8468,15 +7318,15 @@
                 <w:rFonts w:ascii="Times New Roman" w:hAnsi="Times New Roman" w:eastAsia="Times New Roman"/>
                 <w:b w:val="0"/>
                 <w:i w:val="0"/>
-                <w:sz w:val="14"/>
+                <w:sz w:val="15"/>
               </w:rPr>
-              <w:t>TF-IDF+SVM</w:t>
+              <w:t>0.765 ± 0.010</w:t>
             </w:r>
           </w:p>
         </w:tc>
         <w:tc>
           <w:tcPr>
-            <w:tcW w:type="dxa" w:w="1080"/>
+            <w:tcW w:type="dxa" w:w="1325"/>
             <w:tcBorders/>
           </w:tcPr>
           <w:p>
@@ -8491,15 +7341,15 @@
                 <w:rFonts w:ascii="Times New Roman" w:hAnsi="Times New Roman" w:eastAsia="Times New Roman"/>
                 <w:b w:val="0"/>
                 <w:i w:val="0"/>
-                <w:sz w:val="14"/>
+                <w:sz w:val="15"/>
               </w:rPr>
-              <w:t>&lt; 0.001</w:t>
+              <w:t>0.858 ± 0.004</w:t>
             </w:r>
           </w:p>
         </w:tc>
         <w:tc>
           <w:tcPr>
-            <w:tcW w:type="dxa" w:w="1368"/>
+            <w:tcW w:type="dxa" w:w="1325"/>
             <w:tcBorders/>
           </w:tcPr>
           <w:p>
@@ -8514,9 +7364,55 @@
                 <w:rFonts w:ascii="Times New Roman" w:hAnsi="Times New Roman" w:eastAsia="Times New Roman"/>
                 <w:b w:val="0"/>
                 <w:i w:val="0"/>
-                <w:sz w:val="14"/>
+                <w:sz w:val="15"/>
               </w:rPr>
-              <w:t>&lt; 0.001</w:t>
+              <w:t>0.774 ± 0.002</w:t>
+            </w:r>
+          </w:p>
+        </w:tc>
+        <w:tc>
+          <w:tcPr>
+            <w:tcW w:type="dxa" w:w="1325"/>
+            <w:tcBorders/>
+          </w:tcPr>
+          <w:p>
+            <w:pPr>
+              <w:keepNext/>
+              <w:spacing w:before="0" w:after="0" w:line="240" w:lineRule="auto"/>
+              <w:ind w:firstLine="0" w:left="0"/>
+              <w:jc w:val="center"/>
+            </w:pPr>
+            <w:r>
+              <w:rPr>
+                <w:rFonts w:ascii="Times New Roman" w:hAnsi="Times New Roman" w:eastAsia="Times New Roman"/>
+                <w:b w:val="0"/>
+                <w:i w:val="0"/>
+                <w:sz w:val="15"/>
+              </w:rPr>
+              <w:t>0.711 ± 0.072</w:t>
+            </w:r>
+          </w:p>
+        </w:tc>
+        <w:tc>
+          <w:tcPr>
+            <w:tcW w:type="dxa" w:w="1325"/>
+            <w:tcBorders/>
+          </w:tcPr>
+          <w:p>
+            <w:pPr>
+              <w:keepNext/>
+              <w:spacing w:before="0" w:after="0" w:line="240" w:lineRule="auto"/>
+              <w:ind w:firstLine="0" w:left="0"/>
+              <w:jc w:val="center"/>
+            </w:pPr>
+            <w:r>
+              <w:rPr>
+                <w:rFonts w:ascii="Times New Roman" w:hAnsi="Times New Roman" w:eastAsia="Times New Roman"/>
+                <w:b w:val="0"/>
+                <w:i w:val="0"/>
+                <w:sz w:val="15"/>
+              </w:rPr>
+              <w:t>0.700 ± 0.005</w:t>
             </w:r>
           </w:p>
         </w:tc>
@@ -8524,7 +7420,7 @@
       <w:tr>
         <w:tc>
           <w:tcPr>
-            <w:tcW w:type="dxa" w:w="576"/>
+            <w:tcW w:type="dxa" w:w="2088"/>
             <w:tcBorders/>
           </w:tcPr>
           <w:p>
@@ -8539,15 +7435,84 @@
                 <w:rFonts w:ascii="Times New Roman" w:hAnsi="Times New Roman" w:eastAsia="Times New Roman"/>
                 <w:b w:val="0"/>
                 <w:i w:val="0"/>
-                <w:sz w:val="14"/>
+                <w:sz w:val="15"/>
               </w:rPr>
-              <w:t>A</w:t>
+              <w:t>RoBERTa-base</w:t>
             </w:r>
           </w:p>
         </w:tc>
         <w:tc>
           <w:tcPr>
-            <w:tcW w:type="dxa" w:w="576"/>
+            <w:tcW w:type="dxa" w:w="1325"/>
+            <w:tcBorders/>
+          </w:tcPr>
+          <w:p>
+            <w:pPr>
+              <w:keepNext/>
+              <w:spacing w:before="0" w:after="0" w:line="240" w:lineRule="auto"/>
+              <w:ind w:firstLine="0" w:left="0"/>
+              <w:jc w:val="center"/>
+            </w:pPr>
+            <w:r>
+              <w:rPr>
+                <w:rFonts w:ascii="Times New Roman" w:hAnsi="Times New Roman" w:eastAsia="Times New Roman"/>
+                <w:b/>
+                <w:i w:val="0"/>
+                <w:sz w:val="15"/>
+              </w:rPr>
+              <w:t>0.917 ± 0.011</w:t>
+            </w:r>
+          </w:p>
+        </w:tc>
+        <w:tc>
+          <w:tcPr>
+            <w:tcW w:type="dxa" w:w="1325"/>
+            <w:tcBorders/>
+          </w:tcPr>
+          <w:p>
+            <w:pPr>
+              <w:keepNext/>
+              <w:spacing w:before="0" w:after="0" w:line="240" w:lineRule="auto"/>
+              <w:ind w:firstLine="0" w:left="0"/>
+              <w:jc w:val="center"/>
+            </w:pPr>
+            <w:r>
+              <w:rPr>
+                <w:rFonts w:ascii="Times New Roman" w:hAnsi="Times New Roman" w:eastAsia="Times New Roman"/>
+                <w:b/>
+                <w:i w:val="0"/>
+                <w:sz w:val="15"/>
+              </w:rPr>
+              <w:t>0.806 ± 0.028</w:t>
+            </w:r>
+          </w:p>
+        </w:tc>
+        <w:tc>
+          <w:tcPr>
+            <w:tcW w:type="dxa" w:w="1325"/>
+            <w:tcBorders/>
+          </w:tcPr>
+          <w:p>
+            <w:pPr>
+              <w:keepNext/>
+              <w:spacing w:before="0" w:after="0" w:line="240" w:lineRule="auto"/>
+              <w:ind w:firstLine="0" w:left="0"/>
+              <w:jc w:val="center"/>
+            </w:pPr>
+            <w:r>
+              <w:rPr>
+                <w:rFonts w:ascii="Times New Roman" w:hAnsi="Times New Roman" w:eastAsia="Times New Roman"/>
+                <w:b/>
+                <w:i w:val="0"/>
+                <w:sz w:val="15"/>
+              </w:rPr>
+              <w:t>0.913 ± 0.024</w:t>
+            </w:r>
+          </w:p>
+        </w:tc>
+        <w:tc>
+          <w:tcPr>
+            <w:tcW w:type="dxa" w:w="1325"/>
             <w:tcBorders/>
           </w:tcPr>
           <w:p>
@@ -8562,15 +7527,15 @@
                 <w:rFonts w:ascii="Times New Roman" w:hAnsi="Times New Roman" w:eastAsia="Times New Roman"/>
                 <w:b w:val="0"/>
                 <w:i w:val="0"/>
-                <w:sz w:val="14"/>
+                <w:sz w:val="15"/>
               </w:rPr>
-              <w:t>43</w:t>
+              <w:t>0.810 ± 0.018</w:t>
             </w:r>
           </w:p>
         </w:tc>
         <w:tc>
           <w:tcPr>
-            <w:tcW w:type="dxa" w:w="1440"/>
+            <w:tcW w:type="dxa" w:w="1325"/>
             <w:tcBorders/>
           </w:tcPr>
           <w:p>
@@ -8583,17 +7548,17 @@
             <w:r>
               <w:rPr>
                 <w:rFonts w:ascii="Times New Roman" w:hAnsi="Times New Roman" w:eastAsia="Times New Roman"/>
-                <w:b w:val="0"/>
+                <w:b/>
                 <w:i w:val="0"/>
-                <w:sz w:val="14"/>
+                <w:sz w:val="15"/>
               </w:rPr>
-              <w:t>TF-IDF+NB</w:t>
+              <w:t>0.719 ± 0.094</w:t>
             </w:r>
           </w:p>
         </w:tc>
         <w:tc>
           <w:tcPr>
-            <w:tcW w:type="dxa" w:w="1080"/>
+            <w:tcW w:type="dxa" w:w="1325"/>
             <w:tcBorders/>
           </w:tcPr>
           <w:p>
@@ -8606,34 +7571,11 @@
             <w:r>
               <w:rPr>
                 <w:rFonts w:ascii="Times New Roman" w:hAnsi="Times New Roman" w:eastAsia="Times New Roman"/>
-                <w:b w:val="0"/>
+                <w:b/>
                 <w:i w:val="0"/>
-                <w:sz w:val="14"/>
+                <w:sz w:val="15"/>
               </w:rPr>
-              <w:t>&lt; 0.001</w:t>
-            </w:r>
-          </w:p>
-        </w:tc>
-        <w:tc>
-          <w:tcPr>
-            <w:tcW w:type="dxa" w:w="1368"/>
-            <w:tcBorders/>
-          </w:tcPr>
-          <w:p>
-            <w:pPr>
-              <w:keepNext/>
-              <w:spacing w:before="0" w:after="0" w:line="240" w:lineRule="auto"/>
-              <w:ind w:firstLine="0" w:left="0"/>
-              <w:jc w:val="center"/>
-            </w:pPr>
-            <w:r>
-              <w:rPr>
-                <w:rFonts w:ascii="Times New Roman" w:hAnsi="Times New Roman" w:eastAsia="Times New Roman"/>
-                <w:b w:val="0"/>
-                <w:i w:val="0"/>
-                <w:sz w:val="14"/>
-              </w:rPr>
-              <w:t>&lt; 0.001</w:t>
+              <w:t>0.781 ± 0.033</w:t>
             </w:r>
           </w:p>
         </w:tc>
@@ -8641,1528 +7583,7 @@
       <w:tr>
         <w:tc>
           <w:tcPr>
-            <w:tcW w:type="dxa" w:w="576"/>
-            <w:tcBorders/>
-          </w:tcPr>
-          <w:p>
-            <w:pPr>
-              <w:keepNext/>
-              <w:spacing w:before="0" w:after="0" w:line="240" w:lineRule="auto"/>
-              <w:ind w:firstLine="0" w:left="0"/>
-              <w:jc w:val="left"/>
-            </w:pPr>
-            <w:r>
-              <w:rPr>
-                <w:rFonts w:ascii="Times New Roman" w:hAnsi="Times New Roman" w:eastAsia="Times New Roman"/>
-                <w:b w:val="0"/>
-                <w:i w:val="0"/>
-                <w:sz w:val="14"/>
-              </w:rPr>
-              <w:t>A</w:t>
-            </w:r>
-          </w:p>
-        </w:tc>
-        <w:tc>
-          <w:tcPr>
-            <w:tcW w:type="dxa" w:w="576"/>
-            <w:tcBorders/>
-          </w:tcPr>
-          <w:p>
-            <w:pPr>
-              <w:keepNext/>
-              <w:spacing w:before="0" w:after="0" w:line="240" w:lineRule="auto"/>
-              <w:ind w:firstLine="0" w:left="0"/>
-              <w:jc w:val="center"/>
-            </w:pPr>
-            <w:r>
-              <w:rPr>
-                <w:rFonts w:ascii="Times New Roman" w:hAnsi="Times New Roman" w:eastAsia="Times New Roman"/>
-                <w:b w:val="0"/>
-                <w:i w:val="0"/>
-                <w:sz w:val="14"/>
-              </w:rPr>
-              <w:t>43</w:t>
-            </w:r>
-          </w:p>
-        </w:tc>
-        <w:tc>
-          <w:tcPr>
-            <w:tcW w:type="dxa" w:w="1440"/>
-            <w:tcBorders/>
-          </w:tcPr>
-          <w:p>
-            <w:pPr>
-              <w:keepNext/>
-              <w:spacing w:before="0" w:after="0" w:line="240" w:lineRule="auto"/>
-              <w:ind w:firstLine="0" w:left="0"/>
-              <w:jc w:val="center"/>
-            </w:pPr>
-            <w:r>
-              <w:rPr>
-                <w:rFonts w:ascii="Times New Roman" w:hAnsi="Times New Roman" w:eastAsia="Times New Roman"/>
-                <w:b w:val="0"/>
-                <w:i w:val="0"/>
-                <w:sz w:val="14"/>
-              </w:rPr>
-              <w:t>TF-IDF+LogReg</w:t>
-            </w:r>
-          </w:p>
-        </w:tc>
-        <w:tc>
-          <w:tcPr>
-            <w:tcW w:type="dxa" w:w="1080"/>
-            <w:tcBorders/>
-          </w:tcPr>
-          <w:p>
-            <w:pPr>
-              <w:keepNext/>
-              <w:spacing w:before="0" w:after="0" w:line="240" w:lineRule="auto"/>
-              <w:ind w:firstLine="0" w:left="0"/>
-              <w:jc w:val="center"/>
-            </w:pPr>
-            <w:r>
-              <w:rPr>
-                <w:rFonts w:ascii="Times New Roman" w:hAnsi="Times New Roman" w:eastAsia="Times New Roman"/>
-                <w:b w:val="0"/>
-                <w:i w:val="0"/>
-                <w:sz w:val="14"/>
-              </w:rPr>
-              <w:t>&lt; 0.001</w:t>
-            </w:r>
-          </w:p>
-        </w:tc>
-        <w:tc>
-          <w:tcPr>
-            <w:tcW w:type="dxa" w:w="1368"/>
-            <w:tcBorders/>
-          </w:tcPr>
-          <w:p>
-            <w:pPr>
-              <w:keepNext/>
-              <w:spacing w:before="0" w:after="0" w:line="240" w:lineRule="auto"/>
-              <w:ind w:firstLine="0" w:left="0"/>
-              <w:jc w:val="center"/>
-            </w:pPr>
-            <w:r>
-              <w:rPr>
-                <w:rFonts w:ascii="Times New Roman" w:hAnsi="Times New Roman" w:eastAsia="Times New Roman"/>
-                <w:b w:val="0"/>
-                <w:i w:val="0"/>
-                <w:sz w:val="14"/>
-              </w:rPr>
-              <w:t>&lt; 0.001</w:t>
-            </w:r>
-          </w:p>
-        </w:tc>
-      </w:tr>
-      <w:tr>
-        <w:tc>
-          <w:tcPr>
-            <w:tcW w:type="dxa" w:w="576"/>
-            <w:tcBorders/>
-          </w:tcPr>
-          <w:p>
-            <w:pPr>
-              <w:keepNext/>
-              <w:spacing w:before="0" w:after="0" w:line="240" w:lineRule="auto"/>
-              <w:ind w:firstLine="0" w:left="0"/>
-              <w:jc w:val="left"/>
-            </w:pPr>
-            <w:r>
-              <w:rPr>
-                <w:rFonts w:ascii="Times New Roman" w:hAnsi="Times New Roman" w:eastAsia="Times New Roman"/>
-                <w:b w:val="0"/>
-                <w:i w:val="0"/>
-                <w:sz w:val="14"/>
-              </w:rPr>
-              <w:t>A</w:t>
-            </w:r>
-          </w:p>
-        </w:tc>
-        <w:tc>
-          <w:tcPr>
-            <w:tcW w:type="dxa" w:w="576"/>
-            <w:tcBorders/>
-          </w:tcPr>
-          <w:p>
-            <w:pPr>
-              <w:keepNext/>
-              <w:spacing w:before="0" w:after="0" w:line="240" w:lineRule="auto"/>
-              <w:ind w:firstLine="0" w:left="0"/>
-              <w:jc w:val="center"/>
-            </w:pPr>
-            <w:r>
-              <w:rPr>
-                <w:rFonts w:ascii="Times New Roman" w:hAnsi="Times New Roman" w:eastAsia="Times New Roman"/>
-                <w:b w:val="0"/>
-                <w:i w:val="0"/>
-                <w:sz w:val="14"/>
-              </w:rPr>
-              <w:t>43</w:t>
-            </w:r>
-          </w:p>
-        </w:tc>
-        <w:tc>
-          <w:tcPr>
-            <w:tcW w:type="dxa" w:w="1440"/>
-            <w:tcBorders/>
-          </w:tcPr>
-          <w:p>
-            <w:pPr>
-              <w:keepNext/>
-              <w:spacing w:before="0" w:after="0" w:line="240" w:lineRule="auto"/>
-              <w:ind w:firstLine="0" w:left="0"/>
-              <w:jc w:val="center"/>
-            </w:pPr>
-            <w:r>
-              <w:rPr>
-                <w:rFonts w:ascii="Times New Roman" w:hAnsi="Times New Roman" w:eastAsia="Times New Roman"/>
-                <w:b w:val="0"/>
-                <w:i w:val="0"/>
-                <w:sz w:val="14"/>
-              </w:rPr>
-              <w:t>TF-IDF+SVM</w:t>
-            </w:r>
-          </w:p>
-        </w:tc>
-        <w:tc>
-          <w:tcPr>
-            <w:tcW w:type="dxa" w:w="1080"/>
-            <w:tcBorders/>
-          </w:tcPr>
-          <w:p>
-            <w:pPr>
-              <w:keepNext/>
-              <w:spacing w:before="0" w:after="0" w:line="240" w:lineRule="auto"/>
-              <w:ind w:firstLine="0" w:left="0"/>
-              <w:jc w:val="center"/>
-            </w:pPr>
-            <w:r>
-              <w:rPr>
-                <w:rFonts w:ascii="Times New Roman" w:hAnsi="Times New Roman" w:eastAsia="Times New Roman"/>
-                <w:b w:val="0"/>
-                <w:i w:val="0"/>
-                <w:sz w:val="14"/>
-              </w:rPr>
-              <w:t>&lt; 0.001</w:t>
-            </w:r>
-          </w:p>
-        </w:tc>
-        <w:tc>
-          <w:tcPr>
-            <w:tcW w:type="dxa" w:w="1368"/>
-            <w:tcBorders/>
-          </w:tcPr>
-          <w:p>
-            <w:pPr>
-              <w:keepNext/>
-              <w:spacing w:before="0" w:after="0" w:line="240" w:lineRule="auto"/>
-              <w:ind w:firstLine="0" w:left="0"/>
-              <w:jc w:val="center"/>
-            </w:pPr>
-            <w:r>
-              <w:rPr>
-                <w:rFonts w:ascii="Times New Roman" w:hAnsi="Times New Roman" w:eastAsia="Times New Roman"/>
-                <w:b w:val="0"/>
-                <w:i w:val="0"/>
-                <w:sz w:val="14"/>
-              </w:rPr>
-              <w:t>&lt; 0.001</w:t>
-            </w:r>
-          </w:p>
-        </w:tc>
-      </w:tr>
-      <w:tr>
-        <w:tc>
-          <w:tcPr>
-            <w:tcW w:type="dxa" w:w="576"/>
-            <w:tcBorders/>
-          </w:tcPr>
-          <w:p>
-            <w:pPr>
-              <w:keepNext/>
-              <w:spacing w:before="0" w:after="0" w:line="240" w:lineRule="auto"/>
-              <w:ind w:firstLine="0" w:left="0"/>
-              <w:jc w:val="left"/>
-            </w:pPr>
-            <w:r>
-              <w:rPr>
-                <w:rFonts w:ascii="Times New Roman" w:hAnsi="Times New Roman" w:eastAsia="Times New Roman"/>
-                <w:b w:val="0"/>
-                <w:i w:val="0"/>
-                <w:sz w:val="14"/>
-              </w:rPr>
-              <w:t>A</w:t>
-            </w:r>
-          </w:p>
-        </w:tc>
-        <w:tc>
-          <w:tcPr>
-            <w:tcW w:type="dxa" w:w="576"/>
-            <w:tcBorders/>
-          </w:tcPr>
-          <w:p>
-            <w:pPr>
-              <w:keepNext/>
-              <w:spacing w:before="0" w:after="0" w:line="240" w:lineRule="auto"/>
-              <w:ind w:firstLine="0" w:left="0"/>
-              <w:jc w:val="center"/>
-            </w:pPr>
-            <w:r>
-              <w:rPr>
-                <w:rFonts w:ascii="Times New Roman" w:hAnsi="Times New Roman" w:eastAsia="Times New Roman"/>
-                <w:b w:val="0"/>
-                <w:i w:val="0"/>
-                <w:sz w:val="14"/>
-              </w:rPr>
-              <w:t>44</w:t>
-            </w:r>
-          </w:p>
-        </w:tc>
-        <w:tc>
-          <w:tcPr>
-            <w:tcW w:type="dxa" w:w="1440"/>
-            <w:tcBorders/>
-          </w:tcPr>
-          <w:p>
-            <w:pPr>
-              <w:keepNext/>
-              <w:spacing w:before="0" w:after="0" w:line="240" w:lineRule="auto"/>
-              <w:ind w:firstLine="0" w:left="0"/>
-              <w:jc w:val="center"/>
-            </w:pPr>
-            <w:r>
-              <w:rPr>
-                <w:rFonts w:ascii="Times New Roman" w:hAnsi="Times New Roman" w:eastAsia="Times New Roman"/>
-                <w:b w:val="0"/>
-                <w:i w:val="0"/>
-                <w:sz w:val="14"/>
-              </w:rPr>
-              <w:t>TF-IDF+NB</w:t>
-            </w:r>
-          </w:p>
-        </w:tc>
-        <w:tc>
-          <w:tcPr>
-            <w:tcW w:type="dxa" w:w="1080"/>
-            <w:tcBorders/>
-          </w:tcPr>
-          <w:p>
-            <w:pPr>
-              <w:keepNext/>
-              <w:spacing w:before="0" w:after="0" w:line="240" w:lineRule="auto"/>
-              <w:ind w:firstLine="0" w:left="0"/>
-              <w:jc w:val="center"/>
-            </w:pPr>
-            <w:r>
-              <w:rPr>
-                <w:rFonts w:ascii="Times New Roman" w:hAnsi="Times New Roman" w:eastAsia="Times New Roman"/>
-                <w:b w:val="0"/>
-                <w:i w:val="0"/>
-                <w:sz w:val="14"/>
-              </w:rPr>
-              <w:t>0.003</w:t>
-            </w:r>
-          </w:p>
-        </w:tc>
-        <w:tc>
-          <w:tcPr>
-            <w:tcW w:type="dxa" w:w="1368"/>
-            <w:tcBorders/>
-          </w:tcPr>
-          <w:p>
-            <w:pPr>
-              <w:keepNext/>
-              <w:spacing w:before="0" w:after="0" w:line="240" w:lineRule="auto"/>
-              <w:ind w:firstLine="0" w:left="0"/>
-              <w:jc w:val="center"/>
-            </w:pPr>
-            <w:r>
-              <w:rPr>
-                <w:rFonts w:ascii="Times New Roman" w:hAnsi="Times New Roman" w:eastAsia="Times New Roman"/>
-                <w:b w:val="0"/>
-                <w:i w:val="0"/>
-                <w:sz w:val="14"/>
-              </w:rPr>
-              <w:t>0.010</w:t>
-            </w:r>
-          </w:p>
-        </w:tc>
-      </w:tr>
-      <w:tr>
-        <w:tc>
-          <w:tcPr>
-            <w:tcW w:type="dxa" w:w="576"/>
-            <w:tcBorders/>
-          </w:tcPr>
-          <w:p>
-            <w:pPr>
-              <w:keepNext/>
-              <w:spacing w:before="0" w:after="0" w:line="240" w:lineRule="auto"/>
-              <w:ind w:firstLine="0" w:left="0"/>
-              <w:jc w:val="left"/>
-            </w:pPr>
-            <w:r>
-              <w:rPr>
-                <w:rFonts w:ascii="Times New Roman" w:hAnsi="Times New Roman" w:eastAsia="Times New Roman"/>
-                <w:b w:val="0"/>
-                <w:i w:val="0"/>
-                <w:sz w:val="14"/>
-              </w:rPr>
-              <w:t>A</w:t>
-            </w:r>
-          </w:p>
-        </w:tc>
-        <w:tc>
-          <w:tcPr>
-            <w:tcW w:type="dxa" w:w="576"/>
-            <w:tcBorders/>
-          </w:tcPr>
-          <w:p>
-            <w:pPr>
-              <w:keepNext/>
-              <w:spacing w:before="0" w:after="0" w:line="240" w:lineRule="auto"/>
-              <w:ind w:firstLine="0" w:left="0"/>
-              <w:jc w:val="center"/>
-            </w:pPr>
-            <w:r>
-              <w:rPr>
-                <w:rFonts w:ascii="Times New Roman" w:hAnsi="Times New Roman" w:eastAsia="Times New Roman"/>
-                <w:b w:val="0"/>
-                <w:i w:val="0"/>
-                <w:sz w:val="14"/>
-              </w:rPr>
-              <w:t>44</w:t>
-            </w:r>
-          </w:p>
-        </w:tc>
-        <w:tc>
-          <w:tcPr>
-            <w:tcW w:type="dxa" w:w="1440"/>
-            <w:tcBorders/>
-          </w:tcPr>
-          <w:p>
-            <w:pPr>
-              <w:keepNext/>
-              <w:spacing w:before="0" w:after="0" w:line="240" w:lineRule="auto"/>
-              <w:ind w:firstLine="0" w:left="0"/>
-              <w:jc w:val="center"/>
-            </w:pPr>
-            <w:r>
-              <w:rPr>
-                <w:rFonts w:ascii="Times New Roman" w:hAnsi="Times New Roman" w:eastAsia="Times New Roman"/>
-                <w:b w:val="0"/>
-                <w:i w:val="0"/>
-                <w:sz w:val="14"/>
-              </w:rPr>
-              <w:t>TF-IDF+LogReg</w:t>
-            </w:r>
-          </w:p>
-        </w:tc>
-        <w:tc>
-          <w:tcPr>
-            <w:tcW w:type="dxa" w:w="1080"/>
-            <w:tcBorders/>
-          </w:tcPr>
-          <w:p>
-            <w:pPr>
-              <w:keepNext/>
-              <w:spacing w:before="0" w:after="0" w:line="240" w:lineRule="auto"/>
-              <w:ind w:firstLine="0" w:left="0"/>
-              <w:jc w:val="center"/>
-            </w:pPr>
-            <w:r>
-              <w:rPr>
-                <w:rFonts w:ascii="Times New Roman" w:hAnsi="Times New Roman" w:eastAsia="Times New Roman"/>
-                <w:b w:val="0"/>
-                <w:i w:val="0"/>
-                <w:sz w:val="14"/>
-              </w:rPr>
-              <w:t>&lt; 0.001</w:t>
-            </w:r>
-          </w:p>
-        </w:tc>
-        <w:tc>
-          <w:tcPr>
-            <w:tcW w:type="dxa" w:w="1368"/>
-            <w:tcBorders/>
-          </w:tcPr>
-          <w:p>
-            <w:pPr>
-              <w:keepNext/>
-              <w:spacing w:before="0" w:after="0" w:line="240" w:lineRule="auto"/>
-              <w:ind w:firstLine="0" w:left="0"/>
-              <w:jc w:val="center"/>
-            </w:pPr>
-            <w:r>
-              <w:rPr>
-                <w:rFonts w:ascii="Times New Roman" w:hAnsi="Times New Roman" w:eastAsia="Times New Roman"/>
-                <w:b w:val="0"/>
-                <w:i w:val="0"/>
-                <w:sz w:val="14"/>
-              </w:rPr>
-              <w:t>&lt; 0.001</w:t>
-            </w:r>
-          </w:p>
-        </w:tc>
-      </w:tr>
-      <w:tr>
-        <w:tc>
-          <w:tcPr>
-            <w:tcW w:type="dxa" w:w="576"/>
-            <w:tcBorders/>
-          </w:tcPr>
-          <w:p>
-            <w:pPr>
-              <w:keepNext/>
-              <w:spacing w:before="0" w:after="0" w:line="240" w:lineRule="auto"/>
-              <w:ind w:firstLine="0" w:left="0"/>
-              <w:jc w:val="left"/>
-            </w:pPr>
-            <w:r>
-              <w:rPr>
-                <w:rFonts w:ascii="Times New Roman" w:hAnsi="Times New Roman" w:eastAsia="Times New Roman"/>
-                <w:b w:val="0"/>
-                <w:i w:val="0"/>
-                <w:sz w:val="14"/>
-              </w:rPr>
-              <w:t>A</w:t>
-            </w:r>
-          </w:p>
-        </w:tc>
-        <w:tc>
-          <w:tcPr>
-            <w:tcW w:type="dxa" w:w="576"/>
-            <w:tcBorders/>
-          </w:tcPr>
-          <w:p>
-            <w:pPr>
-              <w:keepNext/>
-              <w:spacing w:before="0" w:after="0" w:line="240" w:lineRule="auto"/>
-              <w:ind w:firstLine="0" w:left="0"/>
-              <w:jc w:val="center"/>
-            </w:pPr>
-            <w:r>
-              <w:rPr>
-                <w:rFonts w:ascii="Times New Roman" w:hAnsi="Times New Roman" w:eastAsia="Times New Roman"/>
-                <w:b w:val="0"/>
-                <w:i w:val="0"/>
-                <w:sz w:val="14"/>
-              </w:rPr>
-              <w:t>44</w:t>
-            </w:r>
-          </w:p>
-        </w:tc>
-        <w:tc>
-          <w:tcPr>
-            <w:tcW w:type="dxa" w:w="1440"/>
-            <w:tcBorders/>
-          </w:tcPr>
-          <w:p>
-            <w:pPr>
-              <w:keepNext/>
-              <w:spacing w:before="0" w:after="0" w:line="240" w:lineRule="auto"/>
-              <w:ind w:firstLine="0" w:left="0"/>
-              <w:jc w:val="center"/>
-            </w:pPr>
-            <w:r>
-              <w:rPr>
-                <w:rFonts w:ascii="Times New Roman" w:hAnsi="Times New Roman" w:eastAsia="Times New Roman"/>
-                <w:b w:val="0"/>
-                <w:i w:val="0"/>
-                <w:sz w:val="14"/>
-              </w:rPr>
-              <w:t>TF-IDF+SVM</w:t>
-            </w:r>
-          </w:p>
-        </w:tc>
-        <w:tc>
-          <w:tcPr>
-            <w:tcW w:type="dxa" w:w="1080"/>
-            <w:tcBorders/>
-          </w:tcPr>
-          <w:p>
-            <w:pPr>
-              <w:keepNext/>
-              <w:spacing w:before="0" w:after="0" w:line="240" w:lineRule="auto"/>
-              <w:ind w:firstLine="0" w:left="0"/>
-              <w:jc w:val="center"/>
-            </w:pPr>
-            <w:r>
-              <w:rPr>
-                <w:rFonts w:ascii="Times New Roman" w:hAnsi="Times New Roman" w:eastAsia="Times New Roman"/>
-                <w:b w:val="0"/>
-                <w:i w:val="0"/>
-                <w:sz w:val="14"/>
-              </w:rPr>
-              <w:t>&lt; 0.001</w:t>
-            </w:r>
-          </w:p>
-        </w:tc>
-        <w:tc>
-          <w:tcPr>
-            <w:tcW w:type="dxa" w:w="1368"/>
-            <w:tcBorders/>
-          </w:tcPr>
-          <w:p>
-            <w:pPr>
-              <w:keepNext/>
-              <w:spacing w:before="0" w:after="0" w:line="240" w:lineRule="auto"/>
-              <w:ind w:firstLine="0" w:left="0"/>
-              <w:jc w:val="center"/>
-            </w:pPr>
-            <w:r>
-              <w:rPr>
-                <w:rFonts w:ascii="Times New Roman" w:hAnsi="Times New Roman" w:eastAsia="Times New Roman"/>
-                <w:b w:val="0"/>
-                <w:i w:val="0"/>
-                <w:sz w:val="14"/>
-              </w:rPr>
-              <w:t>&lt; 0.001</w:t>
-            </w:r>
-          </w:p>
-        </w:tc>
-      </w:tr>
-      <w:tr>
-        <w:tc>
-          <w:tcPr>
-            <w:tcW w:type="dxa" w:w="576"/>
-            <w:tcBorders/>
-          </w:tcPr>
-          <w:p>
-            <w:pPr>
-              <w:keepNext/>
-              <w:spacing w:before="0" w:after="0" w:line="240" w:lineRule="auto"/>
-              <w:ind w:firstLine="0" w:left="0"/>
-              <w:jc w:val="left"/>
-            </w:pPr>
-            <w:r>
-              <w:rPr>
-                <w:rFonts w:ascii="Times New Roman" w:hAnsi="Times New Roman" w:eastAsia="Times New Roman"/>
-                <w:b w:val="0"/>
-                <w:i w:val="0"/>
-                <w:sz w:val="14"/>
-              </w:rPr>
-              <w:t>B</w:t>
-            </w:r>
-          </w:p>
-        </w:tc>
-        <w:tc>
-          <w:tcPr>
-            <w:tcW w:type="dxa" w:w="576"/>
-            <w:tcBorders/>
-          </w:tcPr>
-          <w:p>
-            <w:pPr>
-              <w:keepNext/>
-              <w:spacing w:before="0" w:after="0" w:line="240" w:lineRule="auto"/>
-              <w:ind w:firstLine="0" w:left="0"/>
-              <w:jc w:val="center"/>
-            </w:pPr>
-            <w:r>
-              <w:rPr>
-                <w:rFonts w:ascii="Times New Roman" w:hAnsi="Times New Roman" w:eastAsia="Times New Roman"/>
-                <w:b w:val="0"/>
-                <w:i w:val="0"/>
-                <w:sz w:val="14"/>
-              </w:rPr>
-              <w:t>42</w:t>
-            </w:r>
-          </w:p>
-        </w:tc>
-        <w:tc>
-          <w:tcPr>
-            <w:tcW w:type="dxa" w:w="1440"/>
-            <w:tcBorders/>
-          </w:tcPr>
-          <w:p>
-            <w:pPr>
-              <w:keepNext/>
-              <w:spacing w:before="0" w:after="0" w:line="240" w:lineRule="auto"/>
-              <w:ind w:firstLine="0" w:left="0"/>
-              <w:jc w:val="center"/>
-            </w:pPr>
-            <w:r>
-              <w:rPr>
-                <w:rFonts w:ascii="Times New Roman" w:hAnsi="Times New Roman" w:eastAsia="Times New Roman"/>
-                <w:b w:val="0"/>
-                <w:i w:val="0"/>
-                <w:sz w:val="14"/>
-              </w:rPr>
-              <w:t>TF-IDF+NB</w:t>
-            </w:r>
-          </w:p>
-        </w:tc>
-        <w:tc>
-          <w:tcPr>
-            <w:tcW w:type="dxa" w:w="1080"/>
-            <w:tcBorders/>
-          </w:tcPr>
-          <w:p>
-            <w:pPr>
-              <w:keepNext/>
-              <w:spacing w:before="0" w:after="0" w:line="240" w:lineRule="auto"/>
-              <w:ind w:firstLine="0" w:left="0"/>
-              <w:jc w:val="center"/>
-            </w:pPr>
-            <w:r>
-              <w:rPr>
-                <w:rFonts w:ascii="Times New Roman" w:hAnsi="Times New Roman" w:eastAsia="Times New Roman"/>
-                <w:b w:val="0"/>
-                <w:i w:val="0"/>
-                <w:sz w:val="14"/>
-              </w:rPr>
-              <w:t>&lt; 0.001</w:t>
-            </w:r>
-          </w:p>
-        </w:tc>
-        <w:tc>
-          <w:tcPr>
-            <w:tcW w:type="dxa" w:w="1368"/>
-            <w:tcBorders/>
-          </w:tcPr>
-          <w:p>
-            <w:pPr>
-              <w:keepNext/>
-              <w:spacing w:before="0" w:after="0" w:line="240" w:lineRule="auto"/>
-              <w:ind w:firstLine="0" w:left="0"/>
-              <w:jc w:val="center"/>
-            </w:pPr>
-            <w:r>
-              <w:rPr>
-                <w:rFonts w:ascii="Times New Roman" w:hAnsi="Times New Roman" w:eastAsia="Times New Roman"/>
-                <w:b w:val="0"/>
-                <w:i w:val="0"/>
-                <w:sz w:val="14"/>
-              </w:rPr>
-              <w:t>&lt; 0.001</w:t>
-            </w:r>
-          </w:p>
-        </w:tc>
-      </w:tr>
-      <w:tr>
-        <w:tc>
-          <w:tcPr>
-            <w:tcW w:type="dxa" w:w="576"/>
-            <w:tcBorders/>
-          </w:tcPr>
-          <w:p>
-            <w:pPr>
-              <w:keepNext/>
-              <w:spacing w:before="0" w:after="0" w:line="240" w:lineRule="auto"/>
-              <w:ind w:firstLine="0" w:left="0"/>
-              <w:jc w:val="left"/>
-            </w:pPr>
-            <w:r>
-              <w:rPr>
-                <w:rFonts w:ascii="Times New Roman" w:hAnsi="Times New Roman" w:eastAsia="Times New Roman"/>
-                <w:b w:val="0"/>
-                <w:i w:val="0"/>
-                <w:sz w:val="14"/>
-              </w:rPr>
-              <w:t>B</w:t>
-            </w:r>
-          </w:p>
-        </w:tc>
-        <w:tc>
-          <w:tcPr>
-            <w:tcW w:type="dxa" w:w="576"/>
-            <w:tcBorders/>
-          </w:tcPr>
-          <w:p>
-            <w:pPr>
-              <w:keepNext/>
-              <w:spacing w:before="0" w:after="0" w:line="240" w:lineRule="auto"/>
-              <w:ind w:firstLine="0" w:left="0"/>
-              <w:jc w:val="center"/>
-            </w:pPr>
-            <w:r>
-              <w:rPr>
-                <w:rFonts w:ascii="Times New Roman" w:hAnsi="Times New Roman" w:eastAsia="Times New Roman"/>
-                <w:b w:val="0"/>
-                <w:i w:val="0"/>
-                <w:sz w:val="14"/>
-              </w:rPr>
-              <w:t>42</w:t>
-            </w:r>
-          </w:p>
-        </w:tc>
-        <w:tc>
-          <w:tcPr>
-            <w:tcW w:type="dxa" w:w="1440"/>
-            <w:tcBorders/>
-          </w:tcPr>
-          <w:p>
-            <w:pPr>
-              <w:keepNext/>
-              <w:spacing w:before="0" w:after="0" w:line="240" w:lineRule="auto"/>
-              <w:ind w:firstLine="0" w:left="0"/>
-              <w:jc w:val="center"/>
-            </w:pPr>
-            <w:r>
-              <w:rPr>
-                <w:rFonts w:ascii="Times New Roman" w:hAnsi="Times New Roman" w:eastAsia="Times New Roman"/>
-                <w:b w:val="0"/>
-                <w:i w:val="0"/>
-                <w:sz w:val="14"/>
-              </w:rPr>
-              <w:t>TF-IDF+LogReg</w:t>
-            </w:r>
-          </w:p>
-        </w:tc>
-        <w:tc>
-          <w:tcPr>
-            <w:tcW w:type="dxa" w:w="1080"/>
-            <w:tcBorders/>
-          </w:tcPr>
-          <w:p>
-            <w:pPr>
-              <w:keepNext/>
-              <w:spacing w:before="0" w:after="0" w:line="240" w:lineRule="auto"/>
-              <w:ind w:firstLine="0" w:left="0"/>
-              <w:jc w:val="center"/>
-            </w:pPr>
-            <w:r>
-              <w:rPr>
-                <w:rFonts w:ascii="Times New Roman" w:hAnsi="Times New Roman" w:eastAsia="Times New Roman"/>
-                <w:b w:val="0"/>
-                <w:i w:val="0"/>
-                <w:sz w:val="14"/>
-              </w:rPr>
-              <w:t>&lt; 0.001</w:t>
-            </w:r>
-          </w:p>
-        </w:tc>
-        <w:tc>
-          <w:tcPr>
-            <w:tcW w:type="dxa" w:w="1368"/>
-            <w:tcBorders/>
-          </w:tcPr>
-          <w:p>
-            <w:pPr>
-              <w:keepNext/>
-              <w:spacing w:before="0" w:after="0" w:line="240" w:lineRule="auto"/>
-              <w:ind w:firstLine="0" w:left="0"/>
-              <w:jc w:val="center"/>
-            </w:pPr>
-            <w:r>
-              <w:rPr>
-                <w:rFonts w:ascii="Times New Roman" w:hAnsi="Times New Roman" w:eastAsia="Times New Roman"/>
-                <w:b w:val="0"/>
-                <w:i w:val="0"/>
-                <w:sz w:val="14"/>
-              </w:rPr>
-              <w:t>&lt; 0.001</w:t>
-            </w:r>
-          </w:p>
-        </w:tc>
-      </w:tr>
-      <w:tr>
-        <w:tc>
-          <w:tcPr>
-            <w:tcW w:type="dxa" w:w="576"/>
-            <w:tcBorders/>
-          </w:tcPr>
-          <w:p>
-            <w:pPr>
-              <w:keepNext/>
-              <w:spacing w:before="0" w:after="0" w:line="240" w:lineRule="auto"/>
-              <w:ind w:firstLine="0" w:left="0"/>
-              <w:jc w:val="left"/>
-            </w:pPr>
-            <w:r>
-              <w:rPr>
-                <w:rFonts w:ascii="Times New Roman" w:hAnsi="Times New Roman" w:eastAsia="Times New Roman"/>
-                <w:b w:val="0"/>
-                <w:i w:val="0"/>
-                <w:sz w:val="14"/>
-              </w:rPr>
-              <w:t>B</w:t>
-            </w:r>
-          </w:p>
-        </w:tc>
-        <w:tc>
-          <w:tcPr>
-            <w:tcW w:type="dxa" w:w="576"/>
-            <w:tcBorders/>
-          </w:tcPr>
-          <w:p>
-            <w:pPr>
-              <w:keepNext/>
-              <w:spacing w:before="0" w:after="0" w:line="240" w:lineRule="auto"/>
-              <w:ind w:firstLine="0" w:left="0"/>
-              <w:jc w:val="center"/>
-            </w:pPr>
-            <w:r>
-              <w:rPr>
-                <w:rFonts w:ascii="Times New Roman" w:hAnsi="Times New Roman" w:eastAsia="Times New Roman"/>
-                <w:b w:val="0"/>
-                <w:i w:val="0"/>
-                <w:sz w:val="14"/>
-              </w:rPr>
-              <w:t>42</w:t>
-            </w:r>
-          </w:p>
-        </w:tc>
-        <w:tc>
-          <w:tcPr>
-            <w:tcW w:type="dxa" w:w="1440"/>
-            <w:tcBorders/>
-          </w:tcPr>
-          <w:p>
-            <w:pPr>
-              <w:keepNext/>
-              <w:spacing w:before="0" w:after="0" w:line="240" w:lineRule="auto"/>
-              <w:ind w:firstLine="0" w:left="0"/>
-              <w:jc w:val="center"/>
-            </w:pPr>
-            <w:r>
-              <w:rPr>
-                <w:rFonts w:ascii="Times New Roman" w:hAnsi="Times New Roman" w:eastAsia="Times New Roman"/>
-                <w:b w:val="0"/>
-                <w:i w:val="0"/>
-                <w:sz w:val="14"/>
-              </w:rPr>
-              <w:t>TF-IDF+SVM</w:t>
-            </w:r>
-          </w:p>
-        </w:tc>
-        <w:tc>
-          <w:tcPr>
-            <w:tcW w:type="dxa" w:w="1080"/>
-            <w:tcBorders/>
-          </w:tcPr>
-          <w:p>
-            <w:pPr>
-              <w:keepNext/>
-              <w:spacing w:before="0" w:after="0" w:line="240" w:lineRule="auto"/>
-              <w:ind w:firstLine="0" w:left="0"/>
-              <w:jc w:val="center"/>
-            </w:pPr>
-            <w:r>
-              <w:rPr>
-                <w:rFonts w:ascii="Times New Roman" w:hAnsi="Times New Roman" w:eastAsia="Times New Roman"/>
-                <w:b w:val="0"/>
-                <w:i w:val="0"/>
-                <w:sz w:val="14"/>
-              </w:rPr>
-              <w:t>&lt; 0.001</w:t>
-            </w:r>
-          </w:p>
-        </w:tc>
-        <w:tc>
-          <w:tcPr>
-            <w:tcW w:type="dxa" w:w="1368"/>
-            <w:tcBorders/>
-          </w:tcPr>
-          <w:p>
-            <w:pPr>
-              <w:keepNext/>
-              <w:spacing w:before="0" w:after="0" w:line="240" w:lineRule="auto"/>
-              <w:ind w:firstLine="0" w:left="0"/>
-              <w:jc w:val="center"/>
-            </w:pPr>
-            <w:r>
-              <w:rPr>
-                <w:rFonts w:ascii="Times New Roman" w:hAnsi="Times New Roman" w:eastAsia="Times New Roman"/>
-                <w:b w:val="0"/>
-                <w:i w:val="0"/>
-                <w:sz w:val="14"/>
-              </w:rPr>
-              <w:t>&lt; 0.001</w:t>
-            </w:r>
-          </w:p>
-        </w:tc>
-      </w:tr>
-      <w:tr>
-        <w:tc>
-          <w:tcPr>
-            <w:tcW w:type="dxa" w:w="576"/>
-            <w:tcBorders/>
-          </w:tcPr>
-          <w:p>
-            <w:pPr>
-              <w:keepNext/>
-              <w:spacing w:before="0" w:after="0" w:line="240" w:lineRule="auto"/>
-              <w:ind w:firstLine="0" w:left="0"/>
-              <w:jc w:val="left"/>
-            </w:pPr>
-            <w:r>
-              <w:rPr>
-                <w:rFonts w:ascii="Times New Roman" w:hAnsi="Times New Roman" w:eastAsia="Times New Roman"/>
-                <w:b w:val="0"/>
-                <w:i w:val="0"/>
-                <w:sz w:val="14"/>
-              </w:rPr>
-              <w:t>B</w:t>
-            </w:r>
-          </w:p>
-        </w:tc>
-        <w:tc>
-          <w:tcPr>
-            <w:tcW w:type="dxa" w:w="576"/>
-            <w:tcBorders/>
-          </w:tcPr>
-          <w:p>
-            <w:pPr>
-              <w:keepNext/>
-              <w:spacing w:before="0" w:after="0" w:line="240" w:lineRule="auto"/>
-              <w:ind w:firstLine="0" w:left="0"/>
-              <w:jc w:val="center"/>
-            </w:pPr>
-            <w:r>
-              <w:rPr>
-                <w:rFonts w:ascii="Times New Roman" w:hAnsi="Times New Roman" w:eastAsia="Times New Roman"/>
-                <w:b w:val="0"/>
-                <w:i w:val="0"/>
-                <w:sz w:val="14"/>
-              </w:rPr>
-              <w:t>43</w:t>
-            </w:r>
-          </w:p>
-        </w:tc>
-        <w:tc>
-          <w:tcPr>
-            <w:tcW w:type="dxa" w:w="1440"/>
-            <w:tcBorders/>
-          </w:tcPr>
-          <w:p>
-            <w:pPr>
-              <w:keepNext/>
-              <w:spacing w:before="0" w:after="0" w:line="240" w:lineRule="auto"/>
-              <w:ind w:firstLine="0" w:left="0"/>
-              <w:jc w:val="center"/>
-            </w:pPr>
-            <w:r>
-              <w:rPr>
-                <w:rFonts w:ascii="Times New Roman" w:hAnsi="Times New Roman" w:eastAsia="Times New Roman"/>
-                <w:b w:val="0"/>
-                <w:i w:val="0"/>
-                <w:sz w:val="14"/>
-              </w:rPr>
-              <w:t>TF-IDF+NB</w:t>
-            </w:r>
-          </w:p>
-        </w:tc>
-        <w:tc>
-          <w:tcPr>
-            <w:tcW w:type="dxa" w:w="1080"/>
-            <w:tcBorders/>
-          </w:tcPr>
-          <w:p>
-            <w:pPr>
-              <w:keepNext/>
-              <w:spacing w:before="0" w:after="0" w:line="240" w:lineRule="auto"/>
-              <w:ind w:firstLine="0" w:left="0"/>
-              <w:jc w:val="center"/>
-            </w:pPr>
-            <w:r>
-              <w:rPr>
-                <w:rFonts w:ascii="Times New Roman" w:hAnsi="Times New Roman" w:eastAsia="Times New Roman"/>
-                <w:b w:val="0"/>
-                <w:i w:val="0"/>
-                <w:sz w:val="14"/>
-              </w:rPr>
-              <w:t>&lt; 0.001</w:t>
-            </w:r>
-          </w:p>
-        </w:tc>
-        <w:tc>
-          <w:tcPr>
-            <w:tcW w:type="dxa" w:w="1368"/>
-            <w:tcBorders/>
-          </w:tcPr>
-          <w:p>
-            <w:pPr>
-              <w:keepNext/>
-              <w:spacing w:before="0" w:after="0" w:line="240" w:lineRule="auto"/>
-              <w:ind w:firstLine="0" w:left="0"/>
-              <w:jc w:val="center"/>
-            </w:pPr>
-            <w:r>
-              <w:rPr>
-                <w:rFonts w:ascii="Times New Roman" w:hAnsi="Times New Roman" w:eastAsia="Times New Roman"/>
-                <w:b w:val="0"/>
-                <w:i w:val="0"/>
-                <w:sz w:val="14"/>
-              </w:rPr>
-              <w:t>0.003</w:t>
-            </w:r>
-          </w:p>
-        </w:tc>
-      </w:tr>
-      <w:tr>
-        <w:tc>
-          <w:tcPr>
-            <w:tcW w:type="dxa" w:w="576"/>
-            <w:tcBorders/>
-          </w:tcPr>
-          <w:p>
-            <w:pPr>
-              <w:keepNext/>
-              <w:spacing w:before="0" w:after="0" w:line="240" w:lineRule="auto"/>
-              <w:ind w:firstLine="0" w:left="0"/>
-              <w:jc w:val="left"/>
-            </w:pPr>
-            <w:r>
-              <w:rPr>
-                <w:rFonts w:ascii="Times New Roman" w:hAnsi="Times New Roman" w:eastAsia="Times New Roman"/>
-                <w:b w:val="0"/>
-                <w:i w:val="0"/>
-                <w:sz w:val="14"/>
-              </w:rPr>
-              <w:t>B</w:t>
-            </w:r>
-          </w:p>
-        </w:tc>
-        <w:tc>
-          <w:tcPr>
-            <w:tcW w:type="dxa" w:w="576"/>
-            <w:tcBorders/>
-          </w:tcPr>
-          <w:p>
-            <w:pPr>
-              <w:keepNext/>
-              <w:spacing w:before="0" w:after="0" w:line="240" w:lineRule="auto"/>
-              <w:ind w:firstLine="0" w:left="0"/>
-              <w:jc w:val="center"/>
-            </w:pPr>
-            <w:r>
-              <w:rPr>
-                <w:rFonts w:ascii="Times New Roman" w:hAnsi="Times New Roman" w:eastAsia="Times New Roman"/>
-                <w:b w:val="0"/>
-                <w:i w:val="0"/>
-                <w:sz w:val="14"/>
-              </w:rPr>
-              <w:t>43</w:t>
-            </w:r>
-          </w:p>
-        </w:tc>
-        <w:tc>
-          <w:tcPr>
-            <w:tcW w:type="dxa" w:w="1440"/>
-            <w:tcBorders/>
-          </w:tcPr>
-          <w:p>
-            <w:pPr>
-              <w:keepNext/>
-              <w:spacing w:before="0" w:after="0" w:line="240" w:lineRule="auto"/>
-              <w:ind w:firstLine="0" w:left="0"/>
-              <w:jc w:val="center"/>
-            </w:pPr>
-            <w:r>
-              <w:rPr>
-                <w:rFonts w:ascii="Times New Roman" w:hAnsi="Times New Roman" w:eastAsia="Times New Roman"/>
-                <w:b w:val="0"/>
-                <w:i w:val="0"/>
-                <w:sz w:val="14"/>
-              </w:rPr>
-              <w:t>TF-IDF+LogReg</w:t>
-            </w:r>
-          </w:p>
-        </w:tc>
-        <w:tc>
-          <w:tcPr>
-            <w:tcW w:type="dxa" w:w="1080"/>
-            <w:tcBorders/>
-          </w:tcPr>
-          <w:p>
-            <w:pPr>
-              <w:keepNext/>
-              <w:spacing w:before="0" w:after="0" w:line="240" w:lineRule="auto"/>
-              <w:ind w:firstLine="0" w:left="0"/>
-              <w:jc w:val="center"/>
-            </w:pPr>
-            <w:r>
-              <w:rPr>
-                <w:rFonts w:ascii="Times New Roman" w:hAnsi="Times New Roman" w:eastAsia="Times New Roman"/>
-                <w:b w:val="0"/>
-                <w:i w:val="0"/>
-                <w:sz w:val="14"/>
-              </w:rPr>
-              <w:t>0.017</w:t>
-            </w:r>
-          </w:p>
-        </w:tc>
-        <w:tc>
-          <w:tcPr>
-            <w:tcW w:type="dxa" w:w="1368"/>
-            <w:tcBorders/>
-          </w:tcPr>
-          <w:p>
-            <w:pPr>
-              <w:keepNext/>
-              <w:spacing w:before="0" w:after="0" w:line="240" w:lineRule="auto"/>
-              <w:ind w:firstLine="0" w:left="0"/>
-              <w:jc w:val="center"/>
-            </w:pPr>
-            <w:r>
-              <w:rPr>
-                <w:rFonts w:ascii="Times New Roman" w:hAnsi="Times New Roman" w:eastAsia="Times New Roman"/>
-                <w:b w:val="0"/>
-                <w:i w:val="0"/>
-                <w:sz w:val="14"/>
-              </w:rPr>
-              <w:t>0.051</w:t>
-            </w:r>
-          </w:p>
-        </w:tc>
-      </w:tr>
-      <w:tr>
-        <w:tc>
-          <w:tcPr>
-            <w:tcW w:type="dxa" w:w="576"/>
-            <w:tcBorders/>
-          </w:tcPr>
-          <w:p>
-            <w:pPr>
-              <w:keepNext/>
-              <w:spacing w:before="0" w:after="0" w:line="240" w:lineRule="auto"/>
-              <w:ind w:firstLine="0" w:left="0"/>
-              <w:jc w:val="left"/>
-            </w:pPr>
-            <w:r>
-              <w:rPr>
-                <w:rFonts w:ascii="Times New Roman" w:hAnsi="Times New Roman" w:eastAsia="Times New Roman"/>
-                <w:b w:val="0"/>
-                <w:i w:val="0"/>
-                <w:sz w:val="14"/>
-              </w:rPr>
-              <w:t>B</w:t>
-            </w:r>
-          </w:p>
-        </w:tc>
-        <w:tc>
-          <w:tcPr>
-            <w:tcW w:type="dxa" w:w="576"/>
-            <w:tcBorders/>
-          </w:tcPr>
-          <w:p>
-            <w:pPr>
-              <w:keepNext/>
-              <w:spacing w:before="0" w:after="0" w:line="240" w:lineRule="auto"/>
-              <w:ind w:firstLine="0" w:left="0"/>
-              <w:jc w:val="center"/>
-            </w:pPr>
-            <w:r>
-              <w:rPr>
-                <w:rFonts w:ascii="Times New Roman" w:hAnsi="Times New Roman" w:eastAsia="Times New Roman"/>
-                <w:b w:val="0"/>
-                <w:i w:val="0"/>
-                <w:sz w:val="14"/>
-              </w:rPr>
-              <w:t>43</w:t>
-            </w:r>
-          </w:p>
-        </w:tc>
-        <w:tc>
-          <w:tcPr>
-            <w:tcW w:type="dxa" w:w="1440"/>
-            <w:tcBorders/>
-          </w:tcPr>
-          <w:p>
-            <w:pPr>
-              <w:keepNext/>
-              <w:spacing w:before="0" w:after="0" w:line="240" w:lineRule="auto"/>
-              <w:ind w:firstLine="0" w:left="0"/>
-              <w:jc w:val="center"/>
-            </w:pPr>
-            <w:r>
-              <w:rPr>
-                <w:rFonts w:ascii="Times New Roman" w:hAnsi="Times New Roman" w:eastAsia="Times New Roman"/>
-                <w:b w:val="0"/>
-                <w:i w:val="0"/>
-                <w:sz w:val="14"/>
-              </w:rPr>
-              <w:t>TF-IDF+SVM</w:t>
-            </w:r>
-          </w:p>
-        </w:tc>
-        <w:tc>
-          <w:tcPr>
-            <w:tcW w:type="dxa" w:w="1080"/>
-            <w:tcBorders/>
-          </w:tcPr>
-          <w:p>
-            <w:pPr>
-              <w:keepNext/>
-              <w:spacing w:before="0" w:after="0" w:line="240" w:lineRule="auto"/>
-              <w:ind w:firstLine="0" w:left="0"/>
-              <w:jc w:val="center"/>
-            </w:pPr>
-            <w:r>
-              <w:rPr>
-                <w:rFonts w:ascii="Times New Roman" w:hAnsi="Times New Roman" w:eastAsia="Times New Roman"/>
-                <w:b w:val="0"/>
-                <w:i w:val="0"/>
-                <w:sz w:val="14"/>
-              </w:rPr>
-              <w:t>0.013</w:t>
-            </w:r>
-          </w:p>
-        </w:tc>
-        <w:tc>
-          <w:tcPr>
-            <w:tcW w:type="dxa" w:w="1368"/>
-            <w:tcBorders/>
-          </w:tcPr>
-          <w:p>
-            <w:pPr>
-              <w:keepNext/>
-              <w:spacing w:before="0" w:after="0" w:line="240" w:lineRule="auto"/>
-              <w:ind w:firstLine="0" w:left="0"/>
-              <w:jc w:val="center"/>
-            </w:pPr>
-            <w:r>
-              <w:rPr>
-                <w:rFonts w:ascii="Times New Roman" w:hAnsi="Times New Roman" w:eastAsia="Times New Roman"/>
-                <w:b w:val="0"/>
-                <w:i w:val="0"/>
-                <w:sz w:val="14"/>
-              </w:rPr>
-              <w:t>0.038</w:t>
-            </w:r>
-          </w:p>
-        </w:tc>
-      </w:tr>
-      <w:tr>
-        <w:tc>
-          <w:tcPr>
-            <w:tcW w:type="dxa" w:w="576"/>
-            <w:tcBorders/>
-          </w:tcPr>
-          <w:p>
-            <w:pPr>
-              <w:keepNext/>
-              <w:spacing w:before="0" w:after="0" w:line="240" w:lineRule="auto"/>
-              <w:ind w:firstLine="0" w:left="0"/>
-              <w:jc w:val="left"/>
-            </w:pPr>
-            <w:r>
-              <w:rPr>
-                <w:rFonts w:ascii="Times New Roman" w:hAnsi="Times New Roman" w:eastAsia="Times New Roman"/>
-                <w:b w:val="0"/>
-                <w:i w:val="0"/>
-                <w:sz w:val="14"/>
-              </w:rPr>
-              <w:t>B</w:t>
-            </w:r>
-          </w:p>
-        </w:tc>
-        <w:tc>
-          <w:tcPr>
-            <w:tcW w:type="dxa" w:w="576"/>
-            <w:tcBorders/>
-          </w:tcPr>
-          <w:p>
-            <w:pPr>
-              <w:keepNext/>
-              <w:spacing w:before="0" w:after="0" w:line="240" w:lineRule="auto"/>
-              <w:ind w:firstLine="0" w:left="0"/>
-              <w:jc w:val="center"/>
-            </w:pPr>
-            <w:r>
-              <w:rPr>
-                <w:rFonts w:ascii="Times New Roman" w:hAnsi="Times New Roman" w:eastAsia="Times New Roman"/>
-                <w:b w:val="0"/>
-                <w:i w:val="0"/>
-                <w:sz w:val="14"/>
-              </w:rPr>
-              <w:t>44</w:t>
-            </w:r>
-          </w:p>
-        </w:tc>
-        <w:tc>
-          <w:tcPr>
-            <w:tcW w:type="dxa" w:w="1440"/>
-            <w:tcBorders/>
-          </w:tcPr>
-          <w:p>
-            <w:pPr>
-              <w:keepNext/>
-              <w:spacing w:before="0" w:after="0" w:line="240" w:lineRule="auto"/>
-              <w:ind w:firstLine="0" w:left="0"/>
-              <w:jc w:val="center"/>
-            </w:pPr>
-            <w:r>
-              <w:rPr>
-                <w:rFonts w:ascii="Times New Roman" w:hAnsi="Times New Roman" w:eastAsia="Times New Roman"/>
-                <w:b w:val="0"/>
-                <w:i w:val="0"/>
-                <w:sz w:val="14"/>
-              </w:rPr>
-              <w:t>TF-IDF+NB</w:t>
-            </w:r>
-          </w:p>
-        </w:tc>
-        <w:tc>
-          <w:tcPr>
-            <w:tcW w:type="dxa" w:w="1080"/>
-            <w:tcBorders/>
-          </w:tcPr>
-          <w:p>
-            <w:pPr>
-              <w:keepNext/>
-              <w:spacing w:before="0" w:after="0" w:line="240" w:lineRule="auto"/>
-              <w:ind w:firstLine="0" w:left="0"/>
-              <w:jc w:val="center"/>
-            </w:pPr>
-            <w:r>
-              <w:rPr>
-                <w:rFonts w:ascii="Times New Roman" w:hAnsi="Times New Roman" w:eastAsia="Times New Roman"/>
-                <w:b w:val="0"/>
-                <w:i w:val="0"/>
-                <w:sz w:val="14"/>
-              </w:rPr>
-              <w:t>0.002</w:t>
-            </w:r>
-          </w:p>
-        </w:tc>
-        <w:tc>
-          <w:tcPr>
-            <w:tcW w:type="dxa" w:w="1368"/>
-            <w:tcBorders/>
-          </w:tcPr>
-          <w:p>
-            <w:pPr>
-              <w:keepNext/>
-              <w:spacing w:before="0" w:after="0" w:line="240" w:lineRule="auto"/>
-              <w:ind w:firstLine="0" w:left="0"/>
-              <w:jc w:val="center"/>
-            </w:pPr>
-            <w:r>
-              <w:rPr>
-                <w:rFonts w:ascii="Times New Roman" w:hAnsi="Times New Roman" w:eastAsia="Times New Roman"/>
-                <w:b w:val="0"/>
-                <w:i w:val="0"/>
-                <w:sz w:val="14"/>
-              </w:rPr>
-              <w:t>0.006</w:t>
-            </w:r>
-          </w:p>
-        </w:tc>
-      </w:tr>
-      <w:tr>
-        <w:tc>
-          <w:tcPr>
-            <w:tcW w:type="dxa" w:w="576"/>
-            <w:tcBorders/>
-          </w:tcPr>
-          <w:p>
-            <w:pPr>
-              <w:keepNext/>
-              <w:spacing w:before="0" w:after="0" w:line="240" w:lineRule="auto"/>
-              <w:ind w:firstLine="0" w:left="0"/>
-              <w:jc w:val="left"/>
-            </w:pPr>
-            <w:r>
-              <w:rPr>
-                <w:rFonts w:ascii="Times New Roman" w:hAnsi="Times New Roman" w:eastAsia="Times New Roman"/>
-                <w:b w:val="0"/>
-                <w:i w:val="0"/>
-                <w:sz w:val="14"/>
-              </w:rPr>
-              <w:t>B</w:t>
-            </w:r>
-          </w:p>
-        </w:tc>
-        <w:tc>
-          <w:tcPr>
-            <w:tcW w:type="dxa" w:w="576"/>
-            <w:tcBorders/>
-          </w:tcPr>
-          <w:p>
-            <w:pPr>
-              <w:keepNext/>
-              <w:spacing w:before="0" w:after="0" w:line="240" w:lineRule="auto"/>
-              <w:ind w:firstLine="0" w:left="0"/>
-              <w:jc w:val="center"/>
-            </w:pPr>
-            <w:r>
-              <w:rPr>
-                <w:rFonts w:ascii="Times New Roman" w:hAnsi="Times New Roman" w:eastAsia="Times New Roman"/>
-                <w:b w:val="0"/>
-                <w:i w:val="0"/>
-                <w:sz w:val="14"/>
-              </w:rPr>
-              <w:t>44</w:t>
-            </w:r>
-          </w:p>
-        </w:tc>
-        <w:tc>
-          <w:tcPr>
-            <w:tcW w:type="dxa" w:w="1440"/>
-            <w:tcBorders/>
-          </w:tcPr>
-          <w:p>
-            <w:pPr>
-              <w:keepNext/>
-              <w:spacing w:before="0" w:after="0" w:line="240" w:lineRule="auto"/>
-              <w:ind w:firstLine="0" w:left="0"/>
-              <w:jc w:val="center"/>
-            </w:pPr>
-            <w:r>
-              <w:rPr>
-                <w:rFonts w:ascii="Times New Roman" w:hAnsi="Times New Roman" w:eastAsia="Times New Roman"/>
-                <w:b w:val="0"/>
-                <w:i w:val="0"/>
-                <w:sz w:val="14"/>
-              </w:rPr>
-              <w:t>TF-IDF+LogReg</w:t>
-            </w:r>
-          </w:p>
-        </w:tc>
-        <w:tc>
-          <w:tcPr>
-            <w:tcW w:type="dxa" w:w="1080"/>
-            <w:tcBorders/>
-          </w:tcPr>
-          <w:p>
-            <w:pPr>
-              <w:keepNext/>
-              <w:spacing w:before="0" w:after="0" w:line="240" w:lineRule="auto"/>
-              <w:ind w:firstLine="0" w:left="0"/>
-              <w:jc w:val="center"/>
-            </w:pPr>
-            <w:r>
-              <w:rPr>
-                <w:rFonts w:ascii="Times New Roman" w:hAnsi="Times New Roman" w:eastAsia="Times New Roman"/>
-                <w:b w:val="0"/>
-                <w:i w:val="0"/>
-                <w:sz w:val="14"/>
-              </w:rPr>
-              <w:t>0.006</w:t>
-            </w:r>
-          </w:p>
-        </w:tc>
-        <w:tc>
-          <w:tcPr>
-            <w:tcW w:type="dxa" w:w="1368"/>
-            <w:tcBorders/>
-          </w:tcPr>
-          <w:p>
-            <w:pPr>
-              <w:keepNext/>
-              <w:spacing w:before="0" w:after="0" w:line="240" w:lineRule="auto"/>
-              <w:ind w:firstLine="0" w:left="0"/>
-              <w:jc w:val="center"/>
-            </w:pPr>
-            <w:r>
-              <w:rPr>
-                <w:rFonts w:ascii="Times New Roman" w:hAnsi="Times New Roman" w:eastAsia="Times New Roman"/>
-                <w:b w:val="0"/>
-                <w:i w:val="0"/>
-                <w:sz w:val="14"/>
-              </w:rPr>
-              <w:t>0.019</w:t>
-            </w:r>
-          </w:p>
-        </w:tc>
-      </w:tr>
-      <w:tr>
-        <w:tc>
-          <w:tcPr>
-            <w:tcW w:type="dxa" w:w="576"/>
+            <w:tcW w:type="dxa" w:w="2088"/>
             <w:tcBorders>
               <w:bottom w:val="single" w:sz="8" w:color="000000"/>
             </w:tcBorders>
@@ -10178,15 +7599,15 @@
                 <w:rFonts w:ascii="Times New Roman" w:hAnsi="Times New Roman" w:eastAsia="Times New Roman"/>
                 <w:b w:val="0"/>
                 <w:i w:val="0"/>
-                <w:sz w:val="14"/>
+                <w:sz w:val="15"/>
               </w:rPr>
-              <w:t>B</w:t>
+              <w:t>Qwen2.5-1.5B, zero-shot‡</w:t>
             </w:r>
           </w:p>
         </w:tc>
         <w:tc>
           <w:tcPr>
-            <w:tcW w:type="dxa" w:w="576"/>
+            <w:tcW w:type="dxa" w:w="1325"/>
             <w:tcBorders>
               <w:bottom w:val="single" w:sz="8" w:color="000000"/>
             </w:tcBorders>
@@ -10202,15 +7623,15 @@
                 <w:rFonts w:ascii="Times New Roman" w:hAnsi="Times New Roman" w:eastAsia="Times New Roman"/>
                 <w:b w:val="0"/>
                 <w:i w:val="0"/>
-                <w:sz w:val="14"/>
+                <w:sz w:val="15"/>
               </w:rPr>
-              <w:t>44</w:t>
+              <w:t>–</w:t>
             </w:r>
           </w:p>
         </w:tc>
         <w:tc>
           <w:tcPr>
-            <w:tcW w:type="dxa" w:w="1440"/>
+            <w:tcW w:type="dxa" w:w="1325"/>
             <w:tcBorders>
               <w:bottom w:val="single" w:sz="8" w:color="000000"/>
             </w:tcBorders>
@@ -10226,15 +7647,15 @@
                 <w:rFonts w:ascii="Times New Roman" w:hAnsi="Times New Roman" w:eastAsia="Times New Roman"/>
                 <w:b w:val="0"/>
                 <w:i w:val="0"/>
-                <w:sz w:val="14"/>
+                <w:sz w:val="15"/>
               </w:rPr>
-              <w:t>TF-IDF+SVM</w:t>
+              <w:t>0.408</w:t>
             </w:r>
           </w:p>
         </w:tc>
         <w:tc>
           <w:tcPr>
-            <w:tcW w:type="dxa" w:w="1080"/>
+            <w:tcW w:type="dxa" w:w="1325"/>
             <w:tcBorders>
               <w:bottom w:val="single" w:sz="8" w:color="000000"/>
             </w:tcBorders>
@@ -10250,15 +7671,15 @@
                 <w:rFonts w:ascii="Times New Roman" w:hAnsi="Times New Roman" w:eastAsia="Times New Roman"/>
                 <w:b w:val="0"/>
                 <w:i w:val="0"/>
-                <w:sz w:val="14"/>
+                <w:sz w:val="15"/>
               </w:rPr>
-              <w:t>0.008</w:t>
+              <w:t>–</w:t>
             </w:r>
           </w:p>
         </w:tc>
         <w:tc>
           <w:tcPr>
-            <w:tcW w:type="dxa" w:w="1368"/>
+            <w:tcW w:type="dxa" w:w="1325"/>
             <w:tcBorders>
               <w:bottom w:val="single" w:sz="8" w:color="000000"/>
             </w:tcBorders>
@@ -10274,9 +7695,57 @@
                 <w:rFonts w:ascii="Times New Roman" w:hAnsi="Times New Roman" w:eastAsia="Times New Roman"/>
                 <w:b w:val="0"/>
                 <w:i w:val="0"/>
-                <w:sz w:val="14"/>
+                <w:sz w:val="15"/>
               </w:rPr>
-              <w:t>0.023</w:t>
+              <w:t>0.716</w:t>
+            </w:r>
+          </w:p>
+        </w:tc>
+        <w:tc>
+          <w:tcPr>
+            <w:tcW w:type="dxa" w:w="1325"/>
+            <w:tcBorders>
+              <w:bottom w:val="single" w:sz="8" w:color="000000"/>
+            </w:tcBorders>
+          </w:tcPr>
+          <w:p>
+            <w:pPr>
+              <w:spacing w:before="0" w:after="0" w:line="240" w:lineRule="auto"/>
+              <w:ind w:firstLine="0" w:left="0"/>
+              <w:jc w:val="center"/>
+            </w:pPr>
+            <w:r>
+              <w:rPr>
+                <w:rFonts w:ascii="Times New Roman" w:hAnsi="Times New Roman" w:eastAsia="Times New Roman"/>
+                <w:b w:val="0"/>
+                <w:i w:val="0"/>
+                <w:sz w:val="15"/>
+              </w:rPr>
+              <w:t>0.530</w:t>
+            </w:r>
+          </w:p>
+        </w:tc>
+        <w:tc>
+          <w:tcPr>
+            <w:tcW w:type="dxa" w:w="1325"/>
+            <w:tcBorders>
+              <w:bottom w:val="single" w:sz="8" w:color="000000"/>
+            </w:tcBorders>
+          </w:tcPr>
+          <w:p>
+            <w:pPr>
+              <w:spacing w:before="0" w:after="0" w:line="240" w:lineRule="auto"/>
+              <w:ind w:firstLine="0" w:left="0"/>
+              <w:jc w:val="center"/>
+            </w:pPr>
+            <w:r>
+              <w:rPr>
+                <w:rFonts w:ascii="Times New Roman" w:hAnsi="Times New Roman" w:eastAsia="Times New Roman"/>
+                <w:b w:val="0"/>
+                <w:i w:val="0"/>
+                <w:sz w:val="15"/>
+              </w:rPr>
+              <w:t>–</w:t>
             </w:r>
           </w:p>
         </w:tc>
@@ -10287,7 +7756,161 @@
         <w:spacing w:before="0" w:after="40" w:line="240" w:lineRule="auto"/>
         <w:ind w:firstLine="0" w:left="0"/>
         <w:jc w:val="both"/>
+        <w:sectPr>
+          <w:type w:val="continuous"/>
+          <w:pgSz w:w="12240" w:h="15840"/>
+          <w:pgMar w:top="1080" w:right="900" w:bottom="1440" w:left="900" w:header="720" w:footer="720" w:gutter="0"/>
+          <w:cols w:space="360" w:num="1"/>
+          <w:docGrid w:linePitch="360"/>
+        </w:sectPr>
       </w:pPr>
+    </w:p>
+    <w:p>
+      <w:pPr>
+        <w:spacing w:before="0" w:after="0" w:line="240" w:lineRule="auto"/>
+        <w:ind w:firstLine="202" w:left="0"/>
+        <w:jc w:val="both"/>
+      </w:pPr>
+      <w:r>
+        <w:rPr>
+          <w:rFonts w:ascii="Times New Roman" w:hAnsi="Times New Roman" w:eastAsia="Times New Roman"/>
+          <w:b w:val="0"/>
+          <w:i/>
+          <w:sz w:val="20"/>
+        </w:rPr>
+        <w:t>External test data.</w:t>
+      </w:r>
+      <w:r>
+        <w:rPr>
+          <w:rFonts w:ascii="Times New Roman" w:hAnsi="Times New Roman" w:eastAsia="Times New Roman"/>
+          <w:b w:val="0"/>
+          <w:i w:val="0"/>
+          <w:sz w:val="20"/>
+        </w:rPr>
+        <w:t xml:space="preserve"> To test transfer beyond PROMISE we used the public materials of </w:t>
+      </w:r>
+      <w:r>
+        <w:rPr>
+          <w:rFonts w:ascii="Times New Roman" w:hAnsi="Times New Roman" w:eastAsia="Times New Roman"/>
+          <w:b w:val="0"/>
+          <w:i w:val="0"/>
+          <w:sz w:val="20"/>
+        </w:rPr>
+        <w:t>Dalpiaz et al. [4]</w:t>
+      </w:r>
+      <w:r>
+        <w:rPr>
+          <w:rFonts w:ascii="Times New Roman" w:hAnsi="Times New Roman" w:eastAsia="Times New Roman"/>
+          <w:b w:val="0"/>
+          <w:i w:val="0"/>
+          <w:sz w:val="20"/>
+        </w:rPr>
+        <w:t xml:space="preserve"> </w:t>
+      </w:r>
+      <w:r>
+        <w:rPr>
+          <w:rFonts w:ascii="Times New Roman" w:hAnsi="Times New Roman" w:eastAsia="Times New Roman"/>
+          <w:b w:val="0"/>
+          <w:i w:val="0"/>
+          <w:sz w:val="20"/>
+        </w:rPr>
+        <w:t>[34]</w:t>
+      </w:r>
+      <w:r>
+        <w:rPr>
+          <w:rFonts w:ascii="Times New Roman" w:hAnsi="Times New Roman" w:eastAsia="Times New Roman"/>
+          <w:b w:val="0"/>
+          <w:i w:val="0"/>
+          <w:sz w:val="20"/>
+        </w:rPr>
+        <w:t>. They contain requirements from four projects outside PROMISE (Dronology, ReqView, a library system from Leeds, and WASP), annotated with separate functional (F) and quality (Q) aspects, and a relabelled copy of PROMISE with the same two aspects. We dropped the 4 external items that carry neither aspect, leaving 327 items: 96 from Dronology, 84 from Leeds, 86 from ReqView and 61 from WASP. Of these, 187 are only functional, 59 only quality and 81 have both aspects (F+Q). None of the external texts occurs in PROMISE. Like PROMISE, they are specification sentences rather than user stories.</w:t>
+      </w:r>
+    </w:p>
+    <w:p>
+      <w:pPr>
+        <w:spacing w:before="0" w:after="0" w:line="240" w:lineRule="auto"/>
+        <w:ind w:firstLine="202" w:left="0"/>
+        <w:jc w:val="both"/>
+        <w:sectPr>
+          <w:type w:val="continuous"/>
+          <w:pgSz w:w="12240" w:h="15840"/>
+          <w:pgMar w:top="1080" w:right="900" w:bottom="1440" w:left="900" w:header="720" w:footer="720" w:gutter="0"/>
+          <w:cols w:space="360" w:num="2"/>
+          <w:docGrid w:linePitch="360"/>
+        </w:sectPr>
+      </w:pPr>
+      <w:r>
+        <w:rPr>
+          <w:rFonts w:ascii="Times New Roman" w:hAnsi="Times New Roman" w:eastAsia="Times New Roman"/>
+          <w:b w:val="0"/>
+          <w:i/>
+          <w:sz w:val="20"/>
+        </w:rPr>
+        <w:t>Protocols.</w:t>
+      </w:r>
+      <w:r>
+        <w:rPr>
+          <w:rFonts w:ascii="Times New Roman" w:hAnsi="Times New Roman" w:eastAsia="Times New Roman"/>
+          <w:b w:val="0"/>
+          <w:i w:val="0"/>
+          <w:sz w:val="20"/>
+        </w:rPr>
+        <w:t xml:space="preserve"> On PROMISE we used two protocols, and within each one all models share the same splits. </w:t>
+      </w:r>
+      <w:r>
+        <w:rPr>
+          <w:rFonts w:ascii="Times New Roman" w:hAnsi="Times New Roman" w:eastAsia="Times New Roman"/>
+          <w:b w:val="0"/>
+          <w:i/>
+          <w:sz w:val="20"/>
+        </w:rPr>
+        <w:t>Random</w:t>
+      </w:r>
+      <w:r>
+        <w:rPr>
+          <w:rFonts w:ascii="Times New Roman" w:hAnsi="Times New Roman" w:eastAsia="Times New Roman"/>
+          <w:b w:val="0"/>
+          <w:i w:val="0"/>
+          <w:sz w:val="20"/>
+        </w:rPr>
+        <w:t xml:space="preserve">: stratified 10-fold cross-validation (scikit-learn), in which requirements from one project fall on both sides of a split. </w:t>
+      </w:r>
+      <w:r>
+        <w:rPr>
+          <w:rFonts w:ascii="Times New Roman" w:hAnsi="Times New Roman" w:eastAsia="Times New Roman"/>
+          <w:b w:val="0"/>
+          <w:i/>
+          <w:sz w:val="20"/>
+        </w:rPr>
+        <w:t>Project-held-out</w:t>
+      </w:r>
+      <w:r>
+        <w:rPr>
+          <w:rFonts w:ascii="Times New Roman" w:hAnsi="Times New Roman" w:eastAsia="Times New Roman"/>
+          <w:b w:val="0"/>
+          <w:i w:val="0"/>
+          <w:sz w:val="20"/>
+        </w:rPr>
+        <w:t xml:space="preserve">: five folds built with StratifiedGroupKFold using the PROMISE project identifier as the group, so no project contributes to both training and test data. Every model was run with seeds 42, 43 and 44 under both protocols. For each run we pool the out-of-fold predictions and compute per-class precision, recall and F1, their macro averages and accuracy; </w:t>
+      </w:r>
+      <w:r>
+        <w:rPr>
+          <w:rFonts w:ascii="Times New Roman" w:hAnsi="Times New Roman" w:eastAsia="Times New Roman"/>
+          <w:b w:val="0"/>
+          <w:i w:val="0"/>
+          <w:sz w:val="20"/>
+        </w:rPr>
+        <w:t>Table III</w:t>
+      </w:r>
+      <w:r>
+        <w:rPr>
+          <w:rFonts w:ascii="Times New Roman" w:hAnsi="Times New Roman" w:eastAsia="Times New Roman"/>
+          <w:b w:val="0"/>
+          <w:i w:val="0"/>
+          <w:sz w:val="20"/>
+        </w:rPr>
+        <w:t xml:space="preserve"> reports macro-F1 as mean ± standard deviation over seeds. To compare each transformer with the SVM we used a paired cluster bootstrap: for the pooled predictions of one seed we resampled the 15 projects with replacement 1,000 times, recomputed the difference in macro-F1 each time, and took the 2.5th and 97.5th percentiles as a 95% interval. Resampling whole projects respects the dependence between requirements written for the same project. For the external test, each model was trained once per seed on all of PROMISE, either with its original labels (F versus NFR) or with the relabelled quality aspect (the 612 relabelled items that carry at least one aspect), and then applied to the external items. The main metric is the macro-F1 for predicting the quality aspect on the 246 items that have only one aspect; we also report precision, recall and F1 of the quality flag on all 327 items. Differences from the SVM were tested with a paired bootstrap that resamples items within each document (2,000 resamples), with the difference averaged over the three seeds. We did no hyper-parameter search for any model. Tuning on the same folds would have made the comparison look better without making it more honest. Code, splits and every model's predictions are in our reproducibility package.</w:t>
+      </w:r>
     </w:p>
     <w:p>
       <w:pPr>
@@ -10299,7 +7922,7 @@
       <w:r>
         <w:drawing>
           <wp:inline xmlns:a="http://schemas.openxmlformats.org/drawingml/2006/main" xmlns:pic="http://schemas.openxmlformats.org/drawingml/2006/picture">
-            <wp:extent cx="3108960" cy="2117697"/>
+            <wp:extent cx="6272783" cy="1949768"/>
             <wp:docPr id="4" name="Picture 4"/>
             <wp:cNvGraphicFramePr>
               <a:graphicFrameLocks noChangeAspect="1"/>
@@ -10320,7 +7943,7 @@
                   <pic:spPr>
                     <a:xfrm>
                       <a:off x="0" y="0"/>
-                      <a:ext cx="3108960" cy="2117697"/>
+                      <a:ext cx="6272783" cy="1949768"/>
                     </a:xfrm>
                     <a:prstGeom prst="rect"/>
                   </pic:spPr>
@@ -10336,6 +7959,13 @@
         <w:spacing w:before="0" w:after="120" w:line="240" w:lineRule="auto"/>
         <w:ind w:firstLine="0" w:left="0"/>
         <w:jc w:val="both"/>
+        <w:sectPr>
+          <w:type w:val="continuous"/>
+          <w:pgSz w:w="12240" w:h="15840"/>
+          <w:pgMar w:top="1080" w:right="900" w:bottom="1440" w:left="900" w:header="720" w:footer="720" w:gutter="0"/>
+          <w:cols w:space="360" w:num="1"/>
+          <w:docGrid w:linePitch="360"/>
+        </w:sectPr>
       </w:pPr>
       <w:r>
         <w:rPr>
@@ -10353,7 +7983,504 @@
           <w:i w:val="0"/>
           <w:sz w:val="16"/>
         </w:rPr>
-        <w:t>Our experiment: macro-F1 under random 10-fold and project-held-out 5-fold splits, mean over seeds 42–44 with SD error bars (random-fold DistilBERT: seed 42 only). The y-axis starts at 0.4.</w:t>
+        <w:t>Our experiments: macro-F1, mean over seeds 42–44 with SD error bars, under random 10-fold and project-held-out 5-fold splits of PROMISE NFR and on the external industrial requirements (trained on all of PROMISE with original or relabelled labels). The y-axis starts at 0.4.</w:t>
+      </w:r>
+    </w:p>
+    <w:p>
+      <w:pPr>
+        <w:spacing w:before="0" w:after="0" w:line="240" w:lineRule="auto"/>
+        <w:ind w:firstLine="202" w:left="0"/>
+        <w:jc w:val="both"/>
+      </w:pPr>
+      <w:r>
+        <w:rPr>
+          <w:rFonts w:ascii="Times New Roman" w:hAnsi="Times New Roman" w:eastAsia="Times New Roman"/>
+          <w:b w:val="0"/>
+          <w:i/>
+          <w:sz w:val="20"/>
+        </w:rPr>
+        <w:t>Models.</w:t>
+      </w:r>
+      <w:r>
+        <w:rPr>
+          <w:rFonts w:ascii="Times New Roman" w:hAnsi="Times New Roman" w:eastAsia="Times New Roman"/>
+          <w:b w:val="0"/>
+          <w:i w:val="0"/>
+          <w:sz w:val="20"/>
+        </w:rPr>
+        <w:t xml:space="preserve"> The baseline uses TF-IDF features over word unigrams and bigrams, with sublinear term frequency and English stop-word removal, fitted inside each training fold, and a linear SVM (C = 1, class-balanced weights). We fully fine-tuned three encoders with the Hugging Face Transformers library, with all weights trainable: distilbert-base-uncased </w:t>
+      </w:r>
+      <w:r>
+        <w:rPr>
+          <w:rFonts w:ascii="Times New Roman" w:hAnsi="Times New Roman" w:eastAsia="Times New Roman"/>
+          <w:b w:val="0"/>
+          <w:i w:val="0"/>
+          <w:sz w:val="20"/>
+        </w:rPr>
+        <w:t>[20]</w:t>
+      </w:r>
+      <w:r>
+        <w:rPr>
+          <w:rFonts w:ascii="Times New Roman" w:hAnsi="Times New Roman" w:eastAsia="Times New Roman"/>
+          <w:b w:val="0"/>
+          <w:i w:val="0"/>
+          <w:sz w:val="20"/>
+        </w:rPr>
+        <w:t xml:space="preserve">, bert-base-uncased </w:t>
+      </w:r>
+      <w:r>
+        <w:rPr>
+          <w:rFonts w:ascii="Times New Roman" w:hAnsi="Times New Roman" w:eastAsia="Times New Roman"/>
+          <w:b w:val="0"/>
+          <w:i w:val="0"/>
+          <w:sz w:val="20"/>
+        </w:rPr>
+        <w:t>[11]</w:t>
+      </w:r>
+      <w:r>
+        <w:rPr>
+          <w:rFonts w:ascii="Times New Roman" w:hAnsi="Times New Roman" w:eastAsia="Times New Roman"/>
+          <w:b w:val="0"/>
+          <w:i w:val="0"/>
+          <w:sz w:val="20"/>
+        </w:rPr>
+        <w:t xml:space="preserve"> and roberta-base </w:t>
+      </w:r>
+      <w:r>
+        <w:rPr>
+          <w:rFonts w:ascii="Times New Roman" w:hAnsi="Times New Roman" w:eastAsia="Times New Roman"/>
+          <w:b w:val="0"/>
+          <w:i w:val="0"/>
+          <w:sz w:val="20"/>
+        </w:rPr>
+        <w:t>[19]</w:t>
+      </w:r>
+      <w:r>
+        <w:rPr>
+          <w:rFonts w:ascii="Times New Roman" w:hAnsi="Times New Roman" w:eastAsia="Times New Roman"/>
+          <w:b w:val="0"/>
+          <w:i w:val="0"/>
+          <w:sz w:val="20"/>
+        </w:rPr>
+        <w:t xml:space="preserve">. Settings: maximum length 64 tokens (the median item has 21–22 tokens, depending on the tokeniser, and 6–9 of the 625 items were truncated), batch size 16, AdamW with learning rate 5×10⁻⁵ for DistilBERT and 3×10⁻⁵ for BERT and RoBERTa, weight decay 0.01, 10% linear warm-up followed by linear decay, gradient clipping at 1.0, five epochs, and the class-weighted loss of </w:t>
+      </w:r>
+      <w:r>
+        <w:rPr>
+          <w:rFonts w:ascii="Times New Roman" w:hAnsi="Times New Roman" w:eastAsia="Times New Roman"/>
+          <w:b w:val="0"/>
+          <w:i w:val="0"/>
+          <w:sz w:val="20"/>
+        </w:rPr>
+        <w:t>(1)</w:t>
+      </w:r>
+      <w:r>
+        <w:rPr>
+          <w:rFonts w:ascii="Times New Roman" w:hAnsi="Times New Roman" w:eastAsia="Times New Roman"/>
+          <w:b w:val="0"/>
+          <w:i w:val="0"/>
+          <w:sz w:val="20"/>
+        </w:rPr>
+        <w:t xml:space="preserve">. The models were trained on Google Colab GPU runtimes; the log of the external-test runs records an NVIDIA A100, while the PROMISE runs did not record the GPU type. As a reference that needs no training, we also prompted Qwen2.5-1.5B-Instruct </w:t>
+      </w:r>
+      <w:r>
+        <w:rPr>
+          <w:rFonts w:ascii="Times New Roman" w:hAnsi="Times New Roman" w:eastAsia="Times New Roman"/>
+          <w:b w:val="0"/>
+          <w:i w:val="0"/>
+          <w:sz w:val="20"/>
+        </w:rPr>
+        <w:t>[35]</w:t>
+      </w:r>
+      <w:r>
+        <w:rPr>
+          <w:rFonts w:ascii="Times New Roman" w:hAnsi="Times New Roman" w:eastAsia="Times New Roman"/>
+          <w:b w:val="0"/>
+          <w:i w:val="0"/>
+          <w:sz w:val="20"/>
+        </w:rPr>
+        <w:t xml:space="preserve"> zero-shot. For each task one prompt listed the classes with a one-line definition each, and the predicted class was the option letter with the highest next-token probability.</w:t>
+      </w:r>
+    </w:p>
+    <w:p>
+      <w:pPr>
+        <w:spacing w:before="0" w:after="0" w:line="240" w:lineRule="auto"/>
+        <w:ind w:firstLine="202" w:left="0"/>
+        <w:jc w:val="both"/>
+      </w:pPr>
+      <w:r>
+        <w:rPr>
+          <w:rFonts w:ascii="Times New Roman" w:hAnsi="Times New Roman" w:eastAsia="Times New Roman"/>
+          <w:b w:val="0"/>
+          <w:i/>
+          <w:sz w:val="20"/>
+        </w:rPr>
+        <w:t>Calibration.</w:t>
+      </w:r>
+      <w:r>
+        <w:rPr>
+          <w:rFonts w:ascii="Times New Roman" w:hAnsi="Times New Roman" w:eastAsia="Times New Roman"/>
+          <w:b w:val="0"/>
+          <w:i w:val="0"/>
+          <w:sz w:val="20"/>
+        </w:rPr>
+        <w:t xml:space="preserve"> We measured the expected calibration error (ECE) with 15 equal-width confidence bins. Both the temperature of </w:t>
+      </w:r>
+      <w:r>
+        <w:rPr>
+          <w:rFonts w:ascii="Times New Roman" w:hAnsi="Times New Roman" w:eastAsia="Times New Roman"/>
+          <w:b w:val="0"/>
+          <w:i w:val="0"/>
+          <w:sz w:val="20"/>
+        </w:rPr>
+        <w:t>Section III-D</w:t>
+      </w:r>
+      <w:r>
+        <w:rPr>
+          <w:rFonts w:ascii="Times New Roman" w:hAnsi="Times New Roman" w:eastAsia="Times New Roman"/>
+          <w:b w:val="0"/>
+          <w:i w:val="0"/>
+          <w:sz w:val="20"/>
+        </w:rPr>
+        <w:t xml:space="preserve"> and the threshold </w:t>
+      </w:r>
+      <w:r>
+        <w:rPr>
+          <w:rFonts w:ascii="Times New Roman" w:hAnsi="Times New Roman" w:eastAsia="Times New Roman"/>
+          <w:b w:val="0"/>
+          <w:i w:val="0"/>
+          <w:sz w:val="20"/>
+        </w:rPr>
+        <w:t>τ</w:t>
+      </w:r>
+      <w:r>
+        <w:rPr>
+          <w:rFonts w:ascii="Times New Roman" w:hAnsi="Times New Roman" w:eastAsia="Times New Roman"/>
+          <w:b w:val="0"/>
+          <w:i w:val="0"/>
+          <w:sz w:val="20"/>
+        </w:rPr>
+        <w:t xml:space="preserve"> of </w:t>
+      </w:r>
+      <w:r>
+        <w:rPr>
+          <w:rFonts w:ascii="Times New Roman" w:hAnsi="Times New Roman" w:eastAsia="Times New Roman"/>
+          <w:b w:val="0"/>
+          <w:i w:val="0"/>
+          <w:sz w:val="20"/>
+        </w:rPr>
+        <w:t>(2)</w:t>
+      </w:r>
+      <w:r>
+        <w:rPr>
+          <w:rFonts w:ascii="Times New Roman" w:hAnsi="Times New Roman" w:eastAsia="Times New Roman"/>
+          <w:b w:val="0"/>
+          <w:i w:val="0"/>
+          <w:sz w:val="20"/>
+        </w:rPr>
+        <w:t xml:space="preserve"> were cross-fitted: for each test fold they were fitted only on the out-of-fold predictions of the other folds. </w:t>
+      </w:r>
+      <w:r>
+        <w:rPr>
+          <w:rFonts w:ascii="Times New Roman" w:hAnsi="Times New Roman" w:eastAsia="Times New Roman"/>
+          <w:b w:val="0"/>
+          <w:i w:val="0"/>
+          <w:sz w:val="20"/>
+        </w:rPr>
+        <w:t>τ</w:t>
+      </w:r>
+      <w:r>
+        <w:rPr>
+          <w:rFonts w:ascii="Times New Roman" w:hAnsi="Times New Roman" w:eastAsia="Times New Roman"/>
+          <w:b w:val="0"/>
+          <w:i w:val="0"/>
+          <w:sz w:val="20"/>
+        </w:rPr>
+        <w:t xml:space="preserve"> was the smallest value on a grid from 0.50 to 0.995 (step 0.005) at which at least 20 items reached a precision of 0.95. For the external test, the temperature and </w:t>
+      </w:r>
+      <w:r>
+        <w:rPr>
+          <w:rFonts w:ascii="Times New Roman" w:hAnsi="Times New Roman" w:eastAsia="Times New Roman"/>
+          <w:b w:val="0"/>
+          <w:i w:val="0"/>
+          <w:sz w:val="20"/>
+        </w:rPr>
+        <w:t>τ</w:t>
+      </w:r>
+      <w:r>
+        <w:rPr>
+          <w:rFonts w:ascii="Times New Roman" w:hAnsi="Times New Roman" w:eastAsia="Times New Roman"/>
+          <w:b w:val="0"/>
+          <w:i w:val="0"/>
+          <w:sz w:val="20"/>
+        </w:rPr>
+        <w:t xml:space="preserve"> were fitted on the Task A project-held-out predictions of the same model and seed and then applied unchanged.</w:t>
+      </w:r>
+    </w:p>
+    <w:p>
+      <w:pPr>
+        <w:spacing w:before="0" w:after="0" w:line="240" w:lineRule="auto"/>
+        <w:ind w:firstLine="202" w:left="0"/>
+        <w:jc w:val="both"/>
+      </w:pPr>
+      <w:r>
+        <w:rPr>
+          <w:rFonts w:ascii="Times New Roman" w:hAnsi="Times New Roman" w:eastAsia="Times New Roman"/>
+          <w:b w:val="0"/>
+          <w:i/>
+          <w:sz w:val="20"/>
+        </w:rPr>
+        <w:t>Results.</w:t>
+      </w:r>
+      <w:r>
+        <w:rPr>
+          <w:rFonts w:ascii="Times New Roman" w:hAnsi="Times New Roman" w:eastAsia="Times New Roman"/>
+          <w:b w:val="0"/>
+          <w:i w:val="0"/>
+          <w:sz w:val="20"/>
+        </w:rPr>
+        <w:t xml:space="preserve"> </w:t>
+      </w:r>
+      <w:r>
+        <w:rPr>
+          <w:rFonts w:ascii="Times New Roman" w:hAnsi="Times New Roman" w:eastAsia="Times New Roman"/>
+          <w:b w:val="0"/>
+          <w:i w:val="0"/>
+          <w:sz w:val="20"/>
+        </w:rPr>
+        <w:t>Table III</w:t>
+      </w:r>
+      <w:r>
+        <w:rPr>
+          <w:rFonts w:ascii="Times New Roman" w:hAnsi="Times New Roman" w:eastAsia="Times New Roman"/>
+          <w:b w:val="0"/>
+          <w:i w:val="0"/>
+          <w:sz w:val="20"/>
+        </w:rPr>
+        <w:t xml:space="preserve"> and </w:t>
+      </w:r>
+      <w:r>
+        <w:rPr>
+          <w:rFonts w:ascii="Times New Roman" w:hAnsi="Times New Roman" w:eastAsia="Times New Roman"/>
+          <w:b w:val="0"/>
+          <w:i w:val="0"/>
+          <w:sz w:val="20"/>
+        </w:rPr>
+        <w:t>Fig. 4</w:t>
+      </w:r>
+      <w:r>
+        <w:rPr>
+          <w:rFonts w:ascii="Times New Roman" w:hAnsi="Times New Roman" w:eastAsia="Times New Roman"/>
+          <w:b w:val="0"/>
+          <w:i w:val="0"/>
+          <w:sz w:val="20"/>
+        </w:rPr>
+        <w:t xml:space="preserve"> give the macro-F1 results. </w:t>
+      </w:r>
+      <w:r>
+        <w:rPr>
+          <w:rFonts w:ascii="Times New Roman" w:hAnsi="Times New Roman" w:eastAsia="Times New Roman"/>
+          <w:b w:val="0"/>
+          <w:i/>
+          <w:sz w:val="20"/>
+        </w:rPr>
+        <w:t>Random folds.</w:t>
+      </w:r>
+      <w:r>
+        <w:rPr>
+          <w:rFonts w:ascii="Times New Roman" w:hAnsi="Times New Roman" w:eastAsia="Times New Roman"/>
+          <w:b w:val="0"/>
+          <w:i w:val="0"/>
+          <w:sz w:val="20"/>
+        </w:rPr>
+        <w:t xml:space="preserve"> On Task A the four models are statistically tied: their mean macro-F1 ranges from 0.909 to 0.917, and none of the nine project-bootstrap intervals for a transformer minus the SVM excludes zero. On Task B the transformers pull ahead. RoBERTa reaches 0.913 ± 0.024 and DistilBERT 0.892 ± 0.016, against 0.821 ± 0.015 for the SVM; their intervals exclude zero in three and two of three seeds respectively. BERT (0.858 ± 0.004) is ahead of the SVM on average, but none of its intervals excludes zero.</w:t>
+      </w:r>
+    </w:p>
+    <w:p>
+      <w:pPr>
+        <w:spacing w:before="0" w:after="0" w:line="240" w:lineRule="auto"/>
+        <w:ind w:firstLine="202" w:left="0"/>
+        <w:jc w:val="both"/>
+      </w:pPr>
+      <w:r>
+        <w:rPr>
+          <w:rFonts w:ascii="Times New Roman" w:hAnsi="Times New Roman" w:eastAsia="Times New Roman"/>
+          <w:b w:val="0"/>
+          <w:i/>
+          <w:sz w:val="20"/>
+        </w:rPr>
+        <w:t>Project-held-out folds.</w:t>
+      </w:r>
+      <w:r>
+        <w:rPr>
+          <w:rFonts w:ascii="Times New Roman" w:hAnsi="Times New Roman" w:eastAsia="Times New Roman"/>
+          <w:b w:val="0"/>
+          <w:i w:val="0"/>
+          <w:sz w:val="20"/>
+        </w:rPr>
+        <w:t xml:space="preserve"> Holding out whole projects lowers every score (right-hand columns of </w:t>
+      </w:r>
+      <w:r>
+        <w:rPr>
+          <w:rFonts w:ascii="Times New Roman" w:hAnsi="Times New Roman" w:eastAsia="Times New Roman"/>
+          <w:b w:val="0"/>
+          <w:i w:val="0"/>
+          <w:sz w:val="20"/>
+        </w:rPr>
+        <w:t>Table III</w:t>
+      </w:r>
+      <w:r>
+        <w:rPr>
+          <w:rFonts w:ascii="Times New Roman" w:hAnsi="Times New Roman" w:eastAsia="Times New Roman"/>
+          <w:b w:val="0"/>
+          <w:i w:val="0"/>
+          <w:sz w:val="20"/>
+        </w:rPr>
+        <w:t xml:space="preserve"> and </w:t>
+      </w:r>
+      <w:r>
+        <w:rPr>
+          <w:rFonts w:ascii="Times New Roman" w:hAnsi="Times New Roman" w:eastAsia="Times New Roman"/>
+          <w:b w:val="0"/>
+          <w:i w:val="0"/>
+          <w:sz w:val="20"/>
+        </w:rPr>
+        <w:t>Fig. 4</w:t>
+      </w:r>
+      <w:r>
+        <w:rPr>
+          <w:rFonts w:ascii="Times New Roman" w:hAnsi="Times New Roman" w:eastAsia="Times New Roman"/>
+          <w:b w:val="0"/>
+          <w:i w:val="0"/>
+          <w:sz w:val="20"/>
+        </w:rPr>
+        <w:t>), but not equally. On Task A the SVM loses 32 points of macro-F1 and ends at 0.590 ± 0.013, whereas the transformers lose 11–17 points: DistilBERT reaches 0.736 ± 0.024, BERT 0.765 ± 0.010 and RoBERTa 0.806 ± 0.028. Eight of the nine project-bootstrap intervals exclude zero; the exception is DistilBERT with seed 42 (difference 0.108, 95% interval −0.029 to 0.229). Most of the loss is in the functional class. Averaged over seeds, functional recall falls to 0.27 for the SVM, 0.53 for DistilBERT, 0.56 for BERT and 0.67 for RoBERTa, while non-functional recall stays at 0.93 or above for every model. On an unseen project the models therefore label many functional requirements as non-functional; even the best model finds only about two thirds of them. A likely but untested reason is that functional requirements are written in each project's domain vocabulary, whereas quality requirements reuse phrases such as “shall be available” or “within 2 seconds” across projects. Task B loses less: the SVM drops to 0.718 ± 0.001, DistilBERT reaches 0.825 ± 0.022 and RoBERTa 0.810 ± 0.018, and both are ahead of the SVM in every seed. BERT (0.774 ± 0.002) is again ahead on average without any interval excluding zero. The drop should not be read as the effect of unseen projects alone, because the protocols differ in other ways. Five project-held-out folds train on about 80% of the items, against 90% for ten random folds (on Task A, 409–600 training items per fold instead of about 562). The folds are also uneven, because PROMISE projects differ in size and content: Task A test folds hold between 25 and 216 items, and projects 11–15 contain no functional requirements at all.</w:t>
+      </w:r>
+    </w:p>
+    <w:p>
+      <w:pPr>
+        <w:spacing w:before="0" w:after="0" w:line="240" w:lineRule="auto"/>
+        <w:ind w:firstLine="202" w:left="0"/>
+        <w:jc w:val="both"/>
+      </w:pPr>
+      <w:r>
+        <w:rPr>
+          <w:rFonts w:ascii="Times New Roman" w:hAnsi="Times New Roman" w:eastAsia="Times New Roman"/>
+          <w:b w:val="0"/>
+          <w:i/>
+          <w:sz w:val="20"/>
+        </w:rPr>
+        <w:t>Calibration and the confidence gate.</w:t>
+      </w:r>
+      <w:r>
+        <w:rPr>
+          <w:rFonts w:ascii="Times New Roman" w:hAnsi="Times New Roman" w:eastAsia="Times New Roman"/>
+          <w:b w:val="0"/>
+          <w:i w:val="0"/>
+          <w:sz w:val="20"/>
+        </w:rPr>
+        <w:t xml:space="preserve"> The raw softmax scores were over-confident on unseen projects. On Task A project-held-out folds the expected calibration error (ECE) of the three transformers was 0.16–0.19, and a threshold of 0.95 on the raw scores would have auto-labelled 82%–91% of the items at a precision of only 0.81–0.85. BERT was badly calibrated on Task B as well (ECE 0.27–0.30, against 0.11 or less for DistilBERT and RoBERTa). Cross-fitted temperature scaling reduced the Task A project-held-out ECE to 0.04–0.05, but it also showed how little of that task can be automated safely: after scaling, no Task A item of an unseen project reached a confidence of 0.95, and the cross-fitted threshold auto-labelled at most 22% of the items (RoBERTa), at a precision of 0.82, short of the 0.95 target. Task B behaved better. With the cross-fitted threshold, DistilBERT auto-labelled 53% of the unseen-project items at a precision of 0.95, RoBERTa 65% at 0.93 and BERT 30% at 0.91; the remaining items would go to review. Under random folds the same procedure auto-labelled about 88% of Task A items at a precision of 0.95, which again shows how optimistic random splits are.</w:t>
+      </w:r>
+    </w:p>
+    <w:p>
+      <w:pPr>
+        <w:spacing w:before="0" w:after="0" w:line="240" w:lineRule="auto"/>
+        <w:ind w:firstLine="202" w:left="0"/>
+        <w:jc w:val="both"/>
+      </w:pPr>
+      <w:r>
+        <w:rPr>
+          <w:rFonts w:ascii="Times New Roman" w:hAnsi="Times New Roman" w:eastAsia="Times New Roman"/>
+          <w:b w:val="0"/>
+          <w:i/>
+          <w:sz w:val="20"/>
+        </w:rPr>
+        <w:t>External test.</w:t>
+      </w:r>
+      <w:r>
+        <w:rPr>
+          <w:rFonts w:ascii="Times New Roman" w:hAnsi="Times New Roman" w:eastAsia="Times New Roman"/>
+          <w:b w:val="0"/>
+          <w:i w:val="0"/>
+          <w:sz w:val="20"/>
+        </w:rPr>
+        <w:t xml:space="preserve"> Trained on all of PROMISE with its original labels and applied to the 327 industrial requirements, the SVM reached a macro-F1 of 0.638 on the 246 items that have only a functional or only a quality aspect. The transformers reached 0.708 ± 0.076 (DistilBERT), 0.711 ± 0.072 (BERT) and 0.719 ± 0.094 (RoBERTa), and the within-document bootstrap put their seed-averaged advantage over the SVM at +0.070 to +0.081, with every interval excluding zero. The large standard deviations come mostly from seed 44, which gave 0.612–0.628 for all three transformers against 0.722–0.790 for seeds 42 and 43. Training on the relabelled PROMISE instead changed little for the SVM, DistilBERT and BERT (all intervals for the difference include zero), but it raised RoBERTa to 0.781 ± 0.033, a gain of 0.062 (95% interval 0.030 to 0.093). As a quality flag over all 327 items, every model reached an F1 between 0.67 and 0.71. The errors differ, however: with the original labels the transformers flagged 33%–34% of the purely functional items as having a quality aspect, against 45% for the SVM, and flagged 59%–60% of the mixed F+Q items. Results also varied by document. RoBERTa reached 0.78 on Leeds and 0.78 on ReqView, but only 0.45 on Dronology and 0.40 on WASP, where only 2 and 6 items are purely quality requirements, so those two values rest on very few items. The calibration did not transfer well. With the temperature fitted on the PROMISE out-of-fold predictions of the same model and seed, the external ECE fell from 0.16–0.35 to 0.07–0.23, so the scores stayed miscalibrated. A threshold for 0.95 precision could be set on PROMISE in eight of the nine runs. Applied unchanged to the external items, it auto-labelled 12%–44% of them (30–109 items) at a precision of 0.82–1.00, and met the target in only 5 of the 8 runs; the three failures were the seed-44 runs of all three transformers.</w:t>
+      </w:r>
+    </w:p>
+    <w:p>
+      <w:pPr>
+        <w:spacing w:before="0" w:after="0" w:line="240" w:lineRule="auto"/>
+        <w:ind w:firstLine="202" w:left="0"/>
+        <w:jc w:val="both"/>
+      </w:pPr>
+      <w:r>
+        <w:rPr>
+          <w:rFonts w:ascii="Times New Roman" w:hAnsi="Times New Roman" w:eastAsia="Times New Roman"/>
+          <w:b w:val="0"/>
+          <w:i/>
+          <w:sz w:val="20"/>
+        </w:rPr>
+        <w:t>Zero-shot LLM.</w:t>
+      </w:r>
+      <w:r>
+        <w:rPr>
+          <w:rFonts w:ascii="Times New Roman" w:hAnsi="Times New Roman" w:eastAsia="Times New Roman"/>
+          <w:b w:val="0"/>
+          <w:i w:val="0"/>
+          <w:sz w:val="20"/>
+        </w:rPr>
+        <w:t xml:space="preserve"> Without any training, Qwen2.5-1.5B-Instruct reached a macro-F1 of 0.408 on Task A, because it called only 8% of the requirements non-functional although 59% are. On Task B it reached 0.716, about the same as the SVM on unseen projects. On the external items it flagged only 4% of the items with a quality aspect (macro-F1 0.530). A model of this size with one fixed prompt is a weak baseline, and larger models or few-shot prompts may do much better; we did not test them.</w:t>
+      </w:r>
+    </w:p>
+    <w:p>
+      <w:pPr>
+        <w:spacing w:before="0" w:after="0" w:line="240" w:lineRule="auto"/>
+        <w:ind w:firstLine="202" w:left="0"/>
+        <w:jc w:val="both"/>
+      </w:pPr>
+      <w:r>
+        <w:rPr>
+          <w:rFonts w:ascii="Times New Roman" w:hAnsi="Times New Roman" w:eastAsia="Times New Roman"/>
+          <w:b w:val="0"/>
+          <w:i w:val="0"/>
+          <w:sz w:val="20"/>
+        </w:rPr>
+        <w:t xml:space="preserve">Our untested reading of the contrast between the tasks is this. In PROMISE the FR/NFR split under random folds is carried largely by surface cues, such as verbs of action versus adjectives of quality, and a bag of n-grams captures these well. Telling usability from operability or security is harder: words such as “user”, “system” and “shall” appear in every class, and each class has only 54–67 examples. This is the situation in which pre-trained representations are expected to help most. Some errors also support the F+Q view of </w:t>
+      </w:r>
+      <w:r>
+        <w:rPr>
+          <w:rFonts w:ascii="Times New Roman" w:hAnsi="Times New Roman" w:eastAsia="Times New Roman"/>
+          <w:b w:val="0"/>
+          <w:i w:val="0"/>
+          <w:sz w:val="20"/>
+        </w:rPr>
+        <w:t>Dalpiaz et al. [4]</w:t>
+      </w:r>
+      <w:r>
+        <w:rPr>
+          <w:rFonts w:ascii="Times New Roman" w:hAnsi="Times New Roman" w:eastAsia="Times New Roman"/>
+          <w:b w:val="0"/>
+          <w:i w:val="0"/>
+          <w:sz w:val="20"/>
+        </w:rPr>
+        <w:t xml:space="preserve">. One requirement states that all changes to a dispute case be “recorded in the case history”; PROMISE labels it non-functional (legal), yet all three transformers called it functional in every random-fold run, and it reads like the audit-log example in </w:t>
+      </w:r>
+      <w:r>
+        <w:rPr>
+          <w:rFonts w:ascii="Times New Roman" w:hAnsi="Times New Roman" w:eastAsia="Times New Roman"/>
+          <w:b w:val="0"/>
+          <w:i w:val="0"/>
+          <w:sz w:val="20"/>
+        </w:rPr>
+        <w:t>Table II</w:t>
+      </w:r>
+      <w:r>
+        <w:rPr>
+          <w:rFonts w:ascii="Times New Roman" w:hAnsi="Times New Roman" w:eastAsia="Times New Roman"/>
+          <w:b w:val="0"/>
+          <w:i w:val="0"/>
+          <w:sz w:val="20"/>
+        </w:rPr>
+        <w:t>. A requirement to conform to the Americans with Disabilities Act is labelled usability, but RoBERTa predicted security in all six of its Task B runs, and arguably it is a legal requirement as well. Fold-level accuracy also varied widely (DistilBERT, seed 42, random Task B folds: 0.80 to 0.96 over test folds of about 25 items), which is why we report pooled scores.</w:t>
       </w:r>
     </w:p>
     <w:p>
@@ -10431,7 +8558,7 @@
           <w:i w:val="0"/>
           <w:sz w:val="20"/>
         </w:rPr>
-        <w:t xml:space="preserve">, both above our seed-42 0.901. For the frequent quality classes, our seed-42 DistilBERT macro-F1 of 0.919 is higher than the 87% average F1 that NoRBERT reports. We do not read this as DistilBERT beating NoRBERT. The protocols differ: we used random stratified folds over four classes, and on PROMISE our own project-held-out runs in </w:t>
+        <w:t xml:space="preserve">, both above our random-fold macro-F1 of 0.909–0.917 for the three transformers. For the frequent quality classes, our random-fold RoBERTa reaches 0.913, higher than the 87% average F1 that NoRBERT reports. We do not read this as RoBERTa beating NoRBERT. The protocols and metrics differ: we used random stratified folds over four classes and report macro-F1, and our own project-held-out runs in </w:t>
       </w:r>
       <w:r>
         <w:rPr>
@@ -10467,7 +8594,7 @@
           <w:i w:val="0"/>
           <w:sz w:val="20"/>
         </w:rPr>
-        <w:t xml:space="preserve">, another sign that headline numbers depend on the split. Model capacity differs in the opposite direction: NoRBERT fine-tuned full-size BERT models (base and large) with all layers trainable, whereas we used a distilled model with a third of its blocks frozen. Our seed-42 random-fold TF-IDF+SVM macro-F1 of 0.916 on Task A (three-seed mean 0.912) is close to the roughly 92% precision and recall reported by </w:t>
+        <w:t xml:space="preserve">, another sign that headline numbers depend on the split. Model size also differs: NoRBERT fine-tuned BERT base and large models, whereas all our encoders are base-size or smaller. Our random-fold TF-IDF+SVM macro-F1 of 0.912 on Task A is close to the roughly 92% precision and recall reported by </w:t>
       </w:r>
       <w:r>
         <w:rPr>
@@ -10503,7 +8630,25 @@
           <w:i w:val="0"/>
           <w:sz w:val="20"/>
         </w:rPr>
-        <w:t xml:space="preserve"> report for TF-IDF models on the larger PROMISE_exp, so the classical baseline appears to be reasonably reproduced. The 0.99 reported by Eltahier et al. cannot be placed on the same protocol as ours from the information we used.</w:t>
+        <w:t xml:space="preserve"> report for TF-IDF models on the larger PROMISE_exp, so the classical baseline appears to be reasonably reproduced. The 0.99 reported by Eltahier et al. is a weighted F1 with hyper-parameters chosen by ablation on the same data, so it cannot be placed on the same protocol as our untuned macro-F1. Finally, </w:t>
+      </w:r>
+      <w:r>
+        <w:rPr>
+          <w:rFonts w:ascii="Times New Roman" w:hAnsi="Times New Roman" w:eastAsia="Times New Roman"/>
+          <w:b w:val="0"/>
+          <w:i w:val="0"/>
+          <w:sz w:val="20"/>
+        </w:rPr>
+        <w:t>Dalpiaz et al. [4]</w:t>
+      </w:r>
+      <w:r>
+        <w:rPr>
+          <w:rFonts w:ascii="Times New Roman" w:hAnsi="Times New Roman" w:eastAsia="Times New Roman"/>
+          <w:b w:val="0"/>
+          <w:i w:val="0"/>
+          <w:sz w:val="20"/>
+        </w:rPr>
+        <w:t xml:space="preserve"> evaluated their own classifiers on the external documents we used; we did not reproduce their setup, so we do not set our numbers beside theirs.</w:t>
       </w:r>
     </w:p>
     <w:p>
@@ -10626,16 +8771,16 @@
           <w:i w:val="0"/>
           <w:sz w:val="20"/>
         </w:rPr>
-        <w:t>[23], [27]</w:t>
-      </w:r>
-      <w:r>
-        <w:rPr>
-          <w:rFonts w:ascii="Times New Roman" w:hAnsi="Times New Roman" w:eastAsia="Times New Roman"/>
-          <w:b w:val="0"/>
-          <w:i w:val="0"/>
-          <w:sz w:val="20"/>
-        </w:rPr>
-        <w:t xml:space="preserve">. Our own results sharpen this picture. Under random folds, a linear TF-IDF model was as good as DistilBERT for the coarse FR/NFR decision, whereas the transformer was clearly better at separating quality classes. Moving to project-held-out folds lowered every model's score by 15–32 points of macro-F1 on Task A and 9–11 points on Task B; DistilBERT ended ahead of the SVM on both tasks (0.751 vs. 0.593 and 0.813 vs. 0.718); part of the drop may come from smaller training sets and uneven test folds rather than from unseen projects alone. The transformer's advantage is therefore largest where it matters for adoption, on projects it has not seen, which agrees with the unseen-project results of NoRBERT </w:t>
+        <w:t>[22], [25]</w:t>
+      </w:r>
+      <w:r>
+        <w:rPr>
+          <w:rFonts w:ascii="Times New Roman" w:hAnsi="Times New Roman" w:eastAsia="Times New Roman"/>
+          <w:b w:val="0"/>
+          <w:i w:val="0"/>
+          <w:sz w:val="20"/>
+        </w:rPr>
+        <w:t xml:space="preserve">. Our own results sharpen this picture. Under random folds a linear TF-IDF model was as good as any transformer for the coarse FR/NFR decision, whereas RoBERTa and DistilBERT were clearly better at separating quality classes. Moving to project-held-out folds cost the SVM 32 points of macro-F1 on Task A but the transformers only 11–17, part of which may come from smaller training sets and uneven test folds rather than from unseen projects alone. The transformers' advantage is therefore largest where it matters for adoption, on projects they have not seen, which agrees with the unseen-project results of NoRBERT </w:t>
       </w:r>
       <w:r>
         <w:rPr>
@@ -10653,7 +8798,7 @@
           <w:i w:val="0"/>
           <w:sz w:val="20"/>
         </w:rPr>
-        <w:t>. For a team, one hypothesis follows that we did not test: a cheap linear model may be a reasonable Level 1 classifier only if it is trained on the team's own items. What our results do show is that any model should be checked on those items before its labels are trusted, because random-fold scores overstate how well it will do on a new project. The open question is how well any of these models works on genuine backlog text, where items are terse, informal and full of project jargon.</w:t>
+        <w:t>. The external test points the same way, with a smaller margin: on documents written by other teams and labelled by other researchers, the transformers stayed ahead of the SVM, but their scores (0.708–0.719) were far below the random-fold numbers and varied strongly with the seed and the document. Two cautions follow. BERT-base, the original model of the family, was the weakest transformer on Task B and the worst calibrated, so the choice of encoder matters even within one family. And calibration is not portable: temperature scaling fixed most of the miscalibration on held-out PROMISE folds, but a threshold chosen on PROMISE missed its precision target on the external documents in 3 of 8 runs. For a team, the practical consequence is that any model, and especially its confidence threshold, should be re-checked on the team's own items before its labels are trusted. The open question is how well any of these models works on genuine backlog text, where items are terse, informal and full of project jargon.</w:t>
       </w:r>
     </w:p>
     <w:p>
@@ -10713,7 +8858,7 @@
           <w:i w:val="0"/>
           <w:sz w:val="20"/>
         </w:rPr>
-        <w:t>[31]</w:t>
+        <w:t>[29]</w:t>
       </w:r>
       <w:r>
         <w:rPr>
@@ -10755,7 +8900,7 @@
           <w:i w:val="0"/>
           <w:sz w:val="20"/>
         </w:rPr>
-        <w:t>Table V</w:t>
+        <w:t>Table IV</w:t>
       </w:r>
       <w:r>
         <w:rPr>
@@ -10791,7 +8936,7 @@
           <w:i w:val="0"/>
           <w:sz w:val="20"/>
         </w:rPr>
-        <w:t>[35]</w:t>
+        <w:t>[32]</w:t>
       </w:r>
       <w:r>
         <w:rPr>
@@ -10889,7 +9034,7 @@
           <w:i w:val="0"/>
           <w:sz w:val="16"/>
         </w:rPr>
-        <w:t>TABLE V</w:t>
+        <w:t>TABLE IV</w:t>
       </w:r>
     </w:p>
     <w:p>
@@ -11049,7 +9194,7 @@
                 <w:i w:val="0"/>
                 <w:sz w:val="14"/>
               </w:rPr>
-              <w:t>[35]</w:t>
+              <w:t>[32]</w:t>
             </w:r>
           </w:p>
         </w:tc>
@@ -11262,7 +9407,16 @@
                 <w:i w:val="0"/>
                 <w:sz w:val="14"/>
               </w:rPr>
-              <w:t xml:space="preserve">Our </w:t>
+              <w:t>[33]</w:t>
+            </w:r>
+            <w:r>
+              <w:rPr>
+                <w:rFonts w:ascii="Times New Roman" w:hAnsi="Times New Roman" w:eastAsia="Times New Roman"/>
+                <w:b w:val="0"/>
+                <w:i w:val="0"/>
+                <w:sz w:val="14"/>
+              </w:rPr>
+              <w:t xml:space="preserve">; our </w:t>
             </w:r>
             <w:r>
               <w:rPr>
@@ -11272,15 +9426,6 @@
                 <w:sz w:val="14"/>
               </w:rPr>
               <w:t>Section IV-A</w:t>
-            </w:r>
-            <w:r>
-              <w:rPr>
-                <w:rFonts w:ascii="Times New Roman" w:hAnsi="Times New Roman" w:eastAsia="Times New Roman"/>
-                <w:b w:val="0"/>
-                <w:i w:val="0"/>
-                <w:sz w:val="14"/>
-              </w:rPr>
-              <w:t xml:space="preserve"> (gate analysis)</w:t>
             </w:r>
           </w:p>
         </w:tc>
@@ -11303,7 +9448,7 @@
                 <w:i w:val="0"/>
                 <w:sz w:val="14"/>
               </w:rPr>
-              <w:t>Confidence gate with calibration check; audit sample</w:t>
+              <w:t>Temperature scaling; re-set threshold on team data; audit sample</w:t>
             </w:r>
           </w:p>
         </w:tc>
@@ -11440,7 +9585,7 @@
                 <w:i w:val="0"/>
                 <w:sz w:val="14"/>
               </w:rPr>
-              <w:t>[27], [28]</w:t>
+              <w:t>[25], [26]</w:t>
             </w:r>
           </w:p>
         </w:tc>
@@ -11625,7 +9770,7 @@
           <w:i w:val="0"/>
           <w:sz w:val="20"/>
         </w:rPr>
-        <w:t xml:space="preserve">. A model that agrees with these labels has learned one annotation convention, not a ground truth. </w:t>
+        <w:t xml:space="preserve">. A model that agrees with these labels has learned one annotation convention, not a ground truth; the external labels follow another group's convention. </w:t>
       </w:r>
       <w:r>
         <w:rPr>
@@ -11643,7 +9788,7 @@
           <w:i w:val="0"/>
           <w:sz w:val="20"/>
         </w:rPr>
-        <w:t xml:space="preserve"> We used three seeds per protocol, except for random-fold DistilBERT (one seed), no hyper-parameter search, and a partially frozen encoder. A different configuration could change the random-fold Task A ranking, where the difference was not significant, and could narrow or widen the other gaps. The baselines and DistilBERT did, however, share identical folds and pre-processing. </w:t>
+        <w:t xml:space="preserve"> We used three seeds, no hyper-parameter search and common default learning rates. A different configuration could change the rankings where the bootstrap intervals include zero, notably BERT on Task B and the random-fold tie on Task A. GPU training is not bit-for-bit reproducible, so a rerun may give slightly different numbers; for that reason the reproducibility package stores every model's predictions. The SVM and the transformers did share identical folds. </w:t>
       </w:r>
       <w:r>
         <w:rPr>
@@ -11661,7 +9806,7 @@
           <w:i w:val="0"/>
           <w:sz w:val="20"/>
         </w:rPr>
-        <w:t xml:space="preserve"> Random 10-fold splits put requirements from the same project into both training and test data. Our project-held-out runs show how much lower the scores are when this is prevented, but the gap is not a pure measure of that leakage: the project-held-out models also train on less data (about 80% of the items instead of 90%), and their test folds differ in size and class mix, with projects 11–15 contributing no functional requirements. The runs also cover only 15 projects of one corpus, with no time order. PROMISE contains English “shall” statements, so our results say nothing direct about user stories or other languages. </w:t>
+        <w:t xml:space="preserve"> Random 10-fold splits put requirements from the same project into both training and test data. Our project-held-out runs show how much lower the scores are when this is prevented, but the gap is not a pure measure of that leakage: the project-held-out models also train on less data (about 80% of the items instead of 90%), and their test folds differ in size and class mix, with projects 11–15 contributing no functional requirements. The external test adds four documents, but only 246 items enter its main metric, and Dronology and WASP contain very few purely quality requirements. All these texts are English specification sentences, so our results say nothing direct about user stories or other languages. We did try to build a user-story test set: two annotators labelled 242 user stories as functional, non-functional or both, but their agreement was at chance level (Cohen's κ = −0.002), so the labels cannot serve as ground truth and we report no story-level results. </w:t>
       </w:r>
       <w:r>
         <w:rPr>
@@ -11679,7 +9824,7 @@
           <w:i w:val="0"/>
           <w:sz w:val="20"/>
         </w:rPr>
-        <w:t xml:space="preserve"> With 249 items in Task B, random test folds hold about 25 items, so fold-level accuracies vary considerably. We therefore report pooled scores, spread over seeds and paired McNemar tests rather than claiming small differences. McNemar's test assumes independent items, but requirements from the same project share authors, vocabulary and templates, so our p-values are likely optimistic. The spread over three seeds is itself only a rough estimate. Finally, the literature synthesis is not a systematic review, and relevant studies may have been missed.</w:t>
+        <w:t xml:space="preserve"> With 15 projects, the cluster bootstrap resamples few units and its intervals are coarse. The external results varied strongly with the seed (seed 44 was the weakest for every transformer), and three seeds give only a rough estimate of that spread. The zero-shot baseline used one small model and one prompt, and PROMISE may be part of its pre-training data. Finally, the literature synthesis is not a systematic review, and relevant studies may have been missed.</w:t>
       </w:r>
     </w:p>
     <w:p>
@@ -11755,7 +9900,7 @@
           <w:i w:val="0"/>
           <w:sz w:val="20"/>
         </w:rPr>
-        <w:t>We set out to judge whether BERT-family classifiers can support agile backlog management. The literature shows steady progress on PROMISE-style text, from indicator terms to NoRBERT, but also a habit of reporting near-ceiling scores under protocols that cannot be compared. Our own small comparative experiment found that on the seed-42 random split a CPU-trained DistilBERT was no better than a linear SVM at separating functional from non-functional requirements (macro-F1 0.901 vs. 0.916) but clearly better at telling the four most frequent quality classes apart (0.919 vs. 0.832). When whole projects were held out, every model lost ground, and the first task changed from a statistical tie to a clear DistilBERT lead: 0.751 against 0.589–0.638 for the baselines, and 0.813 against 0.696–0.718 on the second task. Even so, DistilBERT found only 56% of the functional requirements in unseen projects, and its confidence scores were over-confident on unseen projects for the first task, so a confidence gate needs calibration on the team's own items before it can be trusted. We therefore propose using such models as refinement assistants: they surface quality concerns early and route uncertain items to a person, while ordering and scope remain with the Product Owner.</w:t>
+        <w:t>We set out to judge whether BERT-family classifiers can support agile backlog management. The literature shows steady progress on PROMISE-style text, from indicator terms to NoRBERT, but also a habit of reporting near-ceiling scores under protocols that cannot be compared. Our own comparative experiments found that on random folds the fully fine-tuned DistilBERT, BERT and RoBERTa were no better than a linear SVM at separating functional from non-functional requirements (macro-F1 0.909–0.917), but RoBERTa and DistilBERT were clearly better at telling the four most frequent quality classes apart. When whole projects were held out, every model lost ground, and the first task changed from a statistical tie to a clear transformer lead (0.736–0.806 against 0.590). On 327 industrial requirements from four other projects the transformers kept a smaller lead over the SVM, and its bootstrap intervals excluded zero. Even so, the best model found only about two thirds of the functional requirements of an unseen project, and confidence thresholds did not carry over from PROMISE to new documents, so a confidence gate needs calibration on the team's own items before it can be trusted. We therefore propose using such models as refinement assistants: they surface quality concerns early and route uncertain items to a person, while ordering and scope remain with the Product Owner.</w:t>
       </w:r>
     </w:p>
     <w:p>
@@ -11771,7 +9916,7 @@
           <w:i w:val="0"/>
           <w:sz w:val="20"/>
         </w:rPr>
-        <w:t>Four steps would make the evidence stronger. (1) Build an openly licensed corpus of real user stories and backlog items with F/Q aspect labels, so that results stop depending on PROMISE. (2) Make project-held-out and time-ordered splits the standard; our project-held-out runs are a first step, but they cover 15 PROMISE projects and no time order. (3) Compare fully fine-tuned BERT and RoBERTa with few-shot SetFit and zero-shot baselines under one protocol, using label budgets a real team could afford. (4) Run a field study in which a team uses the confidence-gated classifier during refinement, and measure whether quality issues are found earlier.</w:t>
+        <w:t>Four steps would make the evidence stronger. (1) Build an openly licensed corpus of real user stories and backlog items with F/Q aspect labels, written labelling guidelines and measured inter-annotator agreement; our own pilot annotation did not reach usable agreement. (2) Make project-held-out and time-ordered splits the standard; our runs cover 19 projects in total and no time order. (3) Compare fine-tuned encoders with larger instruction-tuned models, few-shot prompting and SetFit under one protocol, using label budgets a real team could afford. (4) Run a field study in which a team uses the confidence-gated classifier during refinement, recalibrated on its own items, and measure whether quality issues are found earlier.</w:t>
       </w:r>
     </w:p>
     <w:p>
@@ -12738,7 +10883,7 @@
           <w:i w:val="0"/>
           <w:sz w:val="16"/>
         </w:rPr>
-        <w:t xml:space="preserve">C. Sun, X. Qiu, Y. Xu, and X. Huang, “How to fine-tune BERT for text classification?” in </w:t>
+        <w:t xml:space="preserve">D. Kici, G. Malik, M. Cevik, D. Parikh, and A. Başar, “A BERT-based transfer learning approach to text classification on software requirements specifications,” in </w:t>
       </w:r>
       <w:r>
         <w:rPr>
@@ -12747,7 +10892,7 @@
           <w:i/>
           <w:sz w:val="16"/>
         </w:rPr>
-        <w:t>Chinese Comput. Linguistics</w:t>
+        <w:t>Proc. Can. Conf. Artif. Intell.</w:t>
       </w:r>
       <w:r>
         <w:rPr>
@@ -12756,7 +10901,7 @@
           <w:i w:val="0"/>
           <w:sz w:val="16"/>
         </w:rPr>
-        <w:t>, ser. Lecture Notes in Computer Science. Springer, 2019, pp. 194–206, doi: 10.1007/978-3-030-32381-3_16.</w:t>
+        <w:t xml:space="preserve"> Canadian Artificial Intelligence Association, 2021, doi: 10.21428/594757db.a4880a62.</w:t>
       </w:r>
     </w:p>
     <w:p>
@@ -12785,7 +10930,7 @@
           <w:i w:val="0"/>
           <w:sz w:val="16"/>
         </w:rPr>
-        <w:t xml:space="preserve">D. Kici, G. Malik, M. Cevik, D. Parikh, and A. Başar, “A BERT-based transfer learning approach to text classification on software requirements specifications,” in </w:t>
+        <w:t xml:space="preserve">X. Luo, Y. Xue, Z. Xing, and J. Sun, “PRCBERT: Prompt learning for requirement classification using BERT-based pretrained language models,” in </w:t>
       </w:r>
       <w:r>
         <w:rPr>
@@ -12794,7 +10939,7 @@
           <w:i/>
           <w:sz w:val="16"/>
         </w:rPr>
-        <w:t>Proc. Can. Conf. Artif. Intell.</w:t>
+        <w:t>Proc. 37th IEEE/ACM Int. Conf. Automated Softw. Eng.</w:t>
       </w:r>
       <w:r>
         <w:rPr>
@@ -12803,7 +10948,7 @@
           <w:i w:val="0"/>
           <w:sz w:val="16"/>
         </w:rPr>
-        <w:t xml:space="preserve"> Canadian Artificial Intelligence Association, 2021, doi: 10.21428/594757db.a4880a62.</w:t>
+        <w:t>, 2022, pp. 1–13, doi: 10.1145/3551349.3560417.</w:t>
       </w:r>
     </w:p>
     <w:p>
@@ -12832,7 +10977,7 @@
           <w:i w:val="0"/>
           <w:sz w:val="16"/>
         </w:rPr>
-        <w:t xml:space="preserve">X. Luo, Y. Xue, Z. Xing, and J. Sun, “PRCBERT: Prompt learning for requirement classification using BERT-based pretrained language models,” in </w:t>
+        <w:t xml:space="preserve">A. Tikayat Ray, B. F. Cole, O. J. Pinon Fischer, R. T. White, and D. N. Mavris, “aeroBERT-Classifier: Classification of aerospace requirements using BERT,” </w:t>
       </w:r>
       <w:r>
         <w:rPr>
@@ -12841,7 +10986,7 @@
           <w:i/>
           <w:sz w:val="16"/>
         </w:rPr>
-        <w:t>Proc. 37th IEEE/ACM Int. Conf. Automated Softw. Eng.</w:t>
+        <w:t>Aerospace</w:t>
       </w:r>
       <w:r>
         <w:rPr>
@@ -12850,7 +10995,7 @@
           <w:i w:val="0"/>
           <w:sz w:val="16"/>
         </w:rPr>
-        <w:t>, 2022, pp. 1–13, doi: 10.1145/3551349.3560417.</w:t>
+        <w:t>, vol. 10, no. 3, Art. no. 279, 2023, doi: 10.3390/aerospace10030279.</w:t>
       </w:r>
     </w:p>
     <w:p>
@@ -12879,7 +11024,7 @@
           <w:i w:val="0"/>
           <w:sz w:val="16"/>
         </w:rPr>
-        <w:t xml:space="preserve">A. Tikayat Ray, B. F. Cole, O. J. Pinon Fischer, R. T. White, and D. N. Mavris, “aeroBERT-Classifier: Classification of aerospace requirements using BERT,” </w:t>
+        <w:t xml:space="preserve">T. Alsanoosy, “Requirement classification using transfer learning models,” </w:t>
       </w:r>
       <w:r>
         <w:rPr>
@@ -12888,7 +11033,7 @@
           <w:i/>
           <w:sz w:val="16"/>
         </w:rPr>
-        <w:t>Aerospace</w:t>
+        <w:t>Arabian J. Sci. Eng.</w:t>
       </w:r>
       <w:r>
         <w:rPr>
@@ -12897,7 +11042,7 @@
           <w:i w:val="0"/>
           <w:sz w:val="16"/>
         </w:rPr>
-        <w:t>, vol. 10, no. 3, Art. no. 279, 2023, doi: 10.3390/aerospace10030279.</w:t>
+        <w:t>, vol. 51, no. 15, pp. 18 047–18 064, 2026, doi: 10.1007/s13369-026-11242-w.</w:t>
       </w:r>
     </w:p>
     <w:p>
@@ -12926,7 +11071,7 @@
           <w:i w:val="0"/>
           <w:sz w:val="16"/>
         </w:rPr>
-        <w:t xml:space="preserve">F. Yucalar, “Developing an advanced software requirements classification model using BERT: An empirical evaluation study on newly generated Turkish data,” </w:t>
+        <w:t xml:space="preserve">W. Alhoshan, A. Ferrari, and L. Zhao, “Zero-shot learning for requirements classification: An exploratory study,” </w:t>
       </w:r>
       <w:r>
         <w:rPr>
@@ -12935,7 +11080,7 @@
           <w:i/>
           <w:sz w:val="16"/>
         </w:rPr>
-        <w:t>Appl. Sci.</w:t>
+        <w:t>Inf. Softw. Technol.</w:t>
       </w:r>
       <w:r>
         <w:rPr>
@@ -12944,7 +11089,7 @@
           <w:i w:val="0"/>
           <w:sz w:val="16"/>
         </w:rPr>
-        <w:t>, vol. 13, no. 20, Art. no. 11127, 2023, doi: 10.3390/app132011127.</w:t>
+        <w:t>, vol. 159, Art. no. 107202, 2023, doi: 10.1016/j.infsof.2023.107202.</w:t>
       </w:r>
     </w:p>
     <w:p>
@@ -12973,7 +11118,7 @@
           <w:i w:val="0"/>
           <w:sz w:val="16"/>
         </w:rPr>
-        <w:t xml:space="preserve">T. Alsanoosy, “Requirement classification using transfer learning models,” </w:t>
+        <w:t xml:space="preserve">L. Tunstall </w:t>
       </w:r>
       <w:r>
         <w:rPr>
@@ -12982,7 +11127,7 @@
           <w:i/>
           <w:sz w:val="16"/>
         </w:rPr>
-        <w:t>Arabian J. Sci. Eng.</w:t>
+        <w:t>et al.</w:t>
       </w:r>
       <w:r>
         <w:rPr>
@@ -12991,7 +11136,7 @@
           <w:i w:val="0"/>
           <w:sz w:val="16"/>
         </w:rPr>
-        <w:t>, vol. 51, no. 15, pp. 18 047–18 064, 2026, doi: 10.1007/s13369-026-11242-w.</w:t>
+        <w:t>, “Efficient few-shot learning without prompts,” 2022, arXiv:2209.11055, doi: 10.48550/arXiv.2209.11055.</w:t>
       </w:r>
     </w:p>
     <w:p>
@@ -13020,7 +11165,7 @@
           <w:i w:val="0"/>
           <w:sz w:val="16"/>
         </w:rPr>
-        <w:t xml:space="preserve">W. Alhoshan, A. Ferrari, and L. Zhao, “Zero-shot learning for requirements classification: An exploratory study,” </w:t>
+        <w:t xml:space="preserve">L. Petrillo, F. Martinelli, A. Santone, and F. Mercaldo, “Explainable security requirements classification through transformer models,” </w:t>
       </w:r>
       <w:r>
         <w:rPr>
@@ -13029,7 +11174,7 @@
           <w:i/>
           <w:sz w:val="16"/>
         </w:rPr>
-        <w:t>Inf. Softw. Technol.</w:t>
+        <w:t>Future Internet</w:t>
       </w:r>
       <w:r>
         <w:rPr>
@@ -13038,7 +11183,7 @@
           <w:i w:val="0"/>
           <w:sz w:val="16"/>
         </w:rPr>
-        <w:t>, vol. 159, Art. no. 107202, 2023, doi: 10.1016/j.infsof.2023.107202.</w:t>
+        <w:t>, vol. 17, no. 1, Art. no. 15, 2025, doi: 10.3390/fi17010015.</w:t>
       </w:r>
     </w:p>
     <w:p>
@@ -13067,7 +11212,7 @@
           <w:i w:val="0"/>
           <w:sz w:val="16"/>
         </w:rPr>
-        <w:t xml:space="preserve">L. Tunstall </w:t>
+        <w:t xml:space="preserve">X. Hou </w:t>
       </w:r>
       <w:r>
         <w:rPr>
@@ -13085,7 +11230,25 @@
           <w:i w:val="0"/>
           <w:sz w:val="16"/>
         </w:rPr>
-        <w:t>, “Efficient few-shot learning without prompts,” 2022, arXiv:2209.11055, doi: 10.48550/arXiv.2209.11055.</w:t>
+        <w:t xml:space="preserve">, “Large language models for software engineering: A systematic literature review,” </w:t>
+      </w:r>
+      <w:r>
+        <w:rPr>
+          <w:rFonts w:ascii="Times New Roman" w:hAnsi="Times New Roman" w:eastAsia="Times New Roman"/>
+          <w:b w:val="0"/>
+          <w:i/>
+          <w:sz w:val="16"/>
+        </w:rPr>
+        <w:t>ACM Trans. Softw. Eng. Methodol.</w:t>
+      </w:r>
+      <w:r>
+        <w:rPr>
+          <w:rFonts w:ascii="Times New Roman" w:hAnsi="Times New Roman" w:eastAsia="Times New Roman"/>
+          <w:b w:val="0"/>
+          <w:i w:val="0"/>
+          <w:sz w:val="16"/>
+        </w:rPr>
+        <w:t>, vol. 33, no. 8, pp. 1–79, 2024, doi: 10.1145/3695988.</w:t>
       </w:r>
     </w:p>
     <w:p>
@@ -13114,7 +11277,7 @@
           <w:i w:val="0"/>
           <w:sz w:val="16"/>
         </w:rPr>
-        <w:t xml:space="preserve">L. Petrillo, F. Martinelli, A. Santone, and F. Mercaldo, “Explainable security requirements classification through transformer models,” </w:t>
+        <w:t xml:space="preserve">G. Lucassen, F. Dalpiaz, J. M. E. M. van der Werf, and S. Brinkkemper, “Improving agile requirements: The Quality User Story framework and tool,” </w:t>
       </w:r>
       <w:r>
         <w:rPr>
@@ -13123,7 +11286,7 @@
           <w:i/>
           <w:sz w:val="16"/>
         </w:rPr>
-        <w:t>Future Internet</w:t>
+        <w:t>Requirements Eng.</w:t>
       </w:r>
       <w:r>
         <w:rPr>
@@ -13132,7 +11295,7 @@
           <w:i w:val="0"/>
           <w:sz w:val="16"/>
         </w:rPr>
-        <w:t>, vol. 17, no. 1, Art. no. 15, 2025, doi: 10.3390/fi17010015.</w:t>
+        <w:t>, vol. 21, no. 3, pp. 383–403, 2016, doi: 10.1007/s00766-016-0250-x.</w:t>
       </w:r>
     </w:p>
     <w:p>
@@ -13161,7 +11324,7 @@
           <w:i w:val="0"/>
           <w:sz w:val="16"/>
         </w:rPr>
-        <w:t xml:space="preserve">X. Hou </w:t>
+        <w:t xml:space="preserve">F. A. Mejía-Domínguez, R. R. Palacio, G. Borrego, S. González-López, and J. A. Del-Puerto-Flores, “LOONA: An LLM assistant for Spanish language user story quality assurance in agile development,” </w:t>
       </w:r>
       <w:r>
         <w:rPr>
@@ -13170,7 +11333,7 @@
           <w:i/>
           <w:sz w:val="16"/>
         </w:rPr>
-        <w:t>et al.</w:t>
+        <w:t>Mathematics</w:t>
       </w:r>
       <w:r>
         <w:rPr>
@@ -13179,25 +11342,7 @@
           <w:i w:val="0"/>
           <w:sz w:val="16"/>
         </w:rPr>
-        <w:t xml:space="preserve">, “Large language models for software engineering: A systematic literature review,” </w:t>
-      </w:r>
-      <w:r>
-        <w:rPr>
-          <w:rFonts w:ascii="Times New Roman" w:hAnsi="Times New Roman" w:eastAsia="Times New Roman"/>
-          <w:b w:val="0"/>
-          <w:i/>
-          <w:sz w:val="16"/>
-        </w:rPr>
-        <w:t>ACM Trans. Softw. Eng. Methodol.</w:t>
-      </w:r>
-      <w:r>
-        <w:rPr>
-          <w:rFonts w:ascii="Times New Roman" w:hAnsi="Times New Roman" w:eastAsia="Times New Roman"/>
-          <w:b w:val="0"/>
-          <w:i w:val="0"/>
-          <w:sz w:val="16"/>
-        </w:rPr>
-        <w:t>, vol. 33, no. 8, pp. 1–79, 2024, doi: 10.1145/3695988.</w:t>
+        <w:t>, vol. 14, no. 19, Art. no. 3637, 2026, doi: 10.3390/math14193637.</w:t>
       </w:r>
     </w:p>
     <w:p>
@@ -13226,7 +11371,7 @@
           <w:i w:val="0"/>
           <w:sz w:val="16"/>
         </w:rPr>
-        <w:t xml:space="preserve">G. Lucassen, F. Dalpiaz, J. M. E. M. van der Werf, and S. Brinkkemper, “Improving agile requirements: The Quality User Story framework and tool,” </w:t>
+        <w:t xml:space="preserve">F. Hujainah, R. B. A. Bakar, M. A. Abdulgabber, and K. Z. Zamli, “Software requirements prioritisation: A systematic literature review on significance, stakeholders, techniques and challenges,” </w:t>
       </w:r>
       <w:r>
         <w:rPr>
@@ -13235,7 +11380,7 @@
           <w:i/>
           <w:sz w:val="16"/>
         </w:rPr>
-        <w:t>Requirements Eng.</w:t>
+        <w:t>IEEE Access</w:t>
       </w:r>
       <w:r>
         <w:rPr>
@@ -13244,7 +11389,7 @@
           <w:i w:val="0"/>
           <w:sz w:val="16"/>
         </w:rPr>
-        <w:t>, vol. 21, no. 3, pp. 383–403, 2016, doi: 10.1007/s00766-016-0250-x.</w:t>
+        <w:t>, vol. 6, pp. 71 497–71 523, 2018, doi: 10.1109/ACCESS.2018.2881755.</w:t>
       </w:r>
     </w:p>
     <w:p>
@@ -13273,7 +11418,7 @@
           <w:i w:val="0"/>
           <w:sz w:val="16"/>
         </w:rPr>
-        <w:t xml:space="preserve">M. Choetkiertikul, H. K. Dam, T. Tran, T. Pham, A. Ghose, and T. Menzies, “A deep learning model for estimating story points,” </w:t>
+        <w:t xml:space="preserve">J. M. Johnson and T. M. Khoshgoftaar, “Survey on deep learning with class imbalance,” </w:t>
       </w:r>
       <w:r>
         <w:rPr>
@@ -13282,7 +11427,7 @@
           <w:i/>
           <w:sz w:val="16"/>
         </w:rPr>
-        <w:t>IEEE Trans. Softw. Eng.</w:t>
+        <w:t>J. Big Data</w:t>
       </w:r>
       <w:r>
         <w:rPr>
@@ -13291,7 +11436,7 @@
           <w:i w:val="0"/>
           <w:sz w:val="16"/>
         </w:rPr>
-        <w:t>, vol. 45, no. 7, pp. 637–656, 2019, doi: 10.1109/TSE.2018.2792473.</w:t>
+        <w:t>, vol. 6, no. 1, Art. no. 27, 2019, doi: 10.1186/s40537-019-0192-5.</w:t>
       </w:r>
     </w:p>
     <w:p>
@@ -13320,7 +11465,7 @@
           <w:i w:val="0"/>
           <w:sz w:val="16"/>
         </w:rPr>
-        <w:t xml:space="preserve">F. A. Mejía-Domínguez, R. R. Palacio, G. Borrego, S. González-López, and J. A. Del-Puerto-Flores, “LOONA: An LLM assistant for Spanish language user story quality assurance in agile development,” </w:t>
+        <w:t xml:space="preserve">C. Guo, G. Pleiss, Y. Sun, and K. Q. Weinberger, “On calibration of modern neural networks,” in </w:t>
       </w:r>
       <w:r>
         <w:rPr>
@@ -13329,7 +11474,7 @@
           <w:i/>
           <w:sz w:val="16"/>
         </w:rPr>
-        <w:t>Mathematics</w:t>
+        <w:t>Proc. 34th Int. Conf. Mach. Learn.</w:t>
       </w:r>
       <w:r>
         <w:rPr>
@@ -13338,7 +11483,7 @@
           <w:i w:val="0"/>
           <w:sz w:val="16"/>
         </w:rPr>
-        <w:t>, vol. 14, no. 19, Art. no. 3637, 2026, doi: 10.3390/math14193637.</w:t>
+        <w:t>, ser. Proc. Mach. Learn. Res., vol. 70, 2017, pp. 1321–1330. [Online]. Available: https://proceedings.mlr.press/v70/guo17a.html</w:t>
       </w:r>
     </w:p>
     <w:p>
@@ -13367,25 +11512,7 @@
           <w:i w:val="0"/>
           <w:sz w:val="16"/>
         </w:rPr>
-        <w:t xml:space="preserve">F. Hujainah, R. B. A. Bakar, M. A. Abdulgabber, and K. Z. Zamli, “Software requirements prioritisation: A systematic literature review on significance, stakeholders, techniques and challenges,” </w:t>
-      </w:r>
-      <w:r>
-        <w:rPr>
-          <w:rFonts w:ascii="Times New Roman" w:hAnsi="Times New Roman" w:eastAsia="Times New Roman"/>
-          <w:b w:val="0"/>
-          <w:i/>
-          <w:sz w:val="16"/>
-        </w:rPr>
-        <w:t>IEEE Access</w:t>
-      </w:r>
-      <w:r>
-        <w:rPr>
-          <w:rFonts w:ascii="Times New Roman" w:hAnsi="Times New Roman" w:eastAsia="Times New Roman"/>
-          <w:b w:val="0"/>
-          <w:i w:val="0"/>
-          <w:sz w:val="16"/>
-        </w:rPr>
-        <w:t>, vol. 6, pp. 71 497–71 523, 2018, doi: 10.1109/ACCESS.2018.2881755.</w:t>
+        <w:t>F. Dalpiaz, D. Dell’Anna, F. B. Aydemir, and S. Çevikol, “explainable-re/RE-2019-Materials v0,” Zenodo, Jul. 10, 2019, doi: 10.5281/zenodo.3309669.</w:t>
       </w:r>
     </w:p>
     <w:p>
@@ -13414,7 +11541,7 @@
           <w:i w:val="0"/>
           <w:sz w:val="16"/>
         </w:rPr>
-        <w:t xml:space="preserve">J. M. Johnson and T. M. Khoshgoftaar, “Survey on deep learning with class imbalance,” </w:t>
+        <w:t xml:space="preserve">A. Yang </w:t>
       </w:r>
       <w:r>
         <w:rPr>
@@ -13423,7 +11550,7 @@
           <w:i/>
           <w:sz w:val="16"/>
         </w:rPr>
-        <w:t>J. Big Data</w:t>
+        <w:t>et al.</w:t>
       </w:r>
       <w:r>
         <w:rPr>
@@ -13432,7 +11559,7 @@
           <w:i w:val="0"/>
           <w:sz w:val="16"/>
         </w:rPr>
-        <w:t>, vol. 6, no. 1, Art. no. 27, 2019, doi: 10.1186/s40537-019-0192-5.</w:t>
+        <w:t>, “Qwen2.5 technical report,” 2024, arXiv:2412.15115, doi: 10.48550/arXiv.2412.15115.</w:t>
       </w:r>
     </w:p>
     <w:sectPr>
